--- a/3-Machine_Learning/ML_project/Guion trabajo ML.docx
+++ b/3-Machine_Learning/ML_project/Guion trabajo ML.docx
@@ -8,18 +8,20 @@
         <w:bidi w:val="0"/>
         <w:spacing w:before="0" w:after="140"/>
         <w:ind w:hanging="0" w:left="0"/>
-        <w:jc w:val="left"/>
-        <w:rPr>
-          <w:rFonts w:ascii="Arial" w:hAnsi="Arial"/>
-          <w:sz w:val="22"/>
-          <w:szCs w:val="22"/>
-        </w:rPr>
-      </w:pPr>
-      <w:r>
-        <w:rPr>
-          <w:rFonts w:ascii="Arial" w:hAnsi="Arial"/>
-          <w:sz w:val="22"/>
-          <w:szCs w:val="22"/>
+        <w:jc w:val="center"/>
+        <w:rPr>
+          <w:rFonts w:ascii="Arial" w:hAnsi="Arial"/>
+          <w:sz w:val="22"/>
+          <w:szCs w:val="22"/>
+          <w:u w:val="single"/>
+        </w:rPr>
+      </w:pPr>
+      <w:r>
+        <w:rPr>
+          <w:rFonts w:ascii="Arial" w:hAnsi="Arial"/>
+          <w:sz w:val="22"/>
+          <w:szCs w:val="22"/>
+          <w:u w:val="single"/>
         </w:rPr>
         <w:t>Análisis de resultados</w:t>
       </w:r>
@@ -30,26 +32,6 @@
         <w:bidi w:val="0"/>
         <w:spacing w:before="0" w:after="140"/>
         <w:ind w:hanging="0" w:left="0"/>
-        <w:jc w:val="left"/>
-        <w:rPr>
-          <w:rFonts w:ascii="Arial" w:hAnsi="Arial"/>
-          <w:sz w:val="22"/>
-          <w:szCs w:val="22"/>
-        </w:rPr>
-      </w:pPr>
-      <w:r>
-        <w:rPr>
-          <w:rFonts w:ascii="Arial" w:hAnsi="Arial"/>
-          <w:sz w:val="22"/>
-          <w:szCs w:val="22"/>
-        </w:rPr>
-      </w:r>
-    </w:p>
-    <w:p>
-      <w:pPr>
-        <w:pStyle w:val="BodyText"/>
-        <w:bidi w:val="0"/>
-        <w:spacing w:before="0" w:after="140"/>
         <w:jc w:val="left"/>
         <w:rPr>
           <w:rFonts w:ascii="Arial" w:hAnsi="Arial"/>
@@ -79,8 +61,8 @@
         </w:tblCellMar>
       </w:tblPr>
       <w:tblGrid>
-        <w:gridCol w:w="2352"/>
-        <w:gridCol w:w="2940"/>
+        <w:gridCol w:w="2351"/>
+        <w:gridCol w:w="2941"/>
       </w:tblGrid>
       <w:tr>
         <w:trPr>
@@ -88,13 +70,13 @@
         </w:trPr>
         <w:tc>
           <w:tcPr>
-            <w:tcW w:w="2352" w:type="dxa"/>
+            <w:tcW w:w="2351" w:type="dxa"/>
             <w:tcBorders/>
             <w:vAlign w:val="center"/>
           </w:tcPr>
           <w:p>
             <w:pPr>
-              <w:pStyle w:val="Ttulodelatabla"/>
+              <w:pStyle w:val="Ttulodelatablauser"/>
               <w:bidi w:val="0"/>
               <w:rPr>
                 <w:rFonts w:ascii="Arial" w:hAnsi="Arial"/>
@@ -114,13 +96,13 @@
         </w:tc>
         <w:tc>
           <w:tcPr>
-            <w:tcW w:w="2940" w:type="dxa"/>
+            <w:tcW w:w="2941" w:type="dxa"/>
             <w:tcBorders/>
             <w:vAlign w:val="center"/>
           </w:tcPr>
           <w:p>
             <w:pPr>
-              <w:pStyle w:val="Ttulodelatabla"/>
+              <w:pStyle w:val="Ttulodelatablauser"/>
               <w:bidi w:val="0"/>
               <w:rPr>
                 <w:rFonts w:ascii="Arial" w:hAnsi="Arial"/>
@@ -134,15 +116,7 @@
                 <w:sz w:val="22"/>
                 <w:szCs w:val="22"/>
               </w:rPr>
-              <w:t xml:space="preserve">MSE / </w:t>
-            </w:r>
-            <w:r>
-              <w:rPr>
-                <w:rFonts w:ascii="Arial" w:hAnsi="Arial"/>
-                <w:sz w:val="22"/>
-                <w:szCs w:val="22"/>
-              </w:rPr>
-              <w:t>Accuracy</w:t>
+              <w:t>MSE / Accuracy</w:t>
             </w:r>
           </w:p>
         </w:tc>
@@ -151,13 +125,13 @@
         <w:trPr/>
         <w:tc>
           <w:tcPr>
-            <w:tcW w:w="2352" w:type="dxa"/>
+            <w:tcW w:w="2351" w:type="dxa"/>
             <w:tcBorders/>
             <w:vAlign w:val="center"/>
           </w:tcPr>
           <w:p>
             <w:pPr>
-              <w:pStyle w:val="Contenidodelatabla"/>
+              <w:pStyle w:val="Contenidodelatablauser"/>
               <w:bidi w:val="0"/>
               <w:jc w:val="left"/>
               <w:rPr>
@@ -178,13 +152,13 @@
         </w:tc>
         <w:tc>
           <w:tcPr>
-            <w:tcW w:w="2940" w:type="dxa"/>
+            <w:tcW w:w="2941" w:type="dxa"/>
             <w:tcBorders/>
             <w:vAlign w:val="center"/>
           </w:tcPr>
           <w:p>
             <w:pPr>
-              <w:pStyle w:val="Contenidodelatabla"/>
+              <w:pStyle w:val="Contenidodelatablauser"/>
               <w:bidi w:val="0"/>
               <w:jc w:val="left"/>
               <w:rPr>
@@ -208,13 +182,13 @@
         <w:trPr/>
         <w:tc>
           <w:tcPr>
-            <w:tcW w:w="2352" w:type="dxa"/>
+            <w:tcW w:w="2351" w:type="dxa"/>
             <w:tcBorders/>
             <w:vAlign w:val="center"/>
           </w:tcPr>
           <w:p>
             <w:pPr>
-              <w:pStyle w:val="Contenidodelatabla"/>
+              <w:pStyle w:val="Contenidodelatablauser"/>
               <w:bidi w:val="0"/>
               <w:jc w:val="left"/>
               <w:rPr>
@@ -235,13 +209,13 @@
         </w:tc>
         <w:tc>
           <w:tcPr>
-            <w:tcW w:w="2940" w:type="dxa"/>
+            <w:tcW w:w="2941" w:type="dxa"/>
             <w:tcBorders/>
             <w:vAlign w:val="center"/>
           </w:tcPr>
           <w:p>
             <w:pPr>
-              <w:pStyle w:val="Contenidodelatabla"/>
+              <w:pStyle w:val="Contenidodelatablauser"/>
               <w:bidi w:val="0"/>
               <w:jc w:val="left"/>
               <w:rPr>
@@ -265,13 +239,13 @@
         <w:trPr/>
         <w:tc>
           <w:tcPr>
-            <w:tcW w:w="2352" w:type="dxa"/>
+            <w:tcW w:w="2351" w:type="dxa"/>
             <w:tcBorders/>
             <w:vAlign w:val="center"/>
           </w:tcPr>
           <w:p>
             <w:pPr>
-              <w:pStyle w:val="Contenidodelatabla"/>
+              <w:pStyle w:val="Contenidodelatablauser"/>
               <w:bidi w:val="0"/>
               <w:jc w:val="left"/>
               <w:rPr>
@@ -292,13 +266,13 @@
         </w:tc>
         <w:tc>
           <w:tcPr>
-            <w:tcW w:w="2940" w:type="dxa"/>
+            <w:tcW w:w="2941" w:type="dxa"/>
             <w:tcBorders/>
             <w:vAlign w:val="center"/>
           </w:tcPr>
           <w:p>
             <w:pPr>
-              <w:pStyle w:val="Contenidodelatabla"/>
+              <w:pStyle w:val="Contenidodelatablauser"/>
               <w:bidi w:val="0"/>
               <w:jc w:val="left"/>
               <w:rPr>
@@ -322,13 +296,13 @@
         <w:trPr/>
         <w:tc>
           <w:tcPr>
-            <w:tcW w:w="2352" w:type="dxa"/>
+            <w:tcW w:w="2351" w:type="dxa"/>
             <w:tcBorders/>
             <w:vAlign w:val="center"/>
           </w:tcPr>
           <w:p>
             <w:pPr>
-              <w:pStyle w:val="Contenidodelatabla"/>
+              <w:pStyle w:val="Contenidodelatablauser"/>
               <w:bidi w:val="0"/>
               <w:jc w:val="left"/>
               <w:rPr>
@@ -348,13 +322,13 @@
         </w:tc>
         <w:tc>
           <w:tcPr>
-            <w:tcW w:w="2940" w:type="dxa"/>
+            <w:tcW w:w="2941" w:type="dxa"/>
             <w:tcBorders/>
             <w:vAlign w:val="center"/>
           </w:tcPr>
           <w:p>
             <w:pPr>
-              <w:pStyle w:val="Contenidodelatabla"/>
+              <w:pStyle w:val="Contenidodelatablauser"/>
               <w:bidi w:val="0"/>
               <w:jc w:val="left"/>
               <w:rPr>
@@ -378,13 +352,13 @@
         <w:trPr/>
         <w:tc>
           <w:tcPr>
-            <w:tcW w:w="2352" w:type="dxa"/>
+            <w:tcW w:w="2351" w:type="dxa"/>
             <w:tcBorders/>
             <w:vAlign w:val="center"/>
           </w:tcPr>
           <w:p>
             <w:pPr>
-              <w:pStyle w:val="Contenidodelatabla"/>
+              <w:pStyle w:val="Contenidodelatablauser"/>
               <w:bidi w:val="0"/>
               <w:jc w:val="left"/>
               <w:rPr>
@@ -405,13 +379,13 @@
         </w:tc>
         <w:tc>
           <w:tcPr>
-            <w:tcW w:w="2940" w:type="dxa"/>
+            <w:tcW w:w="2941" w:type="dxa"/>
             <w:tcBorders/>
             <w:vAlign w:val="center"/>
           </w:tcPr>
           <w:p>
             <w:pPr>
-              <w:pStyle w:val="Contenidodelatabla"/>
+              <w:pStyle w:val="Contenidodelatablauser"/>
               <w:bidi w:val="0"/>
               <w:jc w:val="left"/>
               <w:rPr>
@@ -435,13 +409,13 @@
         <w:trPr/>
         <w:tc>
           <w:tcPr>
-            <w:tcW w:w="2352" w:type="dxa"/>
+            <w:tcW w:w="2351" w:type="dxa"/>
             <w:tcBorders/>
             <w:vAlign w:val="center"/>
           </w:tcPr>
           <w:p>
             <w:pPr>
-              <w:pStyle w:val="Contenidodelatabla"/>
+              <w:pStyle w:val="Contenidodelatablauser"/>
               <w:bidi w:val="0"/>
               <w:jc w:val="left"/>
               <w:rPr>
@@ -462,13 +436,13 @@
         </w:tc>
         <w:tc>
           <w:tcPr>
-            <w:tcW w:w="2940" w:type="dxa"/>
+            <w:tcW w:w="2941" w:type="dxa"/>
             <w:tcBorders/>
             <w:vAlign w:val="center"/>
           </w:tcPr>
           <w:p>
             <w:pPr>
-              <w:pStyle w:val="Contenidodelatabla"/>
+              <w:pStyle w:val="Contenidodelatablauser"/>
               <w:bidi w:val="0"/>
               <w:jc w:val="left"/>
               <w:rPr>
@@ -492,13 +466,13 @@
         <w:trPr/>
         <w:tc>
           <w:tcPr>
-            <w:tcW w:w="2352" w:type="dxa"/>
+            <w:tcW w:w="2351" w:type="dxa"/>
             <w:tcBorders/>
             <w:vAlign w:val="center"/>
           </w:tcPr>
           <w:p>
             <w:pPr>
-              <w:pStyle w:val="Contenidodelatabla"/>
+              <w:pStyle w:val="Contenidodelatablauser"/>
               <w:bidi w:val="0"/>
               <w:jc w:val="left"/>
               <w:rPr>
@@ -519,13 +493,13 @@
         </w:tc>
         <w:tc>
           <w:tcPr>
-            <w:tcW w:w="2940" w:type="dxa"/>
+            <w:tcW w:w="2941" w:type="dxa"/>
             <w:tcBorders/>
             <w:vAlign w:val="center"/>
           </w:tcPr>
           <w:p>
             <w:pPr>
-              <w:pStyle w:val="Contenidodelatabla"/>
+              <w:pStyle w:val="Contenidodelatablauser"/>
               <w:bidi w:val="0"/>
               <w:jc w:val="left"/>
               <w:rPr>
@@ -549,13 +523,13 @@
         <w:trPr/>
         <w:tc>
           <w:tcPr>
-            <w:tcW w:w="2352" w:type="dxa"/>
+            <w:tcW w:w="2351" w:type="dxa"/>
             <w:tcBorders/>
             <w:vAlign w:val="center"/>
           </w:tcPr>
           <w:p>
             <w:pPr>
-              <w:pStyle w:val="Contenidodelatabla"/>
+              <w:pStyle w:val="Contenidodelatablauser"/>
               <w:bidi w:val="0"/>
               <w:jc w:val="left"/>
               <w:rPr>
@@ -576,13 +550,13 @@
         </w:tc>
         <w:tc>
           <w:tcPr>
-            <w:tcW w:w="2940" w:type="dxa"/>
+            <w:tcW w:w="2941" w:type="dxa"/>
             <w:tcBorders/>
             <w:vAlign w:val="center"/>
           </w:tcPr>
           <w:p>
             <w:pPr>
-              <w:pStyle w:val="Contenidodelatabla"/>
+              <w:pStyle w:val="Contenidodelatablauser"/>
               <w:bidi w:val="0"/>
               <w:jc w:val="left"/>
               <w:rPr>
@@ -606,13 +580,13 @@
         <w:trPr/>
         <w:tc>
           <w:tcPr>
-            <w:tcW w:w="2352" w:type="dxa"/>
+            <w:tcW w:w="2351" w:type="dxa"/>
             <w:tcBorders/>
             <w:vAlign w:val="center"/>
           </w:tcPr>
           <w:p>
             <w:pPr>
-              <w:pStyle w:val="Contenidodelatabla"/>
+              <w:pStyle w:val="Contenidodelatablauser"/>
               <w:bidi w:val="0"/>
               <w:jc w:val="left"/>
               <w:rPr>
@@ -633,13 +607,13 @@
         </w:tc>
         <w:tc>
           <w:tcPr>
-            <w:tcW w:w="2940" w:type="dxa"/>
+            <w:tcW w:w="2941" w:type="dxa"/>
             <w:tcBorders/>
             <w:vAlign w:val="center"/>
           </w:tcPr>
           <w:p>
             <w:pPr>
-              <w:pStyle w:val="Contenidodelatabla"/>
+              <w:pStyle w:val="Contenidodelatablauser"/>
               <w:bidi w:val="0"/>
               <w:jc w:val="left"/>
               <w:rPr>
@@ -663,13 +637,13 @@
         <w:trPr/>
         <w:tc>
           <w:tcPr>
-            <w:tcW w:w="2352" w:type="dxa"/>
+            <w:tcW w:w="2351" w:type="dxa"/>
             <w:tcBorders/>
             <w:vAlign w:val="center"/>
           </w:tcPr>
           <w:p>
             <w:pPr>
-              <w:pStyle w:val="Contenidodelatabla"/>
+              <w:pStyle w:val="Contenidodelatablauser"/>
               <w:bidi w:val="0"/>
               <w:jc w:val="left"/>
               <w:rPr>
@@ -690,13 +664,13 @@
         </w:tc>
         <w:tc>
           <w:tcPr>
-            <w:tcW w:w="2940" w:type="dxa"/>
+            <w:tcW w:w="2941" w:type="dxa"/>
             <w:tcBorders/>
             <w:vAlign w:val="center"/>
           </w:tcPr>
           <w:p>
             <w:pPr>
-              <w:pStyle w:val="Contenidodelatabla"/>
+              <w:pStyle w:val="Contenidodelatablauser"/>
               <w:bidi w:val="0"/>
               <w:jc w:val="left"/>
               <w:rPr>
@@ -720,13 +694,13 @@
         <w:trPr/>
         <w:tc>
           <w:tcPr>
-            <w:tcW w:w="2352" w:type="dxa"/>
+            <w:tcW w:w="2351" w:type="dxa"/>
             <w:tcBorders/>
             <w:vAlign w:val="center"/>
           </w:tcPr>
           <w:p>
             <w:pPr>
-              <w:pStyle w:val="Contenidodelatabla"/>
+              <w:pStyle w:val="Contenidodelatablauser"/>
               <w:bidi w:val="0"/>
               <w:jc w:val="left"/>
               <w:rPr>
@@ -747,13 +721,13 @@
         </w:tc>
         <w:tc>
           <w:tcPr>
-            <w:tcW w:w="2940" w:type="dxa"/>
+            <w:tcW w:w="2941" w:type="dxa"/>
             <w:tcBorders/>
             <w:vAlign w:val="center"/>
           </w:tcPr>
           <w:p>
             <w:pPr>
-              <w:pStyle w:val="Contenidodelatabla"/>
+              <w:pStyle w:val="Contenidodelatablauser"/>
               <w:bidi w:val="0"/>
               <w:jc w:val="left"/>
               <w:rPr>
@@ -777,13 +751,13 @@
         <w:trPr/>
         <w:tc>
           <w:tcPr>
-            <w:tcW w:w="2352" w:type="dxa"/>
+            <w:tcW w:w="2351" w:type="dxa"/>
             <w:tcBorders/>
             <w:vAlign w:val="center"/>
           </w:tcPr>
           <w:p>
             <w:pPr>
-              <w:pStyle w:val="Contenidodelatabla"/>
+              <w:pStyle w:val="Contenidodelatablauser"/>
               <w:bidi w:val="0"/>
               <w:jc w:val="left"/>
               <w:rPr>
@@ -804,13 +778,13 @@
         </w:tc>
         <w:tc>
           <w:tcPr>
-            <w:tcW w:w="2940" w:type="dxa"/>
+            <w:tcW w:w="2941" w:type="dxa"/>
             <w:tcBorders/>
             <w:vAlign w:val="center"/>
           </w:tcPr>
           <w:p>
             <w:pPr>
-              <w:pStyle w:val="Contenidodelatabla"/>
+              <w:pStyle w:val="Contenidodelatablauser"/>
               <w:bidi w:val="0"/>
               <w:jc w:val="left"/>
               <w:rPr>
@@ -870,23 +844,329 @@
           <w:sz w:val="22"/>
           <w:szCs w:val="22"/>
         </w:rPr>
-        <w:t xml:space="preserve">🔹 </w:t>
-      </w:r>
-      <w:r>
-        <w:rPr>
-          <w:rFonts w:ascii="Arial" w:hAnsi="Arial"/>
-          <w:sz w:val="22"/>
-          <w:szCs w:val="22"/>
-        </w:rPr>
-        <w:t xml:space="preserve">Regularización: </w:t>
-      </w:r>
-      <w:r>
-        <w:rPr>
-          <w:rFonts w:ascii="Arial" w:hAnsi="Arial"/>
-          <w:sz w:val="22"/>
-          <w:szCs w:val="22"/>
-        </w:rPr>
-        <w:t>Logistic Regression</w:t>
+        <w:t>Regresion lineal</w:t>
+      </w:r>
+    </w:p>
+    <w:p>
+      <w:pPr>
+        <w:pStyle w:val="Heading3"/>
+        <w:bidi w:val="0"/>
+        <w:spacing w:lineRule="auto" w:line="276" w:before="0" w:after="140"/>
+        <w:ind w:hanging="0" w:left="0"/>
+        <w:jc w:val="left"/>
+        <w:rPr>
+          <w:rFonts w:ascii="Arial" w:hAnsi="Arial"/>
+          <w:b w:val="false"/>
+          <w:bCs w:val="false"/>
+          <w:sz w:val="22"/>
+          <w:szCs w:val="22"/>
+        </w:rPr>
+      </w:pPr>
+      <w:r>
+        <w:rPr>
+          <w:rFonts w:ascii="Arial" w:hAnsi="Arial"/>
+          <w:b w:val="false"/>
+          <w:bCs w:val="false"/>
+          <w:sz w:val="22"/>
+          <w:szCs w:val="22"/>
+        </w:rPr>
+        <w:tab/>
+        <w:t xml:space="preserve">- </w:t>
+      </w:r>
+      <w:r>
+        <w:rPr>
+          <w:rFonts w:ascii="Arial" w:hAnsi="Arial"/>
+          <w:b w:val="false"/>
+          <w:bCs w:val="false"/>
+          <w:sz w:val="22"/>
+          <w:szCs w:val="22"/>
+        </w:rPr>
+        <w:t>Modelo base, no adecuado para clasificación, sí para regresión</w:t>
+      </w:r>
+    </w:p>
+    <w:p>
+      <w:pPr>
+        <w:pStyle w:val="BodyText"/>
+        <w:bidi w:val="0"/>
+        <w:spacing w:lineRule="auto" w:line="276" w:before="0" w:after="140"/>
+        <w:ind w:hanging="0" w:left="0"/>
+        <w:jc w:val="left"/>
+        <w:rPr>
+          <w:rFonts w:ascii="Arial" w:hAnsi="Arial"/>
+          <w:b w:val="false"/>
+          <w:bCs w:val="false"/>
+          <w:sz w:val="22"/>
+          <w:szCs w:val="22"/>
+        </w:rPr>
+      </w:pPr>
+      <w:r>
+        <w:rPr>
+          <w:rFonts w:ascii="Arial" w:hAnsi="Arial"/>
+          <w:b w:val="false"/>
+          <w:bCs w:val="false"/>
+          <w:sz w:val="22"/>
+          <w:szCs w:val="22"/>
+        </w:rPr>
+        <w:tab/>
+        <w:t xml:space="preserve">- </w:t>
+      </w:r>
+      <w:r>
+        <w:rPr>
+          <w:rFonts w:ascii="Arial" w:hAnsi="Arial"/>
+          <w:b w:val="false"/>
+          <w:bCs w:val="false"/>
+          <w:sz w:val="22"/>
+          <w:szCs w:val="22"/>
+        </w:rPr>
+        <w:t>Daría valores como 1,3, 2,7, tendríamos que redondear. Problema: no respeta la naturaleza de clases. Resultados poco fiables. Interpretación incorrecta.</w:t>
+      </w:r>
+    </w:p>
+    <w:p>
+      <w:pPr>
+        <w:pStyle w:val="Lneahorizontaluser"/>
+        <w:bidi w:val="0"/>
+        <w:spacing w:lineRule="auto" w:line="276" w:before="0" w:after="140"/>
+        <w:jc w:val="left"/>
+        <w:rPr>
+          <w:rFonts w:ascii="Arial" w:hAnsi="Arial"/>
+          <w:sz w:val="22"/>
+          <w:szCs w:val="22"/>
+        </w:rPr>
+      </w:pPr>
+      <w:r>
+        <w:rPr>
+          <w:rFonts w:ascii="Arial" w:hAnsi="Arial"/>
+          <w:sz w:val="22"/>
+          <w:szCs w:val="22"/>
+        </w:rPr>
+      </w:r>
+    </w:p>
+    <w:p>
+      <w:pPr>
+        <w:pStyle w:val="BodyText"/>
+        <w:rPr>
+          <w:rFonts w:ascii="Arial" w:hAnsi="Arial"/>
+          <w:sz w:val="22"/>
+          <w:szCs w:val="22"/>
+        </w:rPr>
+      </w:pPr>
+      <w:r>
+        <w:rPr/>
+      </w:r>
+    </w:p>
+    <w:p>
+      <w:pPr>
+        <w:pStyle w:val="BodyText"/>
+        <w:bidi w:val="0"/>
+        <w:spacing w:lineRule="auto" w:line="276" w:before="0" w:after="140"/>
+        <w:ind w:hanging="0" w:left="0"/>
+        <w:jc w:val="left"/>
+        <w:rPr>
+          <w:rFonts w:ascii="Arial" w:hAnsi="Arial"/>
+          <w:b/>
+          <w:bCs/>
+          <w:sz w:val="22"/>
+          <w:szCs w:val="22"/>
+        </w:rPr>
+      </w:pPr>
+      <w:r>
+        <w:rPr>
+          <w:rFonts w:ascii="Arial" w:hAnsi="Arial"/>
+          <w:b/>
+          <w:bCs/>
+          <w:sz w:val="22"/>
+          <w:szCs w:val="22"/>
+        </w:rPr>
+        <w:t>Regresión polinómica</w:t>
+      </w:r>
+    </w:p>
+    <w:p>
+      <w:pPr>
+        <w:pStyle w:val="Heading3"/>
+        <w:bidi w:val="0"/>
+        <w:spacing w:lineRule="auto" w:line="276" w:before="0" w:after="140"/>
+        <w:ind w:hanging="0" w:left="0"/>
+        <w:jc w:val="left"/>
+        <w:rPr>
+          <w:rFonts w:ascii="Arial" w:hAnsi="Arial"/>
+          <w:b w:val="false"/>
+          <w:bCs w:val="false"/>
+          <w:sz w:val="22"/>
+          <w:szCs w:val="22"/>
+        </w:rPr>
+      </w:pPr>
+      <w:r>
+        <w:rPr>
+          <w:rFonts w:ascii="Arial" w:hAnsi="Arial"/>
+          <w:b w:val="false"/>
+          <w:bCs w:val="false"/>
+          <w:sz w:val="22"/>
+          <w:szCs w:val="22"/>
+        </w:rPr>
+        <w:tab/>
+        <w:t xml:space="preserve">- </w:t>
+      </w:r>
+      <w:r>
+        <w:rPr>
+          <w:rFonts w:ascii="Arial" w:hAnsi="Arial"/>
+          <w:b w:val="false"/>
+          <w:bCs w:val="false"/>
+          <w:sz w:val="22"/>
+          <w:szCs w:val="22"/>
+        </w:rPr>
+        <w:t>Capta relaciones no lineales</w:t>
+      </w:r>
+    </w:p>
+    <w:p>
+      <w:pPr>
+        <w:pStyle w:val="BodyText"/>
+        <w:bidi w:val="0"/>
+        <w:spacing w:lineRule="auto" w:line="276" w:before="0" w:after="140"/>
+        <w:ind w:hanging="0" w:left="0"/>
+        <w:jc w:val="left"/>
+        <w:rPr>
+          <w:rFonts w:ascii="Arial" w:hAnsi="Arial"/>
+          <w:b w:val="false"/>
+          <w:bCs w:val="false"/>
+          <w:sz w:val="22"/>
+          <w:szCs w:val="22"/>
+        </w:rPr>
+      </w:pPr>
+      <w:r>
+        <w:rPr>
+          <w:rFonts w:ascii="Arial" w:hAnsi="Arial"/>
+          <w:b w:val="false"/>
+          <w:bCs w:val="false"/>
+          <w:sz w:val="22"/>
+          <w:szCs w:val="22"/>
+        </w:rPr>
+        <w:tab/>
+        <w:t xml:space="preserve">- </w:t>
+      </w:r>
+      <w:r>
+        <w:rPr>
+          <w:rFonts w:ascii="Arial" w:hAnsi="Arial"/>
+          <w:b w:val="false"/>
+          <w:bCs w:val="false"/>
+          <w:sz w:val="22"/>
+          <w:szCs w:val="22"/>
+        </w:rPr>
+        <w:t>No vale para clasificación. Predice valores continuos. Difícil de interpretar. Overfit.</w:t>
+      </w:r>
+    </w:p>
+    <w:p>
+      <w:pPr>
+        <w:pStyle w:val="BodyText"/>
+        <w:bidi w:val="0"/>
+        <w:spacing w:lineRule="auto" w:line="276" w:before="0" w:after="140"/>
+        <w:ind w:hanging="0" w:left="0"/>
+        <w:jc w:val="left"/>
+        <w:rPr>
+          <w:rFonts w:ascii="Arial" w:hAnsi="Arial"/>
+          <w:b w:val="false"/>
+          <w:bCs w:val="false"/>
+          <w:sz w:val="22"/>
+          <w:szCs w:val="22"/>
+        </w:rPr>
+      </w:pPr>
+      <w:r>
+        <w:rPr>
+          <w:rFonts w:ascii="Arial" w:hAnsi="Arial"/>
+          <w:b w:val="false"/>
+          <w:bCs w:val="false"/>
+          <w:sz w:val="22"/>
+          <w:szCs w:val="22"/>
+        </w:rPr>
+        <w:tab/>
+        <w:t xml:space="preserve">- </w:t>
+      </w:r>
+      <w:r>
+        <w:rPr>
+          <w:rFonts w:ascii="Arial" w:hAnsi="Arial"/>
+          <w:b w:val="false"/>
+          <w:bCs w:val="false"/>
+          <w:sz w:val="22"/>
+          <w:szCs w:val="22"/>
+        </w:rPr>
+        <w:t>Podría usarse para predecir la variable ‘SMA-Scale_value’</w:t>
+      </w:r>
+    </w:p>
+    <w:p>
+      <w:pPr>
+        <w:pStyle w:val="Lneahorizontaluser"/>
+        <w:bidi w:val="0"/>
+        <w:spacing w:lineRule="auto" w:line="276" w:before="0" w:after="140"/>
+        <w:jc w:val="left"/>
+        <w:rPr>
+          <w:rFonts w:ascii="Arial" w:hAnsi="Arial"/>
+          <w:sz w:val="22"/>
+          <w:szCs w:val="22"/>
+        </w:rPr>
+      </w:pPr>
+      <w:r>
+        <w:rPr>
+          <w:rFonts w:ascii="Arial" w:hAnsi="Arial"/>
+          <w:sz w:val="22"/>
+          <w:szCs w:val="22"/>
+        </w:rPr>
+      </w:r>
+    </w:p>
+    <w:p>
+      <w:pPr>
+        <w:pStyle w:val="BodyText"/>
+        <w:rPr>
+          <w:rFonts w:ascii="Arial" w:hAnsi="Arial"/>
+          <w:sz w:val="22"/>
+          <w:szCs w:val="22"/>
+        </w:rPr>
+      </w:pPr>
+      <w:r>
+        <w:rPr/>
+      </w:r>
+    </w:p>
+    <w:p>
+      <w:pPr>
+        <w:pStyle w:val="Heading3"/>
+        <w:bidi w:val="0"/>
+        <w:spacing w:lineRule="auto" w:line="276" w:before="0" w:after="140"/>
+        <w:ind w:hanging="0" w:left="0"/>
+        <w:jc w:val="left"/>
+        <w:rPr>
+          <w:rFonts w:ascii="Arial" w:hAnsi="Arial"/>
+          <w:b w:val="false"/>
+          <w:bCs w:val="false"/>
+          <w:sz w:val="22"/>
+          <w:szCs w:val="22"/>
+        </w:rPr>
+      </w:pPr>
+      <w:r>
+        <w:rPr>
+          <w:rFonts w:ascii="Arial" w:hAnsi="Arial"/>
+          <w:sz w:val="22"/>
+          <w:szCs w:val="22"/>
+        </w:rPr>
+        <w:t xml:space="preserve">Regularización: Logistic Regression : </w:t>
+      </w:r>
+      <w:r>
+        <w:rPr>
+          <w:rFonts w:ascii="Arial" w:hAnsi="Arial"/>
+          <w:b w:val="false"/>
+          <w:bCs w:val="false"/>
+          <w:sz w:val="22"/>
+          <w:szCs w:val="22"/>
+        </w:rPr>
+        <w:t xml:space="preserve">usar con </w:t>
+      </w:r>
+      <w:r>
+        <w:rPr>
+          <w:rFonts w:ascii="Arial" w:hAnsi="Arial"/>
+          <w:b w:val="false"/>
+          <w:bCs w:val="false"/>
+          <w:sz w:val="22"/>
+          <w:szCs w:val="22"/>
+          <w:u w:val="single"/>
+        </w:rPr>
+        <w:t>escalado</w:t>
       </w:r>
     </w:p>
     <w:p>
@@ -897,7 +1177,6 @@
           <w:numId w:val="3"/>
         </w:numPr>
         <w:tabs>
-          <w:tab w:val="clear" w:pos="709"/>
           <w:tab w:val="left" w:pos="709" w:leader="none"/>
         </w:tabs>
         <w:bidi w:val="0"/>
@@ -927,7 +1206,6 @@
           <w:numId w:val="3"/>
         </w:numPr>
         <w:tabs>
-          <w:tab w:val="clear" w:pos="709"/>
           <w:tab w:val="left" w:pos="709" w:leader="none"/>
         </w:tabs>
         <w:bidi w:val="0"/>
@@ -973,15 +1251,7 @@
           <w:sz w:val="22"/>
           <w:szCs w:val="22"/>
         </w:rPr>
-        <w:t xml:space="preserve">No capta bien la complejidad del dataset: </w:t>
-      </w:r>
-      <w:r>
-        <w:rPr>
-          <w:rFonts w:ascii="Arial" w:hAnsi="Arial"/>
-          <w:sz w:val="22"/>
-          <w:szCs w:val="22"/>
-        </w:rPr>
-        <w:t>limitado para relaciones complejas.</w:t>
+        <w:t>No capta bien la complejidad del dataset: limitado para relaciones complejas.</w:t>
       </w:r>
     </w:p>
     <w:p>
@@ -1018,15 +1288,7 @@
           <w:sz w:val="22"/>
           <w:szCs w:val="22"/>
         </w:rPr>
-        <w:t>El</w:t>
-      </w:r>
-      <w:r>
-        <w:rPr>
-          <w:rFonts w:ascii="Arial" w:hAnsi="Arial"/>
-          <w:sz w:val="22"/>
-          <w:szCs w:val="22"/>
-        </w:rPr>
-        <w:t xml:space="preserve"> problema principal es </w:t>
+        <w:t xml:space="preserve">El problema principal es </w:t>
       </w:r>
       <w:r>
         <w:rPr>
@@ -1043,31 +1305,7 @@
           <w:sz w:val="22"/>
           <w:szCs w:val="22"/>
         </w:rPr>
-        <w:t xml:space="preserve">, así que </w:t>
-      </w:r>
-      <w:r>
-        <w:rPr>
-          <w:rFonts w:ascii="Arial" w:hAnsi="Arial"/>
-          <w:sz w:val="22"/>
-          <w:szCs w:val="22"/>
-        </w:rPr>
-        <w:t>s</w:t>
-      </w:r>
-      <w:r>
-        <w:rPr>
-          <w:rFonts w:ascii="Arial" w:hAnsi="Arial"/>
-          <w:sz w:val="22"/>
-          <w:szCs w:val="22"/>
-        </w:rPr>
-        <w:t>e</w:t>
-      </w:r>
-      <w:r>
-        <w:rPr>
-          <w:rFonts w:ascii="Arial" w:hAnsi="Arial"/>
-          <w:sz w:val="22"/>
-          <w:szCs w:val="22"/>
-        </w:rPr>
-        <w:t xml:space="preserve"> puede usar regularización con:</w:t>
+        <w:t>, así que se puede usar regularización con:</w:t>
       </w:r>
     </w:p>
     <w:p>
@@ -1078,7 +1316,6 @@
           <w:numId w:val="15"/>
         </w:numPr>
         <w:tabs>
-          <w:tab w:val="clear" w:pos="709"/>
           <w:tab w:val="left" w:pos="709" w:leader="none"/>
         </w:tabs>
         <w:bidi w:val="0"/>
@@ -1113,7 +1350,6 @@
           <w:numId w:val="15"/>
         </w:numPr>
         <w:tabs>
-          <w:tab w:val="clear" w:pos="709"/>
           <w:tab w:val="left" w:pos="709" w:leader="none"/>
         </w:tabs>
         <w:bidi w:val="0"/>
@@ -1131,7 +1367,7 @@
       </w:r>
       <w:r>
         <w:rPr>
-          <w:rStyle w:val="Textooriginal"/>
+          <w:rStyle w:val="Textooriginaluser"/>
           <w:rFonts w:ascii="Arial" w:hAnsi="Arial"/>
           <w:sz w:val="22"/>
           <w:szCs w:val="22"/>
@@ -1155,7 +1391,6 @@
           <w:numId w:val="15"/>
         </w:numPr>
         <w:tabs>
-          <w:tab w:val="clear" w:pos="709"/>
           <w:tab w:val="left" w:pos="709" w:leader="none"/>
         </w:tabs>
         <w:bidi w:val="0"/>
@@ -1166,7 +1401,7 @@
       </w:pPr>
       <w:r>
         <w:rPr>
-          <w:rStyle w:val="Textooriginal"/>
+          <w:rStyle w:val="Textooriginaluser"/>
           <w:rFonts w:ascii="Arial" w:hAnsi="Arial"/>
           <w:sz w:val="22"/>
           <w:szCs w:val="22"/>
@@ -1190,7 +1425,6 @@
           <w:numId w:val="15"/>
         </w:numPr>
         <w:tabs>
-          <w:tab w:val="clear" w:pos="709"/>
           <w:tab w:val="left" w:pos="709" w:leader="none"/>
         </w:tabs>
         <w:bidi w:val="0"/>
@@ -1200,7 +1434,7 @@
       </w:pPr>
       <w:r>
         <w:rPr>
-          <w:rStyle w:val="Textooriginal"/>
+          <w:rStyle w:val="Textooriginaluser"/>
           <w:rFonts w:ascii="Arial" w:hAnsi="Arial"/>
         </w:rPr>
         <w:t>C ↑</w:t>
@@ -1218,14 +1452,15 @@
         <w:ind w:hanging="0" w:left="0"/>
         <w:jc w:val="left"/>
         <w:rPr>
-          <w:rFonts w:ascii="Arial" w:hAnsi="Arial"/>
-          <w:sz w:val="22"/>
-          <w:szCs w:val="22"/>
-        </w:rPr>
-      </w:pPr>
-      <w:r>
-        <w:rPr>
-          <w:rFonts w:ascii="Arial" w:hAnsi="Arial"/>
+          <w:b w:val="false"/>
+          <w:bCs w:val="false"/>
+        </w:rPr>
+      </w:pPr>
+      <w:r>
+        <w:rPr>
+          <w:rFonts w:ascii="Arial" w:hAnsi="Arial"/>
+          <w:b w:val="false"/>
+          <w:bCs w:val="false"/>
           <w:sz w:val="22"/>
           <w:szCs w:val="22"/>
         </w:rPr>
@@ -1291,7 +1526,6 @@
           <w:numId w:val="16"/>
         </w:numPr>
         <w:tabs>
-          <w:tab w:val="clear" w:pos="709"/>
           <w:tab w:val="left" w:pos="709" w:leader="none"/>
         </w:tabs>
         <w:bidi w:val="0"/>
@@ -1310,23 +1544,7 @@
           <w:sz w:val="22"/>
           <w:szCs w:val="22"/>
         </w:rPr>
-        <w:t xml:space="preserve">Elimina variables </w:t>
-      </w:r>
-      <w:r>
-        <w:rPr>
-          <w:rFonts w:ascii="Arial" w:hAnsi="Arial"/>
-          <w:sz w:val="22"/>
-          <w:szCs w:val="22"/>
-        </w:rPr>
-        <w:t>irrelevantes</w:t>
-      </w:r>
-      <w:r>
-        <w:rPr>
-          <w:rFonts w:ascii="Arial" w:hAnsi="Arial"/>
-          <w:sz w:val="22"/>
-          <w:szCs w:val="22"/>
-        </w:rPr>
-        <w:t xml:space="preserve"> (coeficientes = 0) </w:t>
+        <w:t xml:space="preserve">Elimina variables irrelevantes (coeficientes = 0) </w:t>
       </w:r>
     </w:p>
     <w:p>
@@ -1337,7 +1555,6 @@
           <w:numId w:val="16"/>
         </w:numPr>
         <w:tabs>
-          <w:tab w:val="clear" w:pos="709"/>
           <w:tab w:val="left" w:pos="709" w:leader="none"/>
         </w:tabs>
         <w:bidi w:val="0"/>
@@ -1458,7 +1675,6 @@
           <w:numId w:val="17"/>
         </w:numPr>
         <w:tabs>
-          <w:tab w:val="clear" w:pos="709"/>
           <w:tab w:val="left" w:pos="709" w:leader="none"/>
         </w:tabs>
         <w:bidi w:val="0"/>
@@ -1488,7 +1704,6 @@
           <w:numId w:val="17"/>
         </w:numPr>
         <w:tabs>
-          <w:tab w:val="clear" w:pos="709"/>
           <w:tab w:val="left" w:pos="709" w:leader="none"/>
         </w:tabs>
         <w:bidi w:val="0"/>
@@ -1539,54 +1754,7 @@
     </w:p>
     <w:p>
       <w:pPr>
-        <w:pStyle w:val="BodyText"/>
-        <w:bidi w:val="0"/>
-        <w:jc w:val="left"/>
-        <w:rPr>
-          <w:rFonts w:ascii="Arial" w:hAnsi="Arial"/>
-          <w:sz w:val="22"/>
-          <w:szCs w:val="22"/>
-        </w:rPr>
-      </w:pPr>
-      <w:r>
-        <w:rPr>
-          <w:rFonts w:ascii="Arial" w:hAnsi="Arial"/>
-          <w:sz w:val="22"/>
-          <w:szCs w:val="22"/>
-        </w:rPr>
-      </w:r>
-    </w:p>
-    <w:p>
-      <w:pPr>
-        <w:pStyle w:val="Heading1"/>
-        <w:bidi w:val="0"/>
-        <w:spacing w:before="0" w:after="140"/>
-        <w:ind w:hanging="0" w:left="0"/>
-        <w:jc w:val="left"/>
-        <w:rPr>
-          <w:rFonts w:ascii="Arial" w:hAnsi="Arial"/>
-          <w:sz w:val="22"/>
-          <w:szCs w:val="22"/>
-        </w:rPr>
-      </w:pPr>
-      <w:r>
-        <w:rPr/>
-      </w:r>
-    </w:p>
-    <w:p>
-      <w:pPr>
-        <w:pStyle w:val="BodyText"/>
-        <w:bidi w:val="0"/>
-        <w:jc w:val="left"/>
-        <w:rPr/>
-      </w:pPr>
-      <w:r>
-        <w:rPr/>
-      </w:r>
-    </w:p>
-    <w:p>
-      <w:pPr>
-        <w:pStyle w:val="Lneahorizontal"/>
+        <w:pStyle w:val="Lneahorizontaluser"/>
         <w:bidi w:val="0"/>
         <w:spacing w:lineRule="auto" w:line="276" w:before="0" w:after="140"/>
         <w:jc w:val="left"/>
@@ -1642,7 +1810,6 @@
           <w:numId w:val="4"/>
         </w:numPr>
         <w:tabs>
-          <w:tab w:val="clear" w:pos="709"/>
           <w:tab w:val="left" w:pos="709" w:leader="none"/>
         </w:tabs>
         <w:bidi w:val="0"/>
@@ -1672,7 +1839,6 @@
           <w:numId w:val="4"/>
         </w:numPr>
         <w:tabs>
-          <w:tab w:val="clear" w:pos="709"/>
           <w:tab w:val="left" w:pos="709" w:leader="none"/>
         </w:tabs>
         <w:bidi w:val="0"/>
@@ -1686,15 +1852,16 @@
           <w:sz w:val="22"/>
           <w:szCs w:val="22"/>
         </w:rPr>
-        <w:t xml:space="preserve">Tiende a </w:t>
-      </w:r>
-      <w:r>
-        <w:rPr>
-          <w:rFonts w:ascii="Arial" w:hAnsi="Arial"/>
-          <w:sz w:val="22"/>
-          <w:szCs w:val="22"/>
-        </w:rPr>
-        <w:t>alto</w:t>
+        <w:t xml:space="preserve">Tiende a alto </w:t>
+      </w:r>
+      <w:r>
+        <w:rPr>
+          <w:rStyle w:val="Strong"/>
+          <w:rFonts w:ascii="Arial" w:hAnsi="Arial"/>
+          <w:sz w:val="22"/>
+          <w:szCs w:val="22"/>
+        </w:rPr>
+        <w:t>overfitting</w:t>
       </w:r>
       <w:r>
         <w:rPr>
@@ -1704,23 +1871,6 @@
         </w:rPr>
         <w:t xml:space="preserve"> </w:t>
       </w:r>
-      <w:r>
-        <w:rPr>
-          <w:rStyle w:val="Strong"/>
-          <w:rFonts w:ascii="Arial" w:hAnsi="Arial"/>
-          <w:sz w:val="22"/>
-          <w:szCs w:val="22"/>
-        </w:rPr>
-        <w:t>overfitting</w:t>
-      </w:r>
-      <w:r>
-        <w:rPr>
-          <w:rFonts w:ascii="Arial" w:hAnsi="Arial"/>
-          <w:sz w:val="22"/>
-          <w:szCs w:val="22"/>
-        </w:rPr>
-        <w:t xml:space="preserve"> </w:t>
-      </w:r>
     </w:p>
     <w:p>
       <w:pPr>
@@ -1752,7 +1902,7 @@
     </w:p>
     <w:p>
       <w:pPr>
-        <w:pStyle w:val="Lneahorizontal"/>
+        <w:pStyle w:val="Lneahorizontaluser"/>
         <w:bidi w:val="0"/>
         <w:spacing w:lineRule="auto" w:line="276" w:before="0" w:after="140"/>
         <w:jc w:val="left"/>
@@ -1797,15 +1947,7 @@
           <w:sz w:val="22"/>
           <w:szCs w:val="22"/>
         </w:rPr>
-        <w:t xml:space="preserve">Random Forest </w:t>
-      </w:r>
-      <w:r>
-        <w:rPr>
-          <w:rFonts w:ascii="Arial" w:hAnsi="Arial"/>
-          <w:sz w:val="22"/>
-          <w:szCs w:val="22"/>
-        </w:rPr>
-        <w:t>(0,93)</w:t>
+        <w:t>Random Forest (0,93)</w:t>
       </w:r>
     </w:p>
     <w:p>
@@ -1816,7 +1958,6 @@
           <w:numId w:val="1"/>
         </w:numPr>
         <w:tabs>
-          <w:tab w:val="clear" w:pos="709"/>
           <w:tab w:val="left" w:pos="709" w:leader="none"/>
         </w:tabs>
         <w:bidi w:val="0"/>
@@ -1835,23 +1976,7 @@
           <w:sz w:val="22"/>
           <w:szCs w:val="22"/>
         </w:rPr>
-        <w:t xml:space="preserve">Mejor rendimiento/ </w:t>
-      </w:r>
-      <w:r>
-        <w:rPr>
-          <w:rFonts w:ascii="Arial" w:hAnsi="Arial"/>
-          <w:sz w:val="22"/>
-          <w:szCs w:val="22"/>
-        </w:rPr>
-        <w:t>equilibrio</w:t>
-      </w:r>
-      <w:r>
-        <w:rPr>
-          <w:rFonts w:ascii="Arial" w:hAnsi="Arial"/>
-          <w:sz w:val="22"/>
-          <w:szCs w:val="22"/>
-        </w:rPr>
-        <w:t xml:space="preserve"> general </w:t>
+        <w:t xml:space="preserve">Mejor rendimiento/ equilibrio general </w:t>
       </w:r>
     </w:p>
     <w:p>
@@ -1862,7 +1987,6 @@
           <w:numId w:val="1"/>
         </w:numPr>
         <w:tabs>
-          <w:tab w:val="clear" w:pos="709"/>
           <w:tab w:val="left" w:pos="709" w:leader="none"/>
         </w:tabs>
         <w:bidi w:val="0"/>
@@ -1892,7 +2016,6 @@
           <w:numId w:val="1"/>
         </w:numPr>
         <w:tabs>
-          <w:tab w:val="clear" w:pos="709"/>
           <w:tab w:val="left" w:pos="709" w:leader="none"/>
         </w:tabs>
         <w:bidi w:val="0"/>
@@ -1921,7 +2044,6 @@
           <w:numId w:val="1"/>
         </w:numPr>
         <w:tabs>
-          <w:tab w:val="clear" w:pos="709"/>
           <w:tab w:val="left" w:pos="709" w:leader="none"/>
         </w:tabs>
         <w:bidi w:val="0"/>
@@ -1967,20 +2089,178 @@
           <w:sz w:val="22"/>
           <w:szCs w:val="22"/>
         </w:rPr>
-        <w:t xml:space="preserve">Es el modelo más adecuado para este dataset. </w:t>
-      </w:r>
-      <w:r>
-        <w:rPr>
-          <w:rFonts w:ascii="Arial" w:hAnsi="Arial"/>
-          <w:sz w:val="22"/>
-          <w:szCs w:val="22"/>
-        </w:rPr>
-        <w:t>Mejor elección práctica.</w:t>
-      </w:r>
-    </w:p>
-    <w:p>
-      <w:pPr>
-        <w:pStyle w:val="Lneahorizontal"/>
+        <w:t>Es el modelo más adecuado para este dataset. Mejor elección práctica.</w:t>
+      </w:r>
+    </w:p>
+    <w:p>
+      <w:pPr>
+        <w:pStyle w:val="BodyText"/>
+        <w:bidi w:val="0"/>
+        <w:jc w:val="left"/>
+        <w:rPr>
+          <w:rFonts w:ascii="Arial" w:hAnsi="Arial"/>
+          <w:sz w:val="22"/>
+          <w:szCs w:val="22"/>
+        </w:rPr>
+      </w:pPr>
+      <w:r>
+        <w:rPr>
+          <w:rFonts w:ascii="Arial" w:hAnsi="Arial"/>
+          <w:sz w:val="22"/>
+          <w:szCs w:val="22"/>
+        </w:rPr>
+      </w:r>
+    </w:p>
+    <w:p>
+      <w:pPr>
+        <w:pStyle w:val="BodyText"/>
+        <w:bidi w:val="0"/>
+        <w:jc w:val="left"/>
+        <w:rPr/>
+      </w:pPr>
+      <w:r>
+        <w:rPr>
+          <w:rFonts w:ascii="Arial" w:hAnsi="Arial"/>
+          <w:sz w:val="22"/>
+          <w:szCs w:val="22"/>
+        </w:rPr>
+        <w:t xml:space="preserve">En </w:t>
+      </w:r>
+      <w:r>
+        <w:rPr>
+          <w:rStyle w:val="Strong"/>
+          <w:rFonts w:ascii="Arial" w:hAnsi="Arial"/>
+          <w:b w:val="false"/>
+          <w:bCs w:val="false"/>
+          <w:sz w:val="22"/>
+          <w:szCs w:val="22"/>
+        </w:rPr>
+        <w:t xml:space="preserve">Random Forest </w:t>
+      </w:r>
+      <w:r>
+        <w:rPr>
+          <w:rStyle w:val="Strong"/>
+          <w:rFonts w:ascii="Arial" w:hAnsi="Arial"/>
+          <w:b w:val="false"/>
+          <w:bCs w:val="false"/>
+          <w:sz w:val="22"/>
+          <w:szCs w:val="22"/>
+          <w:u w:val="single"/>
+        </w:rPr>
+        <w:t>e</w:t>
+      </w:r>
+      <w:r>
+        <w:rPr>
+          <w:rFonts w:ascii="Arial" w:hAnsi="Arial"/>
+          <w:b w:val="false"/>
+          <w:bCs w:val="false"/>
+          <w:sz w:val="22"/>
+          <w:szCs w:val="22"/>
+          <w:u w:val="single"/>
+        </w:rPr>
+        <w:t xml:space="preserve">l modelo </w:t>
+      </w:r>
+      <w:r>
+        <w:rPr>
+          <w:rStyle w:val="Strong"/>
+          <w:rFonts w:ascii="Arial" w:hAnsi="Arial"/>
+          <w:b w:val="false"/>
+          <w:bCs w:val="false"/>
+          <w:sz w:val="22"/>
+          <w:szCs w:val="22"/>
+          <w:u w:val="single"/>
+        </w:rPr>
+        <w:t>NO detecta outliers como una clase nueva</w:t>
+      </w:r>
+      <w:r>
+        <w:rPr>
+          <w:rStyle w:val="Strong"/>
+          <w:rFonts w:ascii="Arial" w:hAnsi="Arial"/>
+          <w:b w:val="false"/>
+          <w:bCs w:val="false"/>
+          <w:sz w:val="22"/>
+          <w:szCs w:val="22"/>
+        </w:rPr>
+        <w:t>, s</w:t>
+      </w:r>
+      <w:r>
+        <w:rPr>
+          <w:rFonts w:ascii="Arial" w:hAnsi="Arial"/>
+          <w:b w:val="false"/>
+          <w:bCs w:val="false"/>
+          <w:sz w:val="22"/>
+          <w:szCs w:val="22"/>
+        </w:rPr>
+        <w:t xml:space="preserve">olo predice </w:t>
+      </w:r>
+      <w:r>
+        <w:rPr>
+          <w:rStyle w:val="Strong"/>
+          <w:rFonts w:ascii="Arial" w:hAnsi="Arial"/>
+          <w:b w:val="false"/>
+          <w:bCs w:val="false"/>
+          <w:sz w:val="22"/>
+          <w:szCs w:val="22"/>
+        </w:rPr>
+        <w:t xml:space="preserve">las clases que existen en los datos de entrenamiento. </w:t>
+      </w:r>
+      <w:r>
+        <w:rPr>
+          <w:rFonts w:ascii="Arial" w:hAnsi="Arial"/>
+          <w:b w:val="false"/>
+          <w:bCs w:val="false"/>
+          <w:sz w:val="22"/>
+          <w:szCs w:val="22"/>
+        </w:rPr>
+        <w:t>El modelo aprende: “Mejor ignoro la 3 porque casi nunca aparece”. Resultado: Predice solo 1 y 2.</w:t>
+      </w:r>
+    </w:p>
+    <w:p>
+      <w:pPr>
+        <w:pStyle w:val="Heading3"/>
+        <w:bidi w:val="0"/>
+        <w:ind w:hanging="0" w:left="0"/>
+        <w:jc w:val="left"/>
+        <w:rPr>
+          <w:rFonts w:ascii="Arial" w:hAnsi="Arial"/>
+          <w:sz w:val="22"/>
+          <w:szCs w:val="22"/>
+        </w:rPr>
+      </w:pPr>
+      <w:r>
+        <w:rPr>
+          <w:rFonts w:ascii="Arial" w:hAnsi="Arial"/>
+          <w:sz w:val="22"/>
+          <w:szCs w:val="22"/>
+        </w:rPr>
+        <w:t>Random Forest suaviza extremos.</w:t>
+      </w:r>
+    </w:p>
+    <w:p>
+      <w:pPr>
+        <w:pStyle w:val="BodyText"/>
+        <w:bidi w:val="0"/>
+        <w:jc w:val="left"/>
+        <w:rPr>
+          <w:rFonts w:ascii="Arial" w:hAnsi="Arial"/>
+          <w:sz w:val="22"/>
+          <w:szCs w:val="22"/>
+        </w:rPr>
+      </w:pPr>
+      <w:r>
+        <w:rPr/>
+        <w:t xml:space="preserve">Los outliers: Son raros y no siguen patrones claros. Los árboles tienden a clasificarlos como: la clase más cercana (1 o 2).  </w:t>
+      </w:r>
+      <w:r>
+        <w:rPr>
+          <w:shd w:fill="auto" w:val="clear"/>
+        </w:rPr>
+        <w:t xml:space="preserve">La ausencia de la clase 3 en las predicciones puede deberse a un desbalance en los datos o a la escasa representación de dicha clase. </w:t>
+      </w:r>
+    </w:p>
+    <w:p>
+      <w:pPr>
+        <w:pStyle w:val="Lneahorizontaluser"/>
         <w:bidi w:val="0"/>
         <w:spacing w:lineRule="auto" w:line="276" w:before="0" w:after="140"/>
         <w:jc w:val="left"/>
@@ -2033,14 +2313,6 @@
           <w:szCs w:val="22"/>
         </w:rPr>
       </w:pPr>
-      <w:r>
-        <w:rPr>
-          <w:rFonts w:ascii="Arial" w:hAnsi="Arial"/>
-          <w:sz w:val="22"/>
-          <w:szCs w:val="22"/>
-        </w:rPr>
-        <w:t xml:space="preserve">🚀 </w:t>
-      </w:r>
       <w:r>
         <w:rPr>
           <w:rFonts w:ascii="Arial" w:hAnsi="Arial"/>
@@ -2058,7 +2330,6 @@
           <w:numId w:val="11"/>
         </w:numPr>
         <w:tabs>
-          <w:tab w:val="clear" w:pos="709"/>
           <w:tab w:val="left" w:pos="709" w:leader="none"/>
         </w:tabs>
         <w:bidi w:val="0"/>
@@ -2088,7 +2359,6 @@
           <w:numId w:val="11"/>
         </w:numPr>
         <w:tabs>
-          <w:tab w:val="clear" w:pos="709"/>
           <w:tab w:val="left" w:pos="709" w:leader="none"/>
         </w:tabs>
         <w:bidi w:val="0"/>
@@ -2106,15 +2376,7 @@
           <w:sz w:val="22"/>
           <w:szCs w:val="22"/>
         </w:rPr>
-        <w:t xml:space="preserve">Captura patrones complejos : </w:t>
-      </w:r>
-      <w:r>
-        <w:rPr>
-          <w:rFonts w:ascii="Arial" w:hAnsi="Arial"/>
-          <w:sz w:val="22"/>
-          <w:szCs w:val="22"/>
-        </w:rPr>
-        <w:t>mayor precisión</w:t>
+        <w:t>Captura patrones complejos : mayor precisión</w:t>
       </w:r>
     </w:p>
     <w:p>
@@ -2153,7 +2415,6 @@
           <w:numId w:val="12"/>
         </w:numPr>
         <w:tabs>
-          <w:tab w:val="clear" w:pos="709"/>
           <w:tab w:val="left" w:pos="709" w:leader="none"/>
         </w:tabs>
         <w:bidi w:val="0"/>
@@ -2183,7 +2444,6 @@
           <w:numId w:val="12"/>
         </w:numPr>
         <w:tabs>
-          <w:tab w:val="clear" w:pos="709"/>
           <w:tab w:val="left" w:pos="709" w:leader="none"/>
         </w:tabs>
         <w:bidi w:val="0"/>
@@ -2203,10 +2463,18 @@
         </w:rPr>
         <w:t xml:space="preserve">Más sensible a ruido </w:t>
       </w:r>
-    </w:p>
-    <w:p>
-      <w:pPr>
-        <w:pStyle w:val="Lneahorizontal"/>
+      <w:r>
+        <w:rPr>
+          <w:rFonts w:ascii="Arial" w:hAnsi="Arial"/>
+          <w:sz w:val="22"/>
+          <w:szCs w:val="22"/>
+        </w:rPr>
+        <w:t>e hiperparámetros</w:t>
+      </w:r>
+    </w:p>
+    <w:p>
+      <w:pPr>
+        <w:pStyle w:val="Lneahorizontaluser"/>
         <w:bidi w:val="0"/>
         <w:spacing w:lineRule="auto" w:line="276" w:before="0" w:after="140"/>
         <w:jc w:val="left"/>
@@ -2237,14 +2505,6 @@
           <w:szCs w:val="22"/>
         </w:rPr>
       </w:pPr>
-      <w:r>
-        <w:rPr>
-          <w:rFonts w:ascii="Arial" w:hAnsi="Arial"/>
-          <w:sz w:val="22"/>
-          <w:szCs w:val="22"/>
-        </w:rPr>
-        <w:t xml:space="preserve">⚡ </w:t>
-      </w:r>
       <w:r>
         <w:rPr>
           <w:rFonts w:ascii="Arial" w:hAnsi="Arial"/>
@@ -2262,7 +2522,6 @@
           <w:numId w:val="13"/>
         </w:numPr>
         <w:tabs>
-          <w:tab w:val="clear" w:pos="709"/>
           <w:tab w:val="left" w:pos="709" w:leader="none"/>
         </w:tabs>
         <w:bidi w:val="0"/>
@@ -2292,7 +2551,6 @@
           <w:numId w:val="13"/>
         </w:numPr>
         <w:tabs>
-          <w:tab w:val="clear" w:pos="709"/>
           <w:tab w:val="left" w:pos="709" w:leader="none"/>
         </w:tabs>
         <w:bidi w:val="0"/>
@@ -2379,31 +2637,7 @@
           <w:sz w:val="22"/>
           <w:szCs w:val="22"/>
         </w:rPr>
-        <w:t xml:space="preserve">Parámetros de </w:t>
-      </w:r>
-      <w:r>
-        <w:rPr>
-          <w:rFonts w:ascii="Arial" w:hAnsi="Arial"/>
-          <w:sz w:val="22"/>
-          <w:szCs w:val="22"/>
-        </w:rPr>
-        <w:t xml:space="preserve">Boosting (XGBoost, AdaBoost, </w:t>
-      </w:r>
-      <w:r>
-        <w:rPr>
-          <w:rFonts w:ascii="Arial" w:hAnsi="Arial"/>
-          <w:sz w:val="22"/>
-          <w:szCs w:val="22"/>
-        </w:rPr>
-        <w:t>LightGBM</w:t>
-      </w:r>
-      <w:r>
-        <w:rPr>
-          <w:rFonts w:ascii="Arial" w:hAnsi="Arial"/>
-          <w:sz w:val="22"/>
-          <w:szCs w:val="22"/>
-        </w:rPr>
-        <w:t>)</w:t>
+        <w:t>Parámetros de Boosting (XGBoost, AdaBoost, LightGBM)</w:t>
       </w:r>
     </w:p>
     <w:p>
@@ -2414,7 +2648,6 @@
           <w:numId w:val="18"/>
         </w:numPr>
         <w:tabs>
-          <w:tab w:val="clear" w:pos="709"/>
           <w:tab w:val="left" w:pos="709" w:leader="none"/>
         </w:tabs>
         <w:bidi w:val="0"/>
@@ -2449,7 +2682,6 @@
           <w:numId w:val="18"/>
         </w:numPr>
         <w:tabs>
-          <w:tab w:val="clear" w:pos="709"/>
           <w:tab w:val="left" w:pos="709" w:leader="none"/>
         </w:tabs>
         <w:bidi w:val="0"/>
@@ -2484,7 +2716,6 @@
           <w:numId w:val="18"/>
         </w:numPr>
         <w:tabs>
-          <w:tab w:val="clear" w:pos="709"/>
           <w:tab w:val="left" w:pos="709" w:leader="none"/>
         </w:tabs>
         <w:bidi w:val="0"/>
@@ -2507,32 +2738,16 @@
           <w:sz w:val="22"/>
           <w:szCs w:val="22"/>
         </w:rPr>
-        <w:t xml:space="preserve"> → menos overfitting </w:t>
-      </w:r>
-    </w:p>
-    <w:p>
-      <w:pPr>
-        <w:pStyle w:val="Lneahorizontal"/>
-        <w:bidi w:val="0"/>
-        <w:spacing w:lineRule="auto" w:line="276" w:before="0" w:after="140"/>
-        <w:jc w:val="left"/>
-        <w:rPr>
-          <w:rFonts w:ascii="Arial" w:hAnsi="Arial"/>
-          <w:sz w:val="22"/>
-          <w:szCs w:val="22"/>
-        </w:rPr>
-      </w:pPr>
-      <w:r>
-        <w:rPr>
-          <w:rFonts w:ascii="Arial" w:hAnsi="Arial"/>
-          <w:sz w:val="22"/>
-          <w:szCs w:val="22"/>
-        </w:rPr>
-      </w:r>
-    </w:p>
-    <w:p>
-      <w:pPr>
-        <w:pStyle w:val="Heading3"/>
+        <w:t xml:space="preserve"> → menos overfitting</w:t>
+      </w:r>
+    </w:p>
+    <w:p>
+      <w:pPr>
+        <w:pStyle w:val="Lneahorizontaluser"/>
+        <w:numPr>
+          <w:ilvl w:val="0"/>
+          <w:numId w:val="0"/>
+        </w:numPr>
         <w:bidi w:val="0"/>
         <w:spacing w:lineRule="auto" w:line="276" w:before="0" w:after="140"/>
         <w:ind w:hanging="0" w:left="0"/>
@@ -2549,6 +2764,370 @@
           <w:sz w:val="22"/>
           <w:szCs w:val="22"/>
         </w:rPr>
+      </w:r>
+    </w:p>
+    <w:p>
+      <w:pPr>
+        <w:pStyle w:val="BodyText"/>
+        <w:tabs>
+          <w:tab w:val="left" w:pos="709" w:leader="none"/>
+        </w:tabs>
+        <w:bidi w:val="0"/>
+        <w:ind w:hanging="0" w:left="0"/>
+        <w:jc w:val="left"/>
+        <w:rPr>
+          <w:rFonts w:ascii="Arial" w:hAnsi="Arial"/>
+          <w:b/>
+          <w:bCs/>
+          <w:sz w:val="22"/>
+          <w:szCs w:val="22"/>
+        </w:rPr>
+      </w:pPr>
+      <w:r>
+        <w:rPr>
+          <w:rFonts w:ascii="Arial" w:hAnsi="Arial"/>
+          <w:b/>
+          <w:bCs/>
+          <w:sz w:val="22"/>
+          <w:szCs w:val="22"/>
+        </w:rPr>
+        <w:t>XGBoost (0,94)</w:t>
+      </w:r>
+    </w:p>
+    <w:p>
+      <w:pPr>
+        <w:pStyle w:val="BodyText"/>
+        <w:tabs>
+          <w:tab w:val="left" w:pos="709" w:leader="none"/>
+        </w:tabs>
+        <w:bidi w:val="0"/>
+        <w:ind w:hanging="0" w:left="0"/>
+        <w:jc w:val="left"/>
+        <w:rPr>
+          <w:rFonts w:ascii="Arial" w:hAnsi="Arial"/>
+          <w:sz w:val="22"/>
+          <w:szCs w:val="22"/>
+        </w:rPr>
+      </w:pPr>
+      <w:r>
+        <w:rPr>
+          <w:rFonts w:ascii="Arial" w:hAnsi="Arial"/>
+          <w:sz w:val="22"/>
+          <w:szCs w:val="22"/>
+        </w:rPr>
+        <w:tab/>
+        <w:t xml:space="preserve">- </w:t>
+      </w:r>
+      <w:r>
+        <w:rPr>
+          <w:rFonts w:ascii="Arial" w:hAnsi="Arial"/>
+          <w:sz w:val="22"/>
+          <w:szCs w:val="22"/>
+        </w:rPr>
+        <w:t xml:space="preserve">Es un </w:t>
+      </w:r>
+      <w:r>
+        <w:rPr>
+          <w:rFonts w:ascii="Arial" w:hAnsi="Arial"/>
+          <w:sz w:val="22"/>
+          <w:szCs w:val="22"/>
+        </w:rPr>
+        <w:t>Gradient Boosting optimizado con regularización</w:t>
+      </w:r>
+    </w:p>
+    <w:p>
+      <w:pPr>
+        <w:pStyle w:val="BodyText"/>
+        <w:tabs>
+          <w:tab w:val="left" w:pos="709" w:leader="none"/>
+        </w:tabs>
+        <w:bidi w:val="0"/>
+        <w:ind w:hanging="0" w:left="0"/>
+        <w:jc w:val="left"/>
+        <w:rPr>
+          <w:rFonts w:ascii="Arial" w:hAnsi="Arial"/>
+          <w:sz w:val="22"/>
+          <w:szCs w:val="22"/>
+        </w:rPr>
+      </w:pPr>
+      <w:r>
+        <w:rPr>
+          <w:rFonts w:ascii="Arial" w:hAnsi="Arial"/>
+          <w:sz w:val="22"/>
+          <w:szCs w:val="22"/>
+        </w:rPr>
+        <w:tab/>
+        <w:t xml:space="preserve">- </w:t>
+      </w:r>
+      <w:r>
+        <w:rPr>
+          <w:rFonts w:ascii="Arial" w:hAnsi="Arial"/>
+          <w:sz w:val="22"/>
+          <w:szCs w:val="22"/>
+        </w:rPr>
+        <w:t>Robusto, alta precisión y generalización, maneja overfit</w:t>
+      </w:r>
+    </w:p>
+    <w:p>
+      <w:pPr>
+        <w:pStyle w:val="Lneahorizontaluser"/>
+        <w:bidi w:val="0"/>
+        <w:spacing w:lineRule="auto" w:line="276" w:before="0" w:after="140"/>
+        <w:ind w:hanging="0" w:left="0"/>
+        <w:jc w:val="left"/>
+        <w:rPr>
+          <w:rFonts w:ascii="Arial" w:hAnsi="Arial"/>
+          <w:sz w:val="22"/>
+          <w:szCs w:val="22"/>
+        </w:rPr>
+      </w:pPr>
+      <w:r>
+        <w:rPr>
+          <w:rFonts w:ascii="Arial" w:hAnsi="Arial"/>
+          <w:sz w:val="22"/>
+          <w:szCs w:val="22"/>
+        </w:rPr>
+      </w:r>
+    </w:p>
+    <w:p>
+      <w:pPr>
+        <w:pStyle w:val="BodyText"/>
+        <w:numPr>
+          <w:ilvl w:val="0"/>
+          <w:numId w:val="0"/>
+        </w:numPr>
+        <w:bidi w:val="0"/>
+        <w:spacing w:lineRule="auto" w:line="276" w:before="0" w:after="140"/>
+        <w:ind w:hanging="0" w:left="0"/>
+        <w:jc w:val="left"/>
+        <w:rPr>
+          <w:rFonts w:ascii="Arial" w:hAnsi="Arial"/>
+          <w:b/>
+          <w:bCs/>
+          <w:sz w:val="22"/>
+          <w:szCs w:val="22"/>
+        </w:rPr>
+      </w:pPr>
+      <w:r>
+        <w:rPr>
+          <w:rFonts w:ascii="Arial" w:hAnsi="Arial"/>
+          <w:b/>
+          <w:bCs/>
+          <w:sz w:val="22"/>
+          <w:szCs w:val="22"/>
+        </w:rPr>
+        <w:t>LightGBM (0,92)</w:t>
+      </w:r>
+    </w:p>
+    <w:p>
+      <w:pPr>
+        <w:pStyle w:val="BodyText"/>
+        <w:bidi w:val="0"/>
+        <w:spacing w:lineRule="auto" w:line="276" w:before="0" w:after="140"/>
+        <w:ind w:hanging="0" w:left="0"/>
+        <w:jc w:val="left"/>
+        <w:rPr>
+          <w:rFonts w:ascii="Arial" w:hAnsi="Arial"/>
+          <w:b/>
+          <w:bCs/>
+          <w:sz w:val="22"/>
+          <w:szCs w:val="22"/>
+        </w:rPr>
+      </w:pPr>
+      <w:r>
+        <w:rPr>
+          <w:rFonts w:ascii="Arial" w:hAnsi="Arial"/>
+          <w:b/>
+          <w:bCs/>
+          <w:sz w:val="22"/>
+          <w:szCs w:val="22"/>
+        </w:rPr>
+        <w:tab/>
+      </w:r>
+      <w:r>
+        <w:rPr>
+          <w:rFonts w:ascii="Arial" w:hAnsi="Arial"/>
+          <w:b w:val="false"/>
+          <w:bCs w:val="false"/>
+          <w:sz w:val="22"/>
+          <w:szCs w:val="22"/>
+        </w:rPr>
+        <w:t xml:space="preserve">- </w:t>
+      </w:r>
+      <w:r>
+        <w:rPr>
+          <w:rFonts w:ascii="Arial" w:hAnsi="Arial"/>
+          <w:b w:val="false"/>
+          <w:bCs w:val="false"/>
+          <w:sz w:val="22"/>
+          <w:szCs w:val="22"/>
+        </w:rPr>
+        <w:t xml:space="preserve">Es un </w:t>
+      </w:r>
+      <w:r>
+        <w:rPr>
+          <w:rFonts w:ascii="Arial" w:hAnsi="Arial"/>
+          <w:b w:val="false"/>
+          <w:bCs w:val="false"/>
+          <w:sz w:val="22"/>
+          <w:szCs w:val="22"/>
+        </w:rPr>
+        <w:t>Boosting optimizado basado en histogramas y crecimiento leaf-wise</w:t>
+      </w:r>
+    </w:p>
+    <w:p>
+      <w:pPr>
+        <w:pStyle w:val="BodyText"/>
+        <w:bidi w:val="0"/>
+        <w:spacing w:lineRule="auto" w:line="276" w:before="0" w:after="140"/>
+        <w:ind w:hanging="0" w:left="0"/>
+        <w:jc w:val="left"/>
+        <w:rPr>
+          <w:rFonts w:ascii="Arial" w:hAnsi="Arial"/>
+          <w:b w:val="false"/>
+          <w:bCs w:val="false"/>
+          <w:sz w:val="22"/>
+          <w:szCs w:val="22"/>
+        </w:rPr>
+      </w:pPr>
+      <w:r>
+        <w:rPr>
+          <w:rFonts w:ascii="Arial" w:hAnsi="Arial"/>
+          <w:b w:val="false"/>
+          <w:bCs w:val="false"/>
+          <w:sz w:val="22"/>
+          <w:szCs w:val="22"/>
+        </w:rPr>
+        <w:tab/>
+        <w:t>- Muy rápido, menor memoria, excelente en datos tabulares</w:t>
+      </w:r>
+    </w:p>
+    <w:p>
+      <w:pPr>
+        <w:pStyle w:val="BodyText"/>
+        <w:bidi w:val="0"/>
+        <w:spacing w:lineRule="auto" w:line="276" w:before="0" w:after="140"/>
+        <w:ind w:hanging="0" w:left="0"/>
+        <w:jc w:val="left"/>
+        <w:rPr>
+          <w:rFonts w:ascii="Arial" w:hAnsi="Arial"/>
+          <w:b w:val="false"/>
+          <w:bCs w:val="false"/>
+          <w:sz w:val="22"/>
+          <w:szCs w:val="22"/>
+        </w:rPr>
+      </w:pPr>
+      <w:r>
+        <w:rPr>
+          <w:rFonts w:ascii="Arial" w:hAnsi="Arial"/>
+          <w:b w:val="false"/>
+          <w:bCs w:val="false"/>
+          <w:sz w:val="22"/>
+          <w:szCs w:val="22"/>
+        </w:rPr>
+        <w:tab/>
+        <w:t>- Sensible con datasets pequeños. Puede overfit</w:t>
+      </w:r>
+    </w:p>
+    <w:p>
+      <w:pPr>
+        <w:pStyle w:val="Lneahorizontaluser"/>
+        <w:bidi w:val="0"/>
+        <w:spacing w:lineRule="auto" w:line="276" w:before="0" w:after="140"/>
+        <w:jc w:val="left"/>
+        <w:rPr>
+          <w:rFonts w:ascii="Arial" w:hAnsi="Arial"/>
+          <w:sz w:val="22"/>
+          <w:szCs w:val="22"/>
+        </w:rPr>
+      </w:pPr>
+      <w:r>
+        <w:rPr>
+          <w:rFonts w:ascii="Arial" w:hAnsi="Arial"/>
+          <w:sz w:val="22"/>
+          <w:szCs w:val="22"/>
+        </w:rPr>
+      </w:r>
+    </w:p>
+    <w:p>
+      <w:pPr>
+        <w:pStyle w:val="BodyText"/>
+        <w:rPr>
+          <w:rFonts w:ascii="Arial" w:hAnsi="Arial"/>
+          <w:sz w:val="22"/>
+          <w:szCs w:val="22"/>
+        </w:rPr>
+      </w:pPr>
+      <w:r>
+        <w:rPr>
+          <w:shd w:fill="FFFF6D" w:val="clear"/>
+        </w:rPr>
+        <w:t>validación cruzada con 5 particiones (Stratified K-Fold)</w:t>
+      </w:r>
+      <w:r>
+        <w:rPr/>
+        <w:t xml:space="preserve"> para evaluar la estabilidad de los modelos. Los resultados muestran que Gradient Boosting obtiene la mayor precisión media (~0.94), mientras que Random Forest presenta un rendimiento ligeramente inferior (~0.93) pero con menor variabilidad entre particiones, lo que indica una mejor capacidad de generalización. Por otro lado, AdaBoost (~0.90) muestra un rendimiento significativamente inferior y mayor inestabilidad.</w:t>
+      </w:r>
+    </w:p>
+    <w:p>
+      <w:pPr>
+        <w:pStyle w:val="BodyText"/>
+        <w:bidi w:val="0"/>
+        <w:spacing w:lineRule="auto" w:line="276" w:before="0" w:after="140"/>
+        <w:jc w:val="left"/>
+        <w:rPr>
+          <w:rFonts w:ascii="Arial" w:hAnsi="Arial"/>
+          <w:sz w:val="22"/>
+          <w:szCs w:val="22"/>
+        </w:rPr>
+      </w:pPr>
+      <w:r>
+        <w:rPr>
+          <w:rFonts w:ascii="Arial" w:hAnsi="Arial"/>
+          <w:sz w:val="22"/>
+          <w:szCs w:val="22"/>
+        </w:rPr>
+      </w:r>
+    </w:p>
+    <w:p>
+      <w:pPr>
+        <w:pStyle w:val="Lneahorizontaluser"/>
+        <w:bidi w:val="0"/>
+        <w:spacing w:lineRule="auto" w:line="276" w:before="0" w:after="140"/>
+        <w:jc w:val="left"/>
+        <w:rPr>
+          <w:rFonts w:ascii="Arial" w:hAnsi="Arial"/>
+          <w:sz w:val="22"/>
+          <w:szCs w:val="22"/>
+        </w:rPr>
+      </w:pPr>
+      <w:r>
+        <w:rPr>
+          <w:rFonts w:ascii="Arial" w:hAnsi="Arial"/>
+          <w:sz w:val="22"/>
+          <w:szCs w:val="22"/>
+        </w:rPr>
+      </w:r>
+    </w:p>
+    <w:p>
+      <w:pPr>
+        <w:pStyle w:val="Heading3"/>
+        <w:bidi w:val="0"/>
+        <w:spacing w:lineRule="auto" w:line="276" w:before="0" w:after="140"/>
+        <w:ind w:hanging="0" w:left="0"/>
+        <w:jc w:val="left"/>
+        <w:rPr>
+          <w:rFonts w:ascii="Arial" w:hAnsi="Arial"/>
+          <w:sz w:val="22"/>
+          <w:szCs w:val="22"/>
+        </w:rPr>
+      </w:pPr>
+      <w:r>
+        <w:rPr>
+          <w:rFonts w:ascii="Arial" w:hAnsi="Arial"/>
+          <w:sz w:val="22"/>
+          <w:szCs w:val="22"/>
+        </w:rPr>
         <w:t xml:space="preserve">🔹 </w:t>
       </w:r>
       <w:r>
@@ -2557,7 +3136,15 @@
           <w:sz w:val="22"/>
           <w:szCs w:val="22"/>
         </w:rPr>
-        <w:t>KNN</w:t>
+        <w:t xml:space="preserve">KNN </w:t>
+      </w:r>
+      <w:r>
+        <w:rPr>
+          <w:rFonts w:ascii="Arial" w:hAnsi="Arial"/>
+          <w:sz w:val="22"/>
+          <w:szCs w:val="22"/>
+        </w:rPr>
+        <w:t>(0,91)</w:t>
       </w:r>
     </w:p>
     <w:p>
@@ -2568,7 +3155,6 @@
           <w:numId w:val="5"/>
         </w:numPr>
         <w:tabs>
-          <w:tab w:val="clear" w:pos="709"/>
           <w:tab w:val="left" w:pos="709" w:leader="none"/>
         </w:tabs>
         <w:bidi w:val="0"/>
@@ -2587,15 +3173,7 @@
           <w:sz w:val="22"/>
           <w:szCs w:val="22"/>
         </w:rPr>
-        <w:t xml:space="preserve">Depende mucho de la escala : </w:t>
-      </w:r>
-      <w:r>
-        <w:rPr>
-          <w:rFonts w:ascii="Arial" w:hAnsi="Arial"/>
-          <w:sz w:val="22"/>
-          <w:szCs w:val="22"/>
-        </w:rPr>
-        <w:t>usar con escalado.</w:t>
+        <w:t>Para clasificacion/regresión. Asigna una clase observando los vecinos más cercanos (medida euclídea)</w:t>
       </w:r>
     </w:p>
     <w:p>
@@ -2606,7 +3184,52 @@
           <w:numId w:val="5"/>
         </w:numPr>
         <w:tabs>
-          <w:tab w:val="clear" w:pos="709"/>
+          <w:tab w:val="left" w:pos="709" w:leader="none"/>
+        </w:tabs>
+        <w:bidi w:val="0"/>
+        <w:spacing w:before="0" w:after="0"/>
+        <w:ind w:hanging="283" w:left="709"/>
+        <w:jc w:val="left"/>
+        <w:rPr>
+          <w:rFonts w:ascii="Arial" w:hAnsi="Arial"/>
+          <w:sz w:val="22"/>
+          <w:szCs w:val="22"/>
+        </w:rPr>
+      </w:pPr>
+      <w:r>
+        <w:rPr>
+          <w:rFonts w:ascii="Arial" w:hAnsi="Arial"/>
+          <w:sz w:val="22"/>
+          <w:szCs w:val="22"/>
+        </w:rPr>
+        <w:t xml:space="preserve">Depende mucho de la escala : usar con </w:t>
+      </w:r>
+      <w:r>
+        <w:rPr>
+          <w:rFonts w:ascii="Arial" w:hAnsi="Arial"/>
+          <w:sz w:val="22"/>
+          <w:szCs w:val="22"/>
+          <w:u w:val="single"/>
+        </w:rPr>
+        <w:t>escalado</w:t>
+      </w:r>
+      <w:r>
+        <w:rPr>
+          <w:rFonts w:ascii="Arial" w:hAnsi="Arial"/>
+          <w:sz w:val="22"/>
+          <w:szCs w:val="22"/>
+        </w:rPr>
+        <w:t>.</w:t>
+      </w:r>
+    </w:p>
+    <w:p>
+      <w:pPr>
+        <w:pStyle w:val="BodyText"/>
+        <w:numPr>
+          <w:ilvl w:val="0"/>
+          <w:numId w:val="5"/>
+        </w:numPr>
+        <w:tabs>
           <w:tab w:val="left" w:pos="709" w:leader="none"/>
         </w:tabs>
         <w:bidi w:val="0"/>
@@ -2682,7 +3305,6 @@
           <w:numId w:val="0"/>
         </w:numPr>
         <w:tabs>
-          <w:tab w:val="clear" w:pos="709"/>
           <w:tab w:val="left" w:pos="709" w:leader="none"/>
         </w:tabs>
         <w:bidi w:val="0"/>
@@ -2696,15 +3318,7 @@
           <w:sz w:val="22"/>
           <w:szCs w:val="22"/>
         </w:rPr>
-        <w:t>Pará</w:t>
-      </w:r>
-      <w:r>
-        <w:rPr>
-          <w:rFonts w:ascii="Arial" w:hAnsi="Arial"/>
-          <w:sz w:val="22"/>
-          <w:szCs w:val="22"/>
-        </w:rPr>
-        <w:t>metros KNN</w:t>
+        <w:t>Parámetros KNN</w:t>
       </w:r>
     </w:p>
     <w:p>
@@ -2715,7 +3329,6 @@
           <w:numId w:val="5"/>
         </w:numPr>
         <w:tabs>
-          <w:tab w:val="clear" w:pos="709"/>
           <w:tab w:val="left" w:pos="709" w:leader="none"/>
         </w:tabs>
         <w:bidi w:val="0"/>
@@ -2749,7 +3362,6 @@
           <w:numId w:val="5"/>
         </w:numPr>
         <w:tabs>
-          <w:tab w:val="clear" w:pos="709"/>
           <w:tab w:val="left" w:pos="709" w:leader="none"/>
         </w:tabs>
         <w:bidi w:val="0"/>
@@ -2777,7 +3389,7 @@
     </w:p>
     <w:p>
       <w:pPr>
-        <w:pStyle w:val="Lneahorizontal"/>
+        <w:pStyle w:val="Lneahorizontaluser"/>
         <w:bidi w:val="0"/>
         <w:spacing w:lineRule="auto" w:line="276" w:before="0" w:after="140"/>
         <w:jc w:val="left"/>
@@ -2804,6 +3416,8 @@
         <w:jc w:val="left"/>
         <w:rPr>
           <w:rFonts w:ascii="Arial" w:hAnsi="Arial"/>
+          <w:b w:val="false"/>
+          <w:bCs w:val="false"/>
           <w:sz w:val="22"/>
           <w:szCs w:val="22"/>
         </w:rPr>
@@ -2822,7 +3436,36 @@
           <w:sz w:val="22"/>
           <w:szCs w:val="22"/>
         </w:rPr>
-        <w:t>SVM</w:t>
+        <w:t xml:space="preserve">SVM </w:t>
+      </w:r>
+      <w:r>
+        <w:rPr>
+          <w:rFonts w:ascii="Arial" w:hAnsi="Arial"/>
+          <w:sz w:val="22"/>
+          <w:szCs w:val="22"/>
+        </w:rPr>
+        <w:t xml:space="preserve">(0,99 Lineal, 0,97 RBF) : </w:t>
+      </w:r>
+      <w:r>
+        <w:rPr>
+          <w:rFonts w:ascii="Arial" w:hAnsi="Arial"/>
+          <w:b w:val="false"/>
+          <w:bCs w:val="false"/>
+          <w:sz w:val="22"/>
+          <w:szCs w:val="22"/>
+        </w:rPr>
+        <w:t xml:space="preserve">usar con </w:t>
+      </w:r>
+      <w:r>
+        <w:rPr>
+          <w:rFonts w:ascii="Arial" w:hAnsi="Arial"/>
+          <w:b w:val="false"/>
+          <w:bCs w:val="false"/>
+          <w:sz w:val="22"/>
+          <w:szCs w:val="22"/>
+          <w:u w:val="single"/>
+        </w:rPr>
+        <w:t>escalado</w:t>
       </w:r>
     </w:p>
     <w:p>
@@ -2833,7 +3476,6 @@
           <w:numId w:val="2"/>
         </w:numPr>
         <w:tabs>
-          <w:tab w:val="clear" w:pos="709"/>
           <w:tab w:val="left" w:pos="709" w:leader="none"/>
         </w:tabs>
         <w:bidi w:val="0"/>
@@ -2852,7 +3494,7 @@
           <w:sz w:val="22"/>
           <w:szCs w:val="22"/>
         </w:rPr>
-        <w:t xml:space="preserve">Buen rendimiento </w:t>
+        <w:t>Clasificacion/regresión.</w:t>
       </w:r>
     </w:p>
     <w:p>
@@ -2863,7 +3505,6 @@
           <w:numId w:val="2"/>
         </w:numPr>
         <w:tabs>
-          <w:tab w:val="clear" w:pos="709"/>
           <w:tab w:val="left" w:pos="709" w:leader="none"/>
         </w:tabs>
         <w:bidi w:val="0"/>
@@ -2882,7 +3523,7 @@
           <w:sz w:val="22"/>
           <w:szCs w:val="22"/>
         </w:rPr>
-        <w:t xml:space="preserve">Funciona bien con datos complejos </w:t>
+        <w:t xml:space="preserve">Buen rendimiento </w:t>
       </w:r>
     </w:p>
     <w:p>
@@ -2893,10 +3534,10 @@
           <w:numId w:val="2"/>
         </w:numPr>
         <w:tabs>
-          <w:tab w:val="clear" w:pos="709"/>
           <w:tab w:val="left" w:pos="709" w:leader="none"/>
         </w:tabs>
         <w:bidi w:val="0"/>
+        <w:spacing w:before="0" w:after="0"/>
         <w:ind w:hanging="283" w:left="709"/>
         <w:jc w:val="left"/>
         <w:rPr>
@@ -2911,15 +3552,7 @@
           <w:sz w:val="22"/>
           <w:szCs w:val="22"/>
         </w:rPr>
-        <w:t xml:space="preserve">Sensible al escalado : </w:t>
-      </w:r>
-      <w:r>
-        <w:rPr>
-          <w:rFonts w:ascii="Arial" w:hAnsi="Arial"/>
-          <w:sz w:val="22"/>
-          <w:szCs w:val="22"/>
-        </w:rPr>
-        <w:t>usar con escalado.</w:t>
+        <w:t xml:space="preserve">Funciona bien con datos complejos </w:t>
       </w:r>
     </w:p>
     <w:p>
@@ -2930,7 +3563,6 @@
           <w:numId w:val="2"/>
         </w:numPr>
         <w:tabs>
-          <w:tab w:val="clear" w:pos="709"/>
           <w:tab w:val="left" w:pos="709" w:leader="none"/>
         </w:tabs>
         <w:bidi w:val="0"/>
@@ -2948,15 +3580,7 @@
           <w:sz w:val="22"/>
           <w:szCs w:val="22"/>
         </w:rPr>
-        <w:t xml:space="preserve">parámetro C: </w:t>
-      </w:r>
-      <w:r>
-        <w:rPr>
-          <w:rFonts w:ascii="Arial" w:hAnsi="Arial"/>
-          <w:sz w:val="22"/>
-          <w:szCs w:val="22"/>
-        </w:rPr>
-        <w:t>controla margen vs error: C alto, overfitting</w:t>
+        <w:t>Sensible al escalado : usar con escalado.</w:t>
       </w:r>
     </w:p>
     <w:p>
@@ -2967,7 +3591,6 @@
           <w:numId w:val="2"/>
         </w:numPr>
         <w:tabs>
-          <w:tab w:val="clear" w:pos="709"/>
           <w:tab w:val="left" w:pos="709" w:leader="none"/>
         </w:tabs>
         <w:bidi w:val="0"/>
@@ -2985,6 +3608,34 @@
           <w:sz w:val="22"/>
           <w:szCs w:val="22"/>
         </w:rPr>
+        <w:t>parámetro C: controla margen vs error: C alto, overfitting</w:t>
+      </w:r>
+    </w:p>
+    <w:p>
+      <w:pPr>
+        <w:pStyle w:val="BodyText"/>
+        <w:numPr>
+          <w:ilvl w:val="0"/>
+          <w:numId w:val="2"/>
+        </w:numPr>
+        <w:tabs>
+          <w:tab w:val="left" w:pos="709" w:leader="none"/>
+        </w:tabs>
+        <w:bidi w:val="0"/>
+        <w:ind w:hanging="283" w:left="709"/>
+        <w:jc w:val="left"/>
+        <w:rPr>
+          <w:rFonts w:ascii="Arial" w:hAnsi="Arial"/>
+          <w:sz w:val="22"/>
+          <w:szCs w:val="22"/>
+        </w:rPr>
+      </w:pPr>
+      <w:r>
+        <w:rPr>
+          <w:rFonts w:ascii="Arial" w:hAnsi="Arial"/>
+          <w:sz w:val="22"/>
+          <w:szCs w:val="22"/>
+        </w:rPr>
         <w:t>parámetro gamma (RBF) : complejidad del modelo: gamma alto, overfitting.</w:t>
       </w:r>
     </w:p>
@@ -3018,7 +3669,7 @@
     </w:p>
     <w:p>
       <w:pPr>
-        <w:pStyle w:val="Lneahorizontal"/>
+        <w:pStyle w:val="Lneahorizontaluser"/>
         <w:bidi w:val="0"/>
         <w:spacing w:lineRule="auto" w:line="276" w:before="0" w:after="140"/>
         <w:jc w:val="left"/>
@@ -3041,88 +3692,6 @@
         <w:pStyle w:val="BodyText"/>
         <w:bidi w:val="0"/>
         <w:spacing w:lineRule="auto" w:line="276" w:before="0" w:after="140"/>
-        <w:jc w:val="left"/>
-        <w:rPr>
-          <w:rFonts w:ascii="Arial" w:hAnsi="Arial"/>
-          <w:sz w:val="22"/>
-          <w:szCs w:val="22"/>
-        </w:rPr>
-      </w:pPr>
-      <w:r>
-        <w:rPr>
-          <w:rFonts w:ascii="Arial" w:hAnsi="Arial"/>
-          <w:sz w:val="22"/>
-          <w:szCs w:val="22"/>
-        </w:rPr>
-      </w:r>
-    </w:p>
-    <w:p>
-      <w:pPr>
-        <w:pStyle w:val="BodyText"/>
-        <w:bidi w:val="0"/>
-        <w:spacing w:lineRule="auto" w:line="276" w:before="0" w:after="140"/>
-        <w:jc w:val="left"/>
-        <w:rPr>
-          <w:rFonts w:ascii="Arial" w:hAnsi="Arial"/>
-          <w:sz w:val="22"/>
-          <w:szCs w:val="22"/>
-        </w:rPr>
-      </w:pPr>
-      <w:r>
-        <w:rPr>
-          <w:rFonts w:ascii="Arial" w:hAnsi="Arial"/>
-          <w:sz w:val="22"/>
-          <w:szCs w:val="22"/>
-        </w:rPr>
-      </w:r>
-    </w:p>
-    <w:p>
-      <w:pPr>
-        <w:pStyle w:val="BodyText"/>
-        <w:bidi w:val="0"/>
-        <w:spacing w:lineRule="auto" w:line="276" w:before="0" w:after="140"/>
-        <w:jc w:val="left"/>
-        <w:rPr>
-          <w:rFonts w:ascii="Arial" w:hAnsi="Arial"/>
-          <w:sz w:val="22"/>
-          <w:szCs w:val="22"/>
-        </w:rPr>
-      </w:pPr>
-      <w:r>
-        <w:rPr>
-          <w:rFonts w:ascii="Arial" w:hAnsi="Arial"/>
-          <w:sz w:val="22"/>
-          <w:szCs w:val="22"/>
-        </w:rPr>
-      </w:r>
-    </w:p>
-    <w:p>
-      <w:pPr>
-        <w:pStyle w:val="Heading2"/>
-        <w:bidi w:val="0"/>
-        <w:spacing w:lineRule="auto" w:line="276" w:before="0" w:after="140"/>
-        <w:ind w:hanging="0" w:left="0"/>
-        <w:jc w:val="left"/>
-        <w:rPr>
-          <w:rFonts w:ascii="Arial" w:hAnsi="Arial"/>
-          <w:sz w:val="22"/>
-          <w:szCs w:val="22"/>
-        </w:rPr>
-      </w:pPr>
-      <w:r>
-        <w:rPr>
-          <w:rFonts w:ascii="Arial" w:hAnsi="Arial"/>
-          <w:sz w:val="22"/>
-          <w:szCs w:val="22"/>
-        </w:rPr>
-      </w:r>
-    </w:p>
-    <w:p>
-      <w:pPr>
-        <w:pStyle w:val="Heading2"/>
-        <w:bidi w:val="0"/>
-        <w:spacing w:lineRule="auto" w:line="276" w:before="0" w:after="140"/>
-        <w:ind w:hanging="0" w:left="0"/>
         <w:jc w:val="left"/>
         <w:rPr>
           <w:rFonts w:ascii="Arial" w:hAnsi="Arial"/>
@@ -3168,7 +3737,6 @@
           <w:numId w:val="6"/>
         </w:numPr>
         <w:tabs>
-          <w:tab w:val="clear" w:pos="709"/>
           <w:tab w:val="left" w:pos="709" w:leader="none"/>
         </w:tabs>
         <w:bidi w:val="0"/>
@@ -3211,7 +3779,6 @@
           <w:numId w:val="6"/>
         </w:numPr>
         <w:tabs>
-          <w:tab w:val="clear" w:pos="709"/>
           <w:tab w:val="left" w:pos="709" w:leader="none"/>
         </w:tabs>
         <w:bidi w:val="0"/>
@@ -3301,7 +3868,6 @@
           <w:numId w:val="6"/>
         </w:numPr>
         <w:tabs>
-          <w:tab w:val="clear" w:pos="709"/>
           <w:tab w:val="left" w:pos="709" w:leader="none"/>
         </w:tabs>
         <w:bidi w:val="0"/>
@@ -3392,7 +3958,6 @@
           <w:numId w:val="7"/>
         </w:numPr>
         <w:tabs>
-          <w:tab w:val="clear" w:pos="709"/>
           <w:tab w:val="left" w:pos="709" w:leader="none"/>
         </w:tabs>
         <w:bidi w:val="0"/>
@@ -3430,7 +3995,6 @@
           <w:numId w:val="7"/>
         </w:numPr>
         <w:tabs>
-          <w:tab w:val="clear" w:pos="709"/>
           <w:tab w:val="left" w:pos="709" w:leader="none"/>
         </w:tabs>
         <w:bidi w:val="0"/>
@@ -3558,7 +4122,6 @@
           <w:numId w:val="7"/>
         </w:numPr>
         <w:tabs>
-          <w:tab w:val="clear" w:pos="709"/>
           <w:tab w:val="left" w:pos="709" w:leader="none"/>
         </w:tabs>
         <w:bidi w:val="0"/>
@@ -3596,7 +4159,6 @@
           <w:numId w:val="7"/>
         </w:numPr>
         <w:tabs>
-          <w:tab w:val="clear" w:pos="709"/>
           <w:tab w:val="left" w:pos="709" w:leader="none"/>
         </w:tabs>
         <w:bidi w:val="0"/>
@@ -3683,7 +4245,7 @@
       </w:r>
       <w:r>
         <w:rPr>
-          <w:rStyle w:val="Textooriginal"/>
+          <w:rStyle w:val="Textooriginaluser"/>
           <w:rFonts w:ascii="Arial" w:hAnsi="Arial"/>
           <w:sz w:val="22"/>
           <w:szCs w:val="22"/>
@@ -3707,7 +4269,6 @@
           <w:numId w:val="8"/>
         </w:numPr>
         <w:tabs>
-          <w:tab w:val="clear" w:pos="709"/>
           <w:tab w:val="left" w:pos="709" w:leader="none"/>
         </w:tabs>
         <w:bidi w:val="0"/>
@@ -3758,7 +4319,6 @@
           <w:numId w:val="8"/>
         </w:numPr>
         <w:tabs>
-          <w:tab w:val="clear" w:pos="709"/>
           <w:tab w:val="left" w:pos="709" w:leader="none"/>
         </w:tabs>
         <w:bidi w:val="0"/>
@@ -3809,7 +4369,6 @@
           <w:numId w:val="8"/>
         </w:numPr>
         <w:tabs>
-          <w:tab w:val="clear" w:pos="709"/>
           <w:tab w:val="left" w:pos="709" w:leader="none"/>
         </w:tabs>
         <w:bidi w:val="0"/>
@@ -3876,57 +4435,35 @@
           <w:sz w:val="22"/>
           <w:szCs w:val="22"/>
         </w:rPr>
-        <w:t>Mucho más creíble que el 100% anterior</w:t>
-      </w:r>
-    </w:p>
-    <w:p>
-      <w:pPr>
-        <w:pStyle w:val="Lneahorizontal"/>
-        <w:bidi w:val="0"/>
-        <w:spacing w:lineRule="auto" w:line="276" w:before="0" w:after="140"/>
-        <w:jc w:val="left"/>
-        <w:rPr>
-          <w:rFonts w:ascii="Arial" w:hAnsi="Arial"/>
-          <w:sz w:val="22"/>
-          <w:szCs w:val="22"/>
-        </w:rPr>
-      </w:pPr>
-      <w:r>
-        <w:rPr>
-          <w:rFonts w:ascii="Arial" w:hAnsi="Arial"/>
-          <w:sz w:val="22"/>
-          <w:szCs w:val="22"/>
-        </w:rPr>
-      </w:r>
-    </w:p>
-    <w:p>
-      <w:pPr>
-        <w:pStyle w:val="Heading1"/>
-        <w:bidi w:val="0"/>
-        <w:spacing w:lineRule="auto" w:line="276" w:before="0" w:after="140"/>
-        <w:ind w:hanging="0" w:left="0"/>
-        <w:jc w:val="left"/>
-        <w:rPr>
-          <w:rFonts w:ascii="Arial" w:hAnsi="Arial"/>
-          <w:sz w:val="22"/>
-          <w:szCs w:val="22"/>
-        </w:rPr>
-      </w:pPr>
-      <w:r>
-        <w:rPr>
-          <w:rFonts w:ascii="Arial" w:hAnsi="Arial"/>
-          <w:sz w:val="22"/>
-          <w:szCs w:val="22"/>
-        </w:rPr>
-        <w:t xml:space="preserve">🧠 </w:t>
-      </w:r>
-      <w:r>
-        <w:rPr>
-          <w:rFonts w:ascii="Arial" w:hAnsi="Arial"/>
-          <w:sz w:val="22"/>
-          <w:szCs w:val="22"/>
-        </w:rPr>
-        <w:t>1. Qué ha pasado (clave para entenderlo)</w:t>
+        <w:t xml:space="preserve">Mucho más creíble que el 100% </w:t>
+      </w:r>
+      <w:r>
+        <w:rPr>
+          <w:rFonts w:ascii="Arial" w:hAnsi="Arial"/>
+          <w:sz w:val="22"/>
+          <w:szCs w:val="22"/>
+        </w:rPr>
+        <w:t>inicial.</w:t>
+      </w:r>
+    </w:p>
+    <w:p>
+      <w:pPr>
+        <w:pStyle w:val="BodyText"/>
+        <w:bidi w:val="0"/>
+        <w:jc w:val="left"/>
+        <w:rPr>
+          <w:rFonts w:ascii="Arial" w:hAnsi="Arial"/>
+          <w:sz w:val="22"/>
+          <w:szCs w:val="22"/>
+        </w:rPr>
+      </w:pPr>
+      <w:r>
+        <w:rPr>
+          <w:rFonts w:ascii="Arial" w:hAnsi="Arial"/>
+          <w:sz w:val="22"/>
+          <w:szCs w:val="22"/>
+        </w:rPr>
+        <w:t>Qué ha pasado (clave para entenderlo)</w:t>
       </w:r>
     </w:p>
     <w:p>
@@ -3957,7 +4494,6 @@
           <w:numId w:val="9"/>
         </w:numPr>
         <w:tabs>
-          <w:tab w:val="clear" w:pos="709"/>
           <w:tab w:val="left" w:pos="709" w:leader="none"/>
         </w:tabs>
         <w:bidi w:val="0"/>
@@ -3975,7 +4511,7 @@
       </w:r>
       <w:r>
         <w:rPr>
-          <w:rStyle w:val="Textooriginal"/>
+          <w:rStyle w:val="Textooriginaluser"/>
           <w:rFonts w:ascii="Arial" w:hAnsi="Arial"/>
           <w:sz w:val="22"/>
           <w:szCs w:val="22"/>
@@ -4019,7 +4555,6 @@
           <w:numId w:val="10"/>
         </w:numPr>
         <w:tabs>
-          <w:tab w:val="clear" w:pos="709"/>
           <w:tab w:val="left" w:pos="709" w:leader="none"/>
         </w:tabs>
         <w:bidi w:val="0"/>
@@ -4049,7 +4584,6 @@
           <w:numId w:val="10"/>
         </w:numPr>
         <w:tabs>
-          <w:tab w:val="clear" w:pos="709"/>
           <w:tab w:val="left" w:pos="709" w:leader="none"/>
         </w:tabs>
         <w:bidi w:val="0"/>
@@ -4113,7 +4647,7 @@
     </w:p>
     <w:p>
       <w:pPr>
-        <w:pStyle w:val="Lneahorizontal"/>
+        <w:pStyle w:val="Lneahorizontaluser"/>
         <w:bidi w:val="0"/>
         <w:spacing w:lineRule="auto" w:line="276" w:before="0" w:after="140"/>
         <w:jc w:val="left"/>
@@ -4197,7 +4731,6 @@
           <w:numId w:val="14"/>
         </w:numPr>
         <w:tabs>
-          <w:tab w:val="clear" w:pos="709"/>
           <w:tab w:val="left" w:pos="709" w:leader="none"/>
         </w:tabs>
         <w:bidi w:val="0"/>
@@ -4227,7 +4760,6 @@
           <w:numId w:val="14"/>
         </w:numPr>
         <w:tabs>
-          <w:tab w:val="clear" w:pos="709"/>
           <w:tab w:val="left" w:pos="709" w:leader="none"/>
         </w:tabs>
         <w:bidi w:val="0"/>
@@ -4278,7 +4810,7 @@
     </w:p>
     <w:p>
       <w:pPr>
-        <w:pStyle w:val="Lneahorizontal"/>
+        <w:pStyle w:val="Lneahorizontaluser"/>
         <w:bidi w:val="0"/>
         <w:spacing w:lineRule="auto" w:line="276" w:before="0" w:after="140"/>
         <w:jc w:val="left"/>
@@ -4421,6 +4953,7 @@
       <w:pgNumType w:fmt="decimal"/>
       <w:formProt w:val="false"/>
       <w:textDirection w:val="lrTb"/>
+      <w:docGrid w:type="default" w:linePitch="100" w:charSpace="0"/>
     </w:sectPr>
   </w:body>
 </w:document>
@@ -7087,7 +7620,6 @@
     </w:rPrDefault>
     <w:pPrDefault>
       <w:pPr>
-        <w:widowControl/>
         <w:suppressAutoHyphens w:val="true"/>
       </w:pPr>
     </w:pPrDefault>
@@ -7097,7 +7629,10 @@
     <w:qFormat/>
     <w:pPr>
       <w:widowControl/>
+      <w:suppressAutoHyphens w:val="true"/>
       <w:bidi w:val="0"/>
+      <w:spacing w:before="0" w:after="0"/>
+      <w:jc w:val="left"/>
     </w:pPr>
     <w:rPr>
       <w:rFonts w:ascii="Liberation Serif" w:hAnsi="Liberation Serif" w:eastAsia="NSimSun" w:cs="Lucida Sans"/>
@@ -7110,7 +7645,7 @@
   </w:style>
   <w:style w:type="paragraph" w:styleId="Heading1">
     <w:name w:val="heading 1"/>
-    <w:basedOn w:val="Ttulouser"/>
+    <w:basedOn w:val="Ttulo"/>
     <w:next w:val="BodyText"/>
     <w:qFormat/>
     <w:pPr>
@@ -7131,7 +7666,7 @@
   </w:style>
   <w:style w:type="paragraph" w:styleId="Heading2">
     <w:name w:val="heading 2"/>
-    <w:basedOn w:val="Ttulouser"/>
+    <w:basedOn w:val="Ttulo"/>
     <w:next w:val="BodyText"/>
     <w:qFormat/>
     <w:pPr>
@@ -7152,7 +7687,7 @@
   </w:style>
   <w:style w:type="paragraph" w:styleId="Heading3">
     <w:name w:val="heading 3"/>
-    <w:basedOn w:val="Ttulouser"/>
+    <w:basedOn w:val="Ttulo"/>
     <w:next w:val="BodyText"/>
     <w:qFormat/>
     <w:pPr>
@@ -7179,8 +7714,8 @@
       <w:bCs/>
     </w:rPr>
   </w:style>
-  <w:style w:type="character" w:styleId="Textooriginal">
-    <w:name w:val="Texto original"/>
+  <w:style w:type="character" w:styleId="Textooriginaluser">
+    <w:name w:val="Texto original (user)"/>
     <w:qFormat/>
     <w:rPr>
       <w:rFonts w:ascii="Liberation Mono" w:hAnsi="Liberation Mono" w:eastAsia="NSimSun" w:cs="Liberation Mono"/>
@@ -7259,8 +7794,19 @@
       <w:szCs w:val="28"/>
     </w:rPr>
   </w:style>
-  <w:style w:type="paragraph" w:styleId="Lneahorizontal">
-    <w:name w:val="Línea horizontal"/>
+  <w:style w:type="paragraph" w:styleId="ndiceuser">
+    <w:name w:val="Índice (user)"/>
+    <w:basedOn w:val="Normal"/>
+    <w:qFormat/>
+    <w:pPr>
+      <w:suppressLineNumbers/>
+    </w:pPr>
+    <w:rPr>
+      <w:rFonts w:cs="Lucida Sans"/>
+    </w:rPr>
+  </w:style>
+  <w:style w:type="paragraph" w:styleId="Lneahorizontaluser">
+    <w:name w:val="Línea horizontal (user)"/>
     <w:basedOn w:val="Normal"/>
     <w:next w:val="BodyText"/>
     <w:qFormat/>
@@ -7274,6 +7820,29 @@
     <w:rPr>
       <w:sz w:val="12"/>
       <w:szCs w:val="12"/>
+    </w:rPr>
+  </w:style>
+  <w:style w:type="paragraph" w:styleId="Contenidodelatablauser">
+    <w:name w:val="Contenido de la tabla (user)"/>
+    <w:basedOn w:val="Normal"/>
+    <w:qFormat/>
+    <w:pPr>
+      <w:widowControl w:val="false"/>
+      <w:suppressLineNumbers/>
+    </w:pPr>
+    <w:rPr/>
+  </w:style>
+  <w:style w:type="paragraph" w:styleId="Ttulodelatablauser">
+    <w:name w:val="Título de la tabla (user)"/>
+    <w:basedOn w:val="Contenidodelatablauser"/>
+    <w:qFormat/>
+    <w:pPr>
+      <w:suppressLineNumbers/>
+      <w:jc w:val="center"/>
+    </w:pPr>
+    <w:rPr>
+      <w:b/>
+      <w:bCs/>
     </w:rPr>
   </w:style>
   <w:style w:type="paragraph" w:styleId="Contenidodelatabla">

--- a/3-Machine_Learning/ML_project/Guion trabajo ML.docx
+++ b/3-Machine_Learning/ML_project/Guion trabajo ML.docx
@@ -2,6 +2,1539 @@
 <file path=word/document.xml><?xml version="1.0" encoding="utf-8"?>
 <w:document xmlns:o="urn:schemas-microsoft-com:office:office" xmlns:r="http://schemas.openxmlformats.org/officeDocument/2006/relationships" xmlns:v="urn:schemas-microsoft-com:vml" xmlns:w="http://schemas.openxmlformats.org/wordprocessingml/2006/main" xmlns:w10="urn:schemas-microsoft-com:office:word" xmlns:wp="http://schemas.openxmlformats.org/drawingml/2006/wordprocessingDrawing" xmlns:pic="http://schemas.openxmlformats.org/drawingml/2006/picture" xmlns:wps="http://schemas.microsoft.com/office/word/2010/wordprocessingShape" xmlns:wpg="http://schemas.microsoft.com/office/word/2010/wordprocessingGroup" xmlns:mc="http://schemas.openxmlformats.org/markup-compatibility/2006" xmlns:wp14="http://schemas.microsoft.com/office/word/2010/wordprocessingDrawing" xmlns:w14="http://schemas.microsoft.com/office/word/2010/wordml" xmlns:w15="http://schemas.microsoft.com/office/word/2012/wordml" mc:Ignorable="w14 wp14 w15">
   <w:body>
+    <w:p>
+      <w:pPr>
+        <w:pStyle w:val="BodyText"/>
+        <w:bidi w:val="0"/>
+        <w:spacing w:before="0" w:after="140"/>
+        <w:jc w:val="left"/>
+        <w:rPr>
+          <w:rFonts w:ascii="Arial" w:hAnsi="Arial"/>
+          <w:sz w:val="22"/>
+          <w:szCs w:val="22"/>
+        </w:rPr>
+      </w:pPr>
+      <w:r>
+        <w:rPr>
+          <w:rFonts w:ascii="Arial" w:hAnsi="Arial"/>
+          <w:sz w:val="22"/>
+          <w:szCs w:val="22"/>
+        </w:rPr>
+      </w:r>
+    </w:p>
+    <w:p>
+      <w:pPr>
+        <w:pStyle w:val="Heading2"/>
+        <w:spacing w:lineRule="auto" w:line="276" w:before="0" w:after="140"/>
+        <w:ind w:hanging="0" w:left="0"/>
+        <w:rPr>
+          <w:highlight w:val="none"/>
+          <w:shd w:fill="auto" w:val="clear"/>
+        </w:rPr>
+      </w:pPr>
+      <w:r>
+        <w:rPr>
+          <w:rFonts w:ascii="Arial" w:hAnsi="Arial"/>
+          <w:sz w:val="22"/>
+          <w:szCs w:val="22"/>
+          <w:shd w:fill="auto" w:val="clear"/>
+        </w:rPr>
+        <w:t>1. Objetivo</w:t>
+      </w:r>
+    </w:p>
+    <w:p>
+      <w:pPr>
+        <w:pStyle w:val="BodyText"/>
+        <w:rPr/>
+      </w:pPr>
+      <w:r>
+        <w:rPr>
+          <w:rFonts w:ascii="Arial" w:hAnsi="Arial"/>
+          <w:sz w:val="22"/>
+          <w:szCs w:val="22"/>
+          <w:shd w:fill="auto" w:val="clear"/>
+        </w:rPr>
+        <w:t xml:space="preserve">El objetivo de este trabajo es aplicar y comparar distintos modelos de </w:t>
+      </w:r>
+      <w:r>
+        <w:rPr>
+          <w:rStyle w:val="Strong"/>
+          <w:rFonts w:ascii="Arial" w:hAnsi="Arial"/>
+          <w:sz w:val="22"/>
+          <w:szCs w:val="22"/>
+          <w:shd w:fill="auto" w:val="clear"/>
+        </w:rPr>
+        <w:t>aprendizaje supervisado</w:t>
+      </w:r>
+      <w:r>
+        <w:rPr>
+          <w:rFonts w:ascii="Arial" w:hAnsi="Arial"/>
+          <w:sz w:val="22"/>
+          <w:szCs w:val="22"/>
+          <w:shd w:fill="auto" w:val="clear"/>
+        </w:rPr>
+        <w:t xml:space="preserve"> para predecir la variable:</w:t>
+      </w:r>
+    </w:p>
+    <w:p>
+      <w:pPr>
+        <w:pStyle w:val="BodyText"/>
+        <w:rPr/>
+      </w:pPr>
+      <w:r>
+        <w:rPr>
+          <w:rFonts w:ascii="Arial" w:hAnsi="Arial"/>
+          <w:sz w:val="22"/>
+          <w:szCs w:val="22"/>
+          <w:shd w:fill="auto" w:val="clear"/>
+        </w:rPr>
+        <w:t xml:space="preserve">👉 </w:t>
+      </w:r>
+      <w:r>
+        <w:rPr>
+          <w:rStyle w:val="Textooriginal"/>
+          <w:rFonts w:ascii="Arial" w:hAnsi="Arial"/>
+          <w:sz w:val="22"/>
+          <w:szCs w:val="22"/>
+          <w:shd w:fill="auto" w:val="clear"/>
+        </w:rPr>
+        <w:t>SMA_Scale (Class_Lebel)</w:t>
+      </w:r>
+    </w:p>
+    <w:p>
+      <w:pPr>
+        <w:pStyle w:val="BodyText"/>
+        <w:rPr>
+          <w:highlight w:val="none"/>
+          <w:shd w:fill="auto" w:val="clear"/>
+        </w:rPr>
+      </w:pPr>
+      <w:r>
+        <w:rPr>
+          <w:rFonts w:ascii="Arial" w:hAnsi="Arial"/>
+          <w:sz w:val="22"/>
+          <w:szCs w:val="22"/>
+          <w:shd w:fill="auto" w:val="clear"/>
+        </w:rPr>
+        <w:t>Se pretende:</w:t>
+      </w:r>
+    </w:p>
+    <w:p>
+      <w:pPr>
+        <w:pStyle w:val="BodyText"/>
+        <w:numPr>
+          <w:ilvl w:val="0"/>
+          <w:numId w:val="10"/>
+        </w:numPr>
+        <w:tabs>
+          <w:tab w:val="clear" w:pos="709"/>
+          <w:tab w:val="left" w:pos="0" w:leader="none"/>
+        </w:tabs>
+        <w:spacing w:before="0" w:after="0"/>
+        <w:ind w:hanging="283" w:left="709"/>
+        <w:rPr>
+          <w:highlight w:val="none"/>
+          <w:shd w:fill="auto" w:val="clear"/>
+        </w:rPr>
+      </w:pPr>
+      <w:r>
+        <w:rPr>
+          <w:rFonts w:ascii="Arial" w:hAnsi="Arial"/>
+          <w:sz w:val="22"/>
+          <w:szCs w:val="22"/>
+          <w:shd w:fill="auto" w:val="clear"/>
+        </w:rPr>
+        <w:t xml:space="preserve">Evaluar el rendimiento de múltiples algoritmos </w:t>
+      </w:r>
+    </w:p>
+    <w:p>
+      <w:pPr>
+        <w:pStyle w:val="BodyText"/>
+        <w:numPr>
+          <w:ilvl w:val="0"/>
+          <w:numId w:val="10"/>
+        </w:numPr>
+        <w:tabs>
+          <w:tab w:val="clear" w:pos="709"/>
+          <w:tab w:val="left" w:pos="0" w:leader="none"/>
+        </w:tabs>
+        <w:spacing w:before="0" w:after="0"/>
+        <w:ind w:hanging="283" w:left="709"/>
+        <w:rPr>
+          <w:highlight w:val="none"/>
+          <w:shd w:fill="auto" w:val="clear"/>
+        </w:rPr>
+      </w:pPr>
+      <w:r>
+        <w:rPr>
+          <w:rFonts w:ascii="Arial" w:hAnsi="Arial"/>
+          <w:sz w:val="22"/>
+          <w:szCs w:val="22"/>
+          <w:shd w:fill="auto" w:val="clear"/>
+        </w:rPr>
+        <w:t xml:space="preserve">Analizar su capacidad de generalización </w:t>
+      </w:r>
+    </w:p>
+    <w:p>
+      <w:pPr>
+        <w:pStyle w:val="BodyText"/>
+        <w:numPr>
+          <w:ilvl w:val="0"/>
+          <w:numId w:val="10"/>
+        </w:numPr>
+        <w:tabs>
+          <w:tab w:val="clear" w:pos="709"/>
+          <w:tab w:val="left" w:pos="0" w:leader="none"/>
+        </w:tabs>
+        <w:ind w:hanging="283" w:left="709"/>
+        <w:rPr>
+          <w:rFonts w:ascii="Arial" w:hAnsi="Arial"/>
+          <w:sz w:val="22"/>
+          <w:szCs w:val="22"/>
+          <w:highlight w:val="none"/>
+          <w:shd w:fill="auto" w:val="clear"/>
+        </w:rPr>
+      </w:pPr>
+      <w:r>
+        <w:rPr>
+          <w:rFonts w:ascii="Arial" w:hAnsi="Arial"/>
+          <w:sz w:val="22"/>
+          <w:szCs w:val="22"/>
+          <w:shd w:fill="auto" w:val="clear"/>
+        </w:rPr>
+        <w:t xml:space="preserve">Identificar el modelo más adecuado </w:t>
+      </w:r>
+    </w:p>
+    <w:p>
+      <w:pPr>
+        <w:pStyle w:val="BodyText"/>
+        <w:tabs>
+          <w:tab w:val="clear" w:pos="709"/>
+          <w:tab w:val="left" w:pos="0" w:leader="none"/>
+        </w:tabs>
+        <w:ind w:hanging="283" w:left="709"/>
+        <w:rPr>
+          <w:rFonts w:ascii="Arial" w:hAnsi="Arial"/>
+          <w:sz w:val="22"/>
+          <w:szCs w:val="22"/>
+          <w:highlight w:val="none"/>
+          <w:shd w:fill="auto" w:val="clear"/>
+        </w:rPr>
+      </w:pPr>
+      <w:r>
+        <w:rPr>
+          <w:rFonts w:ascii="Arial" w:hAnsi="Arial"/>
+          <w:sz w:val="22"/>
+          <w:szCs w:val="22"/>
+          <w:shd w:fill="auto" w:val="clear"/>
+        </w:rPr>
+      </w:r>
+    </w:p>
+    <w:p>
+      <w:pPr>
+        <w:pStyle w:val="Heading2"/>
+        <w:spacing w:lineRule="auto" w:line="276" w:before="0" w:after="140"/>
+        <w:ind w:hanging="0" w:left="0"/>
+        <w:rPr>
+          <w:highlight w:val="none"/>
+          <w:shd w:fill="auto" w:val="clear"/>
+        </w:rPr>
+      </w:pPr>
+      <w:r>
+        <w:rPr>
+          <w:rFonts w:ascii="Arial" w:hAnsi="Arial"/>
+          <w:sz w:val="22"/>
+          <w:szCs w:val="22"/>
+          <w:shd w:fill="auto" w:val="clear"/>
+        </w:rPr>
+        <w:t>2</w:t>
+      </w:r>
+      <w:r>
+        <w:rPr>
+          <w:rFonts w:ascii="Arial" w:hAnsi="Arial"/>
+          <w:sz w:val="22"/>
+          <w:szCs w:val="22"/>
+          <w:shd w:fill="auto" w:val="clear"/>
+        </w:rPr>
+        <w:t>. Preprocesamiento</w:t>
+      </w:r>
+    </w:p>
+    <w:p>
+      <w:pPr>
+        <w:pStyle w:val="BodyText"/>
+        <w:numPr>
+          <w:ilvl w:val="0"/>
+          <w:numId w:val="15"/>
+        </w:numPr>
+        <w:tabs>
+          <w:tab w:val="clear" w:pos="709"/>
+          <w:tab w:val="left" w:pos="0" w:leader="none"/>
+        </w:tabs>
+        <w:spacing w:before="0" w:after="0"/>
+        <w:ind w:hanging="283" w:left="709"/>
+        <w:rPr/>
+      </w:pPr>
+      <w:r>
+        <w:rPr>
+          <w:rFonts w:ascii="Arial" w:hAnsi="Arial"/>
+          <w:sz w:val="22"/>
+          <w:szCs w:val="22"/>
+          <w:shd w:fill="auto" w:val="clear"/>
+        </w:rPr>
+        <w:t xml:space="preserve">❌ </w:t>
+      </w:r>
+      <w:r>
+        <w:rPr>
+          <w:rFonts w:ascii="Arial" w:hAnsi="Arial"/>
+          <w:sz w:val="22"/>
+          <w:szCs w:val="22"/>
+          <w:shd w:fill="auto" w:val="clear"/>
+        </w:rPr>
+        <w:t xml:space="preserve">Eliminación de </w:t>
+      </w:r>
+      <w:r>
+        <w:rPr>
+          <w:rStyle w:val="Textooriginal"/>
+          <w:rFonts w:ascii="Arial" w:hAnsi="Arial"/>
+          <w:sz w:val="22"/>
+          <w:szCs w:val="22"/>
+          <w:shd w:fill="auto" w:val="clear"/>
+        </w:rPr>
+        <w:t xml:space="preserve">SMA_Scale_value </w:t>
+      </w:r>
+      <w:r>
+        <w:rPr>
+          <w:rStyle w:val="Textooriginal"/>
+          <w:rFonts w:ascii="Arial" w:hAnsi="Arial"/>
+          <w:sz w:val="22"/>
+          <w:szCs w:val="22"/>
+          <w:shd w:fill="auto" w:val="clear"/>
+        </w:rPr>
+        <w:t>y</w:t>
+      </w:r>
+      <w:r>
+        <w:rPr>
+          <w:rStyle w:val="Textooriginal"/>
+          <w:rFonts w:ascii="Arial" w:hAnsi="Arial"/>
+          <w:sz w:val="22"/>
+          <w:szCs w:val="22"/>
+          <w:shd w:fill="auto" w:val="clear"/>
+        </w:rPr>
+        <w:t xml:space="preserve"> SMA_Scale_Classs level</w:t>
+      </w:r>
+      <w:r>
+        <w:rPr>
+          <w:rFonts w:ascii="Arial" w:hAnsi="Arial"/>
+          <w:sz w:val="22"/>
+          <w:szCs w:val="22"/>
+          <w:shd w:fill="auto" w:val="clear"/>
+        </w:rPr>
+        <w:br/>
+        <w:t xml:space="preserve">👉 Evita </w:t>
+      </w:r>
+      <w:r>
+        <w:rPr>
+          <w:rStyle w:val="Strong"/>
+          <w:rFonts w:ascii="Arial" w:hAnsi="Arial"/>
+          <w:sz w:val="22"/>
+          <w:szCs w:val="22"/>
+          <w:shd w:fill="auto" w:val="clear"/>
+        </w:rPr>
+        <w:t>fuga de información</w:t>
+      </w:r>
+      <w:r>
+        <w:rPr>
+          <w:rFonts w:ascii="Arial" w:hAnsi="Arial"/>
+          <w:sz w:val="22"/>
+          <w:szCs w:val="22"/>
+          <w:shd w:fill="auto" w:val="clear"/>
+        </w:rPr>
+        <w:t xml:space="preserve"> : </w:t>
+      </w:r>
+      <w:r>
+        <w:rPr>
+          <w:rFonts w:ascii="Arial" w:hAnsi="Arial"/>
+          <w:sz w:val="22"/>
+          <w:szCs w:val="22"/>
+          <w:shd w:fill="auto" w:val="clear"/>
+        </w:rPr>
+        <w:t>data leakage</w:t>
+      </w:r>
+    </w:p>
+    <w:p>
+      <w:pPr>
+        <w:pStyle w:val="BodyText"/>
+        <w:numPr>
+          <w:ilvl w:val="0"/>
+          <w:numId w:val="15"/>
+        </w:numPr>
+        <w:tabs>
+          <w:tab w:val="clear" w:pos="709"/>
+          <w:tab w:val="left" w:pos="0" w:leader="none"/>
+        </w:tabs>
+        <w:spacing w:before="0" w:after="0"/>
+        <w:ind w:hanging="283" w:left="709"/>
+        <w:rPr>
+          <w:highlight w:val="none"/>
+          <w:shd w:fill="auto" w:val="clear"/>
+        </w:rPr>
+      </w:pPr>
+      <w:r>
+        <w:rPr>
+          <w:rFonts w:ascii="Arial" w:hAnsi="Arial"/>
+          <w:sz w:val="22"/>
+          <w:szCs w:val="22"/>
+          <w:shd w:fill="auto" w:val="clear"/>
+        </w:rPr>
+        <w:t xml:space="preserve">Separación de variables: </w:t>
+      </w:r>
+    </w:p>
+    <w:p>
+      <w:pPr>
+        <w:pStyle w:val="BodyText"/>
+        <w:numPr>
+          <w:ilvl w:val="1"/>
+          <w:numId w:val="15"/>
+        </w:numPr>
+        <w:tabs>
+          <w:tab w:val="clear" w:pos="709"/>
+          <w:tab w:val="left" w:pos="0" w:leader="none"/>
+        </w:tabs>
+        <w:spacing w:before="0" w:after="0"/>
+        <w:ind w:hanging="283" w:left="1418"/>
+        <w:rPr/>
+      </w:pPr>
+      <w:r>
+        <w:rPr>
+          <w:rStyle w:val="Textooriginal"/>
+          <w:rFonts w:ascii="Arial" w:hAnsi="Arial"/>
+          <w:sz w:val="22"/>
+          <w:szCs w:val="22"/>
+          <w:shd w:fill="auto" w:val="clear"/>
+        </w:rPr>
+        <w:t>X</w:t>
+      </w:r>
+      <w:r>
+        <w:rPr>
+          <w:rFonts w:ascii="Arial" w:hAnsi="Arial"/>
+          <w:sz w:val="22"/>
+          <w:szCs w:val="22"/>
+          <w:shd w:fill="auto" w:val="clear"/>
+        </w:rPr>
+        <w:t xml:space="preserve"> → variables predictoras , </w:t>
+      </w:r>
+      <w:r>
+        <w:rPr>
+          <w:rFonts w:ascii="Arial" w:hAnsi="Arial"/>
+          <w:sz w:val="22"/>
+          <w:szCs w:val="22"/>
+          <w:shd w:fill="auto" w:val="clear"/>
+        </w:rPr>
+        <w:t>20%</w:t>
+      </w:r>
+    </w:p>
+    <w:p>
+      <w:pPr>
+        <w:pStyle w:val="BodyText"/>
+        <w:numPr>
+          <w:ilvl w:val="1"/>
+          <w:numId w:val="15"/>
+        </w:numPr>
+        <w:tabs>
+          <w:tab w:val="clear" w:pos="709"/>
+          <w:tab w:val="left" w:pos="0" w:leader="none"/>
+        </w:tabs>
+        <w:spacing w:before="0" w:after="0"/>
+        <w:ind w:hanging="283" w:left="1418"/>
+        <w:rPr/>
+      </w:pPr>
+      <w:r>
+        <w:rPr>
+          <w:rStyle w:val="Textooriginal"/>
+          <w:rFonts w:ascii="Arial" w:hAnsi="Arial"/>
+          <w:sz w:val="22"/>
+          <w:szCs w:val="22"/>
+          <w:shd w:fill="auto" w:val="clear"/>
+        </w:rPr>
+        <w:t>y</w:t>
+      </w:r>
+      <w:r>
+        <w:rPr>
+          <w:rFonts w:ascii="Arial" w:hAnsi="Arial"/>
+          <w:sz w:val="22"/>
+          <w:szCs w:val="22"/>
+          <w:shd w:fill="auto" w:val="clear"/>
+        </w:rPr>
+        <w:t xml:space="preserve"> → variable objetivo , </w:t>
+      </w:r>
+      <w:r>
+        <w:rPr>
+          <w:rFonts w:ascii="Arial" w:hAnsi="Arial"/>
+          <w:sz w:val="22"/>
+          <w:szCs w:val="22"/>
+          <w:shd w:fill="auto" w:val="clear"/>
+        </w:rPr>
+        <w:t>80%</w:t>
+      </w:r>
+    </w:p>
+    <w:p>
+      <w:pPr>
+        <w:pStyle w:val="BodyText"/>
+        <w:numPr>
+          <w:ilvl w:val="0"/>
+          <w:numId w:val="15"/>
+        </w:numPr>
+        <w:tabs>
+          <w:tab w:val="clear" w:pos="709"/>
+          <w:tab w:val="left" w:pos="0" w:leader="none"/>
+        </w:tabs>
+        <w:spacing w:before="0" w:after="0"/>
+        <w:ind w:hanging="283" w:left="709"/>
+        <w:rPr/>
+      </w:pPr>
+      <w:r>
+        <w:rPr>
+          <w:rFonts w:ascii="Arial" w:hAnsi="Arial"/>
+          <w:sz w:val="22"/>
+          <w:szCs w:val="22"/>
+          <w:shd w:fill="auto" w:val="clear"/>
+        </w:rPr>
+        <w:t xml:space="preserve">Aplicación de </w:t>
+      </w:r>
+      <w:r>
+        <w:rPr>
+          <w:rStyle w:val="Strong"/>
+          <w:rFonts w:ascii="Arial" w:hAnsi="Arial"/>
+          <w:sz w:val="22"/>
+          <w:szCs w:val="22"/>
+          <w:shd w:fill="auto" w:val="clear"/>
+        </w:rPr>
+        <w:t>escalado (StandardScaler)</w:t>
+      </w:r>
+      <w:r>
+        <w:rPr>
+          <w:rFonts w:ascii="Arial" w:hAnsi="Arial"/>
+          <w:sz w:val="22"/>
+          <w:szCs w:val="22"/>
+          <w:shd w:fill="auto" w:val="clear"/>
+        </w:rPr>
+        <w:t xml:space="preserve"> en: </w:t>
+        <w:tab/>
+        <w:t xml:space="preserve">// </w:t>
+      </w:r>
+      <w:r>
+        <w:rPr>
+          <w:rFonts w:ascii="Arial" w:hAnsi="Arial"/>
+          <w:sz w:val="22"/>
+          <w:szCs w:val="22"/>
+          <w:shd w:fill="auto" w:val="clear"/>
+        </w:rPr>
+        <w:t>ej. edad/ sueldo, no equiparables //</w:t>
+      </w:r>
+    </w:p>
+    <w:p>
+      <w:pPr>
+        <w:pStyle w:val="BodyText"/>
+        <w:numPr>
+          <w:ilvl w:val="1"/>
+          <w:numId w:val="15"/>
+        </w:numPr>
+        <w:tabs>
+          <w:tab w:val="clear" w:pos="709"/>
+          <w:tab w:val="left" w:pos="0" w:leader="none"/>
+        </w:tabs>
+        <w:spacing w:before="0" w:after="0"/>
+        <w:ind w:hanging="283" w:left="1418"/>
+        <w:rPr>
+          <w:highlight w:val="none"/>
+          <w:shd w:fill="auto" w:val="clear"/>
+        </w:rPr>
+      </w:pPr>
+      <w:r>
+        <w:rPr>
+          <w:rFonts w:ascii="Arial" w:hAnsi="Arial"/>
+          <w:sz w:val="22"/>
+          <w:szCs w:val="22"/>
+          <w:shd w:fill="auto" w:val="clear"/>
+        </w:rPr>
+        <w:t xml:space="preserve">Regresión logística </w:t>
+      </w:r>
+    </w:p>
+    <w:p>
+      <w:pPr>
+        <w:pStyle w:val="BodyText"/>
+        <w:numPr>
+          <w:ilvl w:val="1"/>
+          <w:numId w:val="15"/>
+        </w:numPr>
+        <w:tabs>
+          <w:tab w:val="clear" w:pos="709"/>
+          <w:tab w:val="left" w:pos="0" w:leader="none"/>
+        </w:tabs>
+        <w:spacing w:before="0" w:after="0"/>
+        <w:ind w:hanging="283" w:left="1418"/>
+        <w:rPr>
+          <w:highlight w:val="none"/>
+          <w:shd w:fill="auto" w:val="clear"/>
+        </w:rPr>
+      </w:pPr>
+      <w:r>
+        <w:rPr>
+          <w:rFonts w:ascii="Arial" w:hAnsi="Arial"/>
+          <w:sz w:val="22"/>
+          <w:szCs w:val="22"/>
+          <w:shd w:fill="auto" w:val="clear"/>
+        </w:rPr>
+        <w:t xml:space="preserve">SVM </w:t>
+      </w:r>
+    </w:p>
+    <w:p>
+      <w:pPr>
+        <w:pStyle w:val="BodyText"/>
+        <w:numPr>
+          <w:ilvl w:val="1"/>
+          <w:numId w:val="15"/>
+        </w:numPr>
+        <w:tabs>
+          <w:tab w:val="clear" w:pos="709"/>
+          <w:tab w:val="left" w:pos="0" w:leader="none"/>
+        </w:tabs>
+        <w:ind w:hanging="283" w:left="1418"/>
+        <w:rPr>
+          <w:highlight w:val="none"/>
+          <w:shd w:fill="auto" w:val="clear"/>
+        </w:rPr>
+      </w:pPr>
+      <w:r>
+        <w:rPr>
+          <w:rFonts w:ascii="Arial" w:hAnsi="Arial"/>
+          <w:sz w:val="22"/>
+          <w:szCs w:val="22"/>
+          <w:shd w:fill="auto" w:val="clear"/>
+        </w:rPr>
+        <w:t>KNN</w:t>
+      </w:r>
+    </w:p>
+    <w:p>
+      <w:pPr>
+        <w:pStyle w:val="BodyText"/>
+        <w:numPr>
+          <w:ilvl w:val="0"/>
+          <w:numId w:val="0"/>
+        </w:numPr>
+        <w:tabs>
+          <w:tab w:val="clear" w:pos="709"/>
+          <w:tab w:val="left" w:pos="0" w:leader="none"/>
+        </w:tabs>
+        <w:ind w:hanging="0" w:left="1418"/>
+        <w:rPr>
+          <w:rFonts w:ascii="Arial" w:hAnsi="Arial"/>
+          <w:sz w:val="22"/>
+          <w:szCs w:val="22"/>
+          <w:highlight w:val="none"/>
+          <w:shd w:fill="F7D1D5" w:val="clear"/>
+        </w:rPr>
+      </w:pPr>
+      <w:r>
+        <w:rPr>
+          <w:rFonts w:ascii="Arial" w:hAnsi="Arial"/>
+          <w:sz w:val="22"/>
+          <w:szCs w:val="22"/>
+          <w:shd w:fill="F7D1D5" w:val="clear"/>
+        </w:rPr>
+      </w:r>
+    </w:p>
+    <w:p>
+      <w:pPr>
+        <w:pStyle w:val="Heading2"/>
+        <w:spacing w:lineRule="auto" w:line="276" w:before="0" w:after="140"/>
+        <w:ind w:hanging="0" w:left="0"/>
+        <w:rPr>
+          <w:highlight w:val="none"/>
+          <w:shd w:fill="auto" w:val="clear"/>
+        </w:rPr>
+      </w:pPr>
+      <w:r>
+        <w:rPr>
+          <w:rFonts w:ascii="Arial" w:hAnsi="Arial"/>
+          <w:sz w:val="22"/>
+          <w:szCs w:val="22"/>
+          <w:shd w:fill="auto" w:val="clear"/>
+        </w:rPr>
+        <w:t>3</w:t>
+      </w:r>
+      <w:r>
+        <w:rPr>
+          <w:rFonts w:ascii="Arial" w:hAnsi="Arial"/>
+          <w:sz w:val="22"/>
+          <w:szCs w:val="22"/>
+          <w:shd w:fill="auto" w:val="clear"/>
+        </w:rPr>
+        <w:t>. Metodología</w:t>
+      </w:r>
+    </w:p>
+    <w:p>
+      <w:pPr>
+        <w:pStyle w:val="Heading3"/>
+        <w:spacing w:lineRule="auto" w:line="276" w:before="0" w:after="140"/>
+        <w:ind w:hanging="0" w:left="0"/>
+        <w:rPr>
+          <w:highlight w:val="none"/>
+          <w:shd w:fill="auto" w:val="clear"/>
+        </w:rPr>
+      </w:pPr>
+      <w:r>
+        <w:rPr>
+          <w:rFonts w:ascii="Arial" w:hAnsi="Arial"/>
+          <w:sz w:val="22"/>
+          <w:szCs w:val="22"/>
+          <w:shd w:fill="auto" w:val="clear"/>
+        </w:rPr>
+        <w:t xml:space="preserve">🔹 </w:t>
+      </w:r>
+      <w:r>
+        <w:rPr>
+          <w:rFonts w:ascii="Arial" w:hAnsi="Arial"/>
+          <w:sz w:val="22"/>
+          <w:szCs w:val="22"/>
+          <w:shd w:fill="auto" w:val="clear"/>
+        </w:rPr>
+        <w:t>Evaluación</w:t>
+      </w:r>
+    </w:p>
+    <w:p>
+      <w:pPr>
+        <w:pStyle w:val="BodyText"/>
+        <w:numPr>
+          <w:ilvl w:val="0"/>
+          <w:numId w:val="17"/>
+        </w:numPr>
+        <w:tabs>
+          <w:tab w:val="clear" w:pos="709"/>
+          <w:tab w:val="left" w:pos="0" w:leader="none"/>
+        </w:tabs>
+        <w:spacing w:before="0" w:after="0"/>
+        <w:ind w:hanging="283" w:left="709"/>
+        <w:rPr>
+          <w:highlight w:val="none"/>
+          <w:shd w:fill="auto" w:val="clear"/>
+        </w:rPr>
+      </w:pPr>
+      <w:r>
+        <w:rPr>
+          <w:rFonts w:ascii="Arial" w:hAnsi="Arial"/>
+          <w:sz w:val="22"/>
+          <w:szCs w:val="22"/>
+          <w:shd w:fill="auto" w:val="clear"/>
+        </w:rPr>
+        <w:t xml:space="preserve">Accuracy </w:t>
+      </w:r>
+    </w:p>
+    <w:p>
+      <w:pPr>
+        <w:pStyle w:val="BodyText"/>
+        <w:numPr>
+          <w:ilvl w:val="0"/>
+          <w:numId w:val="17"/>
+        </w:numPr>
+        <w:tabs>
+          <w:tab w:val="clear" w:pos="709"/>
+          <w:tab w:val="left" w:pos="0" w:leader="none"/>
+        </w:tabs>
+        <w:ind w:hanging="283" w:left="709"/>
+        <w:rPr>
+          <w:highlight w:val="none"/>
+          <w:shd w:fill="auto" w:val="clear"/>
+        </w:rPr>
+      </w:pPr>
+      <w:r>
+        <w:rPr>
+          <w:rFonts w:ascii="Arial" w:hAnsi="Arial"/>
+          <w:sz w:val="22"/>
+          <w:szCs w:val="22"/>
+          <w:shd w:fill="auto" w:val="clear"/>
+        </w:rPr>
+        <w:t xml:space="preserve">Validación cruzada (Stratified K-Fold, 5 particiones) </w:t>
+      </w:r>
+    </w:p>
+    <w:p>
+      <w:pPr>
+        <w:pStyle w:val="Lneahorizontal"/>
+        <w:spacing w:lineRule="auto" w:line="276" w:before="0" w:after="140"/>
+        <w:rPr>
+          <w:rFonts w:ascii="Arial" w:hAnsi="Arial"/>
+          <w:sz w:val="22"/>
+          <w:szCs w:val="22"/>
+        </w:rPr>
+      </w:pPr>
+      <w:r>
+        <w:rPr>
+          <w:rFonts w:ascii="Arial" w:hAnsi="Arial"/>
+          <w:sz w:val="22"/>
+          <w:szCs w:val="22"/>
+        </w:rPr>
+      </w:r>
+    </w:p>
+    <w:p>
+      <w:pPr>
+        <w:pStyle w:val="Heading2"/>
+        <w:spacing w:lineRule="auto" w:line="276" w:before="0" w:after="140"/>
+        <w:ind w:hanging="0" w:left="0"/>
+        <w:rPr>
+          <w:rFonts w:ascii="Arial" w:hAnsi="Arial"/>
+          <w:sz w:val="22"/>
+          <w:szCs w:val="22"/>
+        </w:rPr>
+      </w:pPr>
+      <w:r>
+        <w:rPr>
+          <w:rFonts w:ascii="Arial" w:hAnsi="Arial"/>
+          <w:sz w:val="22"/>
+          <w:szCs w:val="22"/>
+        </w:rPr>
+        <w:t>9. Problemas detectados</w:t>
+      </w:r>
+    </w:p>
+    <w:p>
+      <w:pPr>
+        <w:pStyle w:val="Heading3"/>
+        <w:spacing w:lineRule="auto" w:line="276" w:before="0" w:after="140"/>
+        <w:ind w:hanging="0" w:left="0"/>
+        <w:rPr>
+          <w:rFonts w:ascii="Arial" w:hAnsi="Arial"/>
+          <w:sz w:val="22"/>
+          <w:szCs w:val="22"/>
+        </w:rPr>
+      </w:pPr>
+      <w:r>
+        <w:rPr>
+          <w:rFonts w:ascii="Arial" w:hAnsi="Arial"/>
+          <w:sz w:val="22"/>
+          <w:szCs w:val="22"/>
+        </w:rPr>
+        <w:t xml:space="preserve">🔴 </w:t>
+      </w:r>
+      <w:r>
+        <w:rPr>
+          <w:rFonts w:ascii="Arial" w:hAnsi="Arial"/>
+          <w:sz w:val="22"/>
+          <w:szCs w:val="22"/>
+        </w:rPr>
+        <w:t>Fuga de información</w:t>
+      </w:r>
+    </w:p>
+    <w:p>
+      <w:pPr>
+        <w:pStyle w:val="BodyText"/>
+        <w:numPr>
+          <w:ilvl w:val="0"/>
+          <w:numId w:val="19"/>
+        </w:numPr>
+        <w:tabs>
+          <w:tab w:val="clear" w:pos="709"/>
+          <w:tab w:val="left" w:pos="0" w:leader="none"/>
+        </w:tabs>
+        <w:ind w:hanging="283" w:left="709"/>
+        <w:rPr/>
+      </w:pPr>
+      <w:r>
+        <w:rPr>
+          <w:rStyle w:val="Textooriginal"/>
+          <w:rFonts w:ascii="Arial" w:hAnsi="Arial"/>
+          <w:sz w:val="22"/>
+          <w:szCs w:val="22"/>
+        </w:rPr>
+        <w:t>SMA_Scale_value</w:t>
+      </w:r>
+      <w:r>
+        <w:rPr>
+          <w:rFonts w:ascii="Arial" w:hAnsi="Arial"/>
+          <w:sz w:val="22"/>
+          <w:szCs w:val="22"/>
+        </w:rPr>
+        <w:t xml:space="preserve"> inflaba resultados </w:t>
+      </w:r>
+    </w:p>
+    <w:p>
+      <w:pPr>
+        <w:pStyle w:val="Heading3"/>
+        <w:spacing w:lineRule="auto" w:line="276" w:before="0" w:after="140"/>
+        <w:ind w:hanging="0" w:left="0"/>
+        <w:rPr>
+          <w:rFonts w:ascii="Arial" w:hAnsi="Arial"/>
+          <w:sz w:val="22"/>
+          <w:szCs w:val="22"/>
+        </w:rPr>
+      </w:pPr>
+      <w:r>
+        <w:rPr>
+          <w:rFonts w:ascii="Arial" w:hAnsi="Arial"/>
+          <w:sz w:val="22"/>
+          <w:szCs w:val="22"/>
+        </w:rPr>
+        <w:t xml:space="preserve">🔴 </w:t>
+      </w:r>
+      <w:r>
+        <w:rPr>
+          <w:rFonts w:ascii="Arial" w:hAnsi="Arial"/>
+          <w:sz w:val="22"/>
+          <w:szCs w:val="22"/>
+        </w:rPr>
+        <w:t>Overfitting</w:t>
+      </w:r>
+    </w:p>
+    <w:p>
+      <w:pPr>
+        <w:pStyle w:val="BodyText"/>
+        <w:numPr>
+          <w:ilvl w:val="0"/>
+          <w:numId w:val="20"/>
+        </w:numPr>
+        <w:tabs>
+          <w:tab w:val="clear" w:pos="709"/>
+          <w:tab w:val="left" w:pos="0" w:leader="none"/>
+        </w:tabs>
+        <w:ind w:hanging="283" w:left="709"/>
+        <w:rPr>
+          <w:rFonts w:ascii="Arial" w:hAnsi="Arial"/>
+          <w:sz w:val="22"/>
+          <w:szCs w:val="22"/>
+        </w:rPr>
+      </w:pPr>
+      <w:r>
+        <w:rPr>
+          <w:rFonts w:ascii="Arial" w:hAnsi="Arial"/>
+          <w:sz w:val="22"/>
+          <w:szCs w:val="22"/>
+        </w:rPr>
+        <w:t xml:space="preserve">Especialmente en modelos complejos </w:t>
+      </w:r>
+    </w:p>
+    <w:p>
+      <w:pPr>
+        <w:pStyle w:val="Heading3"/>
+        <w:spacing w:lineRule="auto" w:line="276" w:before="0" w:after="140"/>
+        <w:ind w:hanging="0" w:left="0"/>
+        <w:rPr>
+          <w:rFonts w:ascii="Arial" w:hAnsi="Arial"/>
+          <w:sz w:val="22"/>
+          <w:szCs w:val="22"/>
+        </w:rPr>
+      </w:pPr>
+      <w:r>
+        <w:rPr>
+          <w:rFonts w:ascii="Arial" w:hAnsi="Arial"/>
+          <w:sz w:val="22"/>
+          <w:szCs w:val="22"/>
+        </w:rPr>
+        <w:t xml:space="preserve">🔴 </w:t>
+      </w:r>
+      <w:r>
+        <w:rPr>
+          <w:rFonts w:ascii="Arial" w:hAnsi="Arial"/>
+          <w:sz w:val="22"/>
+          <w:szCs w:val="22"/>
+        </w:rPr>
+        <w:t>Sensibilidad a escala</w:t>
+      </w:r>
+    </w:p>
+    <w:p>
+      <w:pPr>
+        <w:pStyle w:val="BodyText"/>
+        <w:numPr>
+          <w:ilvl w:val="0"/>
+          <w:numId w:val="21"/>
+        </w:numPr>
+        <w:tabs>
+          <w:tab w:val="clear" w:pos="709"/>
+          <w:tab w:val="left" w:pos="0" w:leader="none"/>
+        </w:tabs>
+        <w:ind w:hanging="283" w:left="709"/>
+        <w:rPr>
+          <w:rFonts w:ascii="Arial" w:hAnsi="Arial"/>
+          <w:sz w:val="22"/>
+          <w:szCs w:val="22"/>
+        </w:rPr>
+      </w:pPr>
+      <w:r>
+        <w:rPr>
+          <w:rFonts w:ascii="Arial" w:hAnsi="Arial"/>
+          <w:sz w:val="22"/>
+          <w:szCs w:val="22"/>
+        </w:rPr>
+        <w:t xml:space="preserve">KNN, SVM, Logistic Regression </w:t>
+      </w:r>
+    </w:p>
+    <w:p>
+      <w:pPr>
+        <w:pStyle w:val="Normal"/>
+        <w:spacing w:lineRule="auto" w:line="276" w:before="0" w:after="140"/>
+        <w:ind w:hanging="0" w:left="0"/>
+        <w:rPr>
+          <w:b/>
+          <w:bCs/>
+        </w:rPr>
+      </w:pPr>
+      <w:r>
+        <w:rPr>
+          <w:rFonts w:ascii="Arial" w:hAnsi="Arial"/>
+          <w:b/>
+          <w:bCs/>
+          <w:sz w:val="22"/>
+          <w:szCs w:val="22"/>
+        </w:rPr>
+        <w:t>11</w:t>
+      </w:r>
+      <w:r>
+        <w:rPr>
+          <w:rFonts w:ascii="Arial" w:hAnsi="Arial"/>
+          <w:b/>
+          <w:bCs/>
+          <w:sz w:val="22"/>
+          <w:szCs w:val="22"/>
+        </w:rPr>
+        <w:t>. Conclusiones</w:t>
+      </w:r>
+    </w:p>
+    <w:p>
+      <w:pPr>
+        <w:pStyle w:val="BodyText"/>
+        <w:numPr>
+          <w:ilvl w:val="0"/>
+          <w:numId w:val="22"/>
+        </w:numPr>
+        <w:tabs>
+          <w:tab w:val="clear" w:pos="709"/>
+          <w:tab w:val="left" w:pos="0" w:leader="none"/>
+        </w:tabs>
+        <w:spacing w:before="0" w:after="0"/>
+        <w:ind w:hanging="283" w:left="709"/>
+        <w:rPr>
+          <w:rFonts w:ascii="Arial" w:hAnsi="Arial"/>
+          <w:sz w:val="22"/>
+          <w:szCs w:val="22"/>
+        </w:rPr>
+      </w:pPr>
+      <w:r>
+        <w:rPr>
+          <w:rFonts w:ascii="Arial" w:hAnsi="Arial"/>
+          <w:sz w:val="22"/>
+          <w:szCs w:val="22"/>
+        </w:rPr>
+        <w:t xml:space="preserve">El dataset presenta relaciones no lineales </w:t>
+      </w:r>
+    </w:p>
+    <w:p>
+      <w:pPr>
+        <w:pStyle w:val="BodyText"/>
+        <w:numPr>
+          <w:ilvl w:val="0"/>
+          <w:numId w:val="22"/>
+        </w:numPr>
+        <w:tabs>
+          <w:tab w:val="clear" w:pos="709"/>
+          <w:tab w:val="left" w:pos="0" w:leader="none"/>
+        </w:tabs>
+        <w:spacing w:before="0" w:after="0"/>
+        <w:ind w:hanging="283" w:left="709"/>
+        <w:rPr>
+          <w:rFonts w:ascii="Arial" w:hAnsi="Arial"/>
+          <w:sz w:val="22"/>
+          <w:szCs w:val="22"/>
+        </w:rPr>
+      </w:pPr>
+      <w:r>
+        <w:rPr>
+          <w:rFonts w:ascii="Arial" w:hAnsi="Arial"/>
+          <w:sz w:val="22"/>
+          <w:szCs w:val="22"/>
+        </w:rPr>
+        <w:t xml:space="preserve">Los modelos ensemble ofrecen mejor rendimiento </w:t>
+      </w:r>
+    </w:p>
+    <w:p>
+      <w:pPr>
+        <w:pStyle w:val="BodyText"/>
+        <w:numPr>
+          <w:ilvl w:val="0"/>
+          <w:numId w:val="22"/>
+        </w:numPr>
+        <w:tabs>
+          <w:tab w:val="clear" w:pos="709"/>
+          <w:tab w:val="left" w:pos="0" w:leader="none"/>
+        </w:tabs>
+        <w:spacing w:before="0" w:after="0"/>
+        <w:ind w:hanging="283" w:left="709"/>
+        <w:rPr/>
+      </w:pPr>
+      <w:r>
+        <w:rPr>
+          <w:rStyle w:val="Strong"/>
+          <w:rFonts w:ascii="Arial" w:hAnsi="Arial"/>
+          <w:sz w:val="22"/>
+          <w:szCs w:val="22"/>
+        </w:rPr>
+        <w:t>Gradient Boosting y XGBoost</w:t>
+      </w:r>
+      <w:r>
+        <w:rPr>
+          <w:rFonts w:ascii="Arial" w:hAnsi="Arial"/>
+          <w:sz w:val="22"/>
+          <w:szCs w:val="22"/>
+        </w:rPr>
+        <w:t xml:space="preserve"> son los más precisos </w:t>
+      </w:r>
+    </w:p>
+    <w:p>
+      <w:pPr>
+        <w:pStyle w:val="BodyText"/>
+        <w:numPr>
+          <w:ilvl w:val="0"/>
+          <w:numId w:val="22"/>
+        </w:numPr>
+        <w:tabs>
+          <w:tab w:val="clear" w:pos="709"/>
+          <w:tab w:val="left" w:pos="0" w:leader="none"/>
+        </w:tabs>
+        <w:ind w:hanging="283" w:left="709"/>
+        <w:rPr/>
+      </w:pPr>
+      <w:r>
+        <w:rPr>
+          <w:rStyle w:val="Strong"/>
+          <w:rFonts w:ascii="Arial" w:hAnsi="Arial"/>
+          <w:sz w:val="22"/>
+          <w:szCs w:val="22"/>
+        </w:rPr>
+        <w:t>Random Forest</w:t>
+      </w:r>
+      <w:r>
+        <w:rPr>
+          <w:rFonts w:ascii="Arial" w:hAnsi="Arial"/>
+          <w:sz w:val="22"/>
+          <w:szCs w:val="22"/>
+        </w:rPr>
+        <w:t xml:space="preserve"> es el más equilibrado </w:t>
+      </w:r>
+    </w:p>
+    <w:p>
+      <w:pPr>
+        <w:pStyle w:val="BodyText"/>
+        <w:numPr>
+          <w:ilvl w:val="0"/>
+          <w:numId w:val="22"/>
+        </w:numPr>
+        <w:tabs>
+          <w:tab w:val="clear" w:pos="709"/>
+          <w:tab w:val="left" w:pos="0" w:leader="none"/>
+        </w:tabs>
+        <w:spacing w:before="0" w:after="0"/>
+        <w:ind w:hanging="283" w:left="709"/>
+        <w:rPr>
+          <w:rFonts w:ascii="Arial" w:hAnsi="Arial"/>
+          <w:sz w:val="22"/>
+          <w:szCs w:val="22"/>
+        </w:rPr>
+      </w:pPr>
+      <w:r>
+        <w:rPr>
+          <w:rFonts w:ascii="Arial" w:hAnsi="Arial"/>
+          <w:sz w:val="22"/>
+          <w:szCs w:val="22"/>
+        </w:rPr>
+        <w:t xml:space="preserve">✔️ </w:t>
+      </w:r>
+      <w:r>
+        <w:rPr>
+          <w:rFonts w:ascii="Arial" w:hAnsi="Arial"/>
+          <w:sz w:val="22"/>
+          <w:szCs w:val="22"/>
+        </w:rPr>
+        <w:t xml:space="preserve">Accuracy (clasificación) → más alto = mejor </w:t>
+      </w:r>
+    </w:p>
+    <w:p>
+      <w:pPr>
+        <w:pStyle w:val="BodyText"/>
+        <w:numPr>
+          <w:ilvl w:val="0"/>
+          <w:numId w:val="22"/>
+        </w:numPr>
+        <w:tabs>
+          <w:tab w:val="clear" w:pos="709"/>
+          <w:tab w:val="left" w:pos="0" w:leader="none"/>
+        </w:tabs>
+        <w:ind w:hanging="283" w:left="709"/>
+        <w:rPr>
+          <w:rFonts w:ascii="Arial" w:hAnsi="Arial"/>
+          <w:sz w:val="22"/>
+          <w:szCs w:val="22"/>
+        </w:rPr>
+      </w:pPr>
+      <w:r>
+        <w:rPr/>
+        <w:t xml:space="preserve">✔️ </w:t>
+      </w:r>
+      <w:r>
+        <w:rPr/>
+        <w:t>Error (regresión) → más bajo = mejor</w:t>
+      </w:r>
+    </w:p>
+    <w:p>
+      <w:pPr>
+        <w:pStyle w:val="BodyText"/>
+        <w:numPr>
+          <w:ilvl w:val="0"/>
+          <w:numId w:val="0"/>
+        </w:numPr>
+        <w:tabs>
+          <w:tab w:val="clear" w:pos="709"/>
+          <w:tab w:val="left" w:pos="0" w:leader="none"/>
+        </w:tabs>
+        <w:ind w:hanging="0" w:left="709"/>
+        <w:rPr>
+          <w:rFonts w:ascii="Arial" w:hAnsi="Arial"/>
+          <w:sz w:val="22"/>
+          <w:szCs w:val="22"/>
+        </w:rPr>
+      </w:pPr>
+      <w:r>
+        <w:rPr>
+          <w:b/>
+          <w:bCs/>
+        </w:rPr>
+      </w:r>
+    </w:p>
+    <w:p>
+      <w:pPr>
+        <w:pStyle w:val="Normal"/>
+        <w:spacing w:lineRule="auto" w:line="276" w:before="0" w:after="140"/>
+        <w:ind w:hanging="0" w:left="0"/>
+        <w:rPr>
+          <w:b/>
+          <w:bCs/>
+        </w:rPr>
+      </w:pPr>
+      <w:r>
+        <w:rPr>
+          <w:rFonts w:ascii="Arial" w:hAnsi="Arial"/>
+          <w:b/>
+          <w:bCs/>
+          <w:sz w:val="22"/>
+          <w:szCs w:val="22"/>
+        </w:rPr>
+        <w:t>8. Validación cruzada</w:t>
+      </w:r>
+    </w:p>
+    <w:p>
+      <w:pPr>
+        <w:pStyle w:val="BodyText"/>
+        <w:ind w:hanging="0" w:left="0"/>
+        <w:rPr>
+          <w:rFonts w:ascii="Arial" w:hAnsi="Arial"/>
+          <w:sz w:val="22"/>
+          <w:szCs w:val="22"/>
+        </w:rPr>
+      </w:pPr>
+      <w:r>
+        <w:rPr>
+          <w:rFonts w:ascii="Arial" w:hAnsi="Arial"/>
+          <w:sz w:val="22"/>
+          <w:szCs w:val="22"/>
+        </w:rPr>
+        <w:t>La validación cruzada permitió:</w:t>
+      </w:r>
+    </w:p>
+    <w:p>
+      <w:pPr>
+        <w:pStyle w:val="BodyText"/>
+        <w:numPr>
+          <w:ilvl w:val="0"/>
+          <w:numId w:val="23"/>
+        </w:numPr>
+        <w:tabs>
+          <w:tab w:val="clear" w:pos="709"/>
+          <w:tab w:val="left" w:pos="0" w:leader="none"/>
+        </w:tabs>
+        <w:spacing w:before="0" w:after="0"/>
+        <w:rPr/>
+      </w:pPr>
+      <w:r>
+        <w:rPr>
+          <w:rFonts w:ascii="Arial" w:hAnsi="Arial"/>
+          <w:sz w:val="22"/>
+          <w:szCs w:val="22"/>
+        </w:rPr>
+        <w:t xml:space="preserve">Evaluar estabilidad </w:t>
+      </w:r>
+    </w:p>
+    <w:p>
+      <w:pPr>
+        <w:pStyle w:val="BodyText"/>
+        <w:numPr>
+          <w:ilvl w:val="0"/>
+          <w:numId w:val="23"/>
+        </w:numPr>
+        <w:tabs>
+          <w:tab w:val="clear" w:pos="709"/>
+          <w:tab w:val="left" w:pos="0" w:leader="none"/>
+        </w:tabs>
+        <w:spacing w:before="0" w:after="0"/>
+        <w:rPr/>
+      </w:pPr>
+      <w:r>
+        <w:rPr>
+          <w:rFonts w:ascii="Arial" w:hAnsi="Arial"/>
+          <w:sz w:val="22"/>
+          <w:szCs w:val="22"/>
+        </w:rPr>
+        <w:t xml:space="preserve">Reducir dependencia del split </w:t>
+      </w:r>
+    </w:p>
+    <w:p>
+      <w:pPr>
+        <w:pStyle w:val="BodyText"/>
+        <w:numPr>
+          <w:ilvl w:val="0"/>
+          <w:numId w:val="23"/>
+        </w:numPr>
+        <w:tabs>
+          <w:tab w:val="clear" w:pos="709"/>
+          <w:tab w:val="left" w:pos="0" w:leader="none"/>
+        </w:tabs>
+        <w:rPr>
+          <w:rFonts w:ascii="Arial" w:hAnsi="Arial"/>
+          <w:sz w:val="22"/>
+          <w:szCs w:val="22"/>
+        </w:rPr>
+      </w:pPr>
+      <w:r>
+        <w:rPr>
+          <w:rFonts w:ascii="Arial" w:hAnsi="Arial"/>
+          <w:sz w:val="22"/>
+          <w:szCs w:val="22"/>
+        </w:rPr>
+        <w:t xml:space="preserve">Confirmar resultados reales </w:t>
+      </w:r>
+    </w:p>
+    <w:p>
+      <w:pPr>
+        <w:pStyle w:val="BodyText"/>
+        <w:ind w:hanging="0" w:left="0"/>
+        <w:rPr>
+          <w:rFonts w:ascii="Arial" w:hAnsi="Arial"/>
+          <w:sz w:val="22"/>
+          <w:szCs w:val="22"/>
+        </w:rPr>
+      </w:pPr>
+      <w:r>
+        <w:rPr>
+          <w:rFonts w:ascii="Arial" w:hAnsi="Arial"/>
+          <w:sz w:val="22"/>
+          <w:szCs w:val="22"/>
+        </w:rPr>
+        <w:t xml:space="preserve">👉 </w:t>
+      </w:r>
+      <w:r>
+        <w:rPr>
+          <w:rFonts w:ascii="Arial" w:hAnsi="Arial"/>
+          <w:sz w:val="22"/>
+          <w:szCs w:val="22"/>
+        </w:rPr>
+        <w:t>Se observó que:</w:t>
+      </w:r>
+    </w:p>
+    <w:p>
+      <w:pPr>
+        <w:pStyle w:val="BodyText"/>
+        <w:tabs>
+          <w:tab w:val="clear" w:pos="709"/>
+          <w:tab w:val="left" w:pos="0" w:leader="none"/>
+        </w:tabs>
+        <w:spacing w:before="0" w:after="0"/>
+        <w:ind w:hanging="0" w:left="0"/>
+        <w:rPr>
+          <w:rFonts w:ascii="Arial" w:hAnsi="Arial"/>
+          <w:sz w:val="22"/>
+          <w:szCs w:val="22"/>
+        </w:rPr>
+      </w:pPr>
+      <w:r>
+        <w:rPr>
+          <w:rFonts w:ascii="Arial" w:hAnsi="Arial"/>
+          <w:sz w:val="22"/>
+          <w:szCs w:val="22"/>
+        </w:rPr>
+        <w:t xml:space="preserve">Gradient Boosting → mayor precisión </w:t>
+      </w:r>
+    </w:p>
+    <w:p>
+      <w:pPr>
+        <w:pStyle w:val="BodyText"/>
+        <w:tabs>
+          <w:tab w:val="clear" w:pos="709"/>
+          <w:tab w:val="left" w:pos="0" w:leader="none"/>
+        </w:tabs>
+        <w:ind w:hanging="0" w:left="0"/>
+        <w:rPr>
+          <w:rFonts w:ascii="Arial" w:hAnsi="Arial"/>
+          <w:sz w:val="22"/>
+          <w:szCs w:val="22"/>
+        </w:rPr>
+      </w:pPr>
+      <w:r>
+        <w:rPr>
+          <w:rFonts w:ascii="Arial" w:hAnsi="Arial"/>
+          <w:sz w:val="22"/>
+          <w:szCs w:val="22"/>
+        </w:rPr>
+        <w:t xml:space="preserve">Random Forest → menor variabilidad </w:t>
+      </w:r>
+      <w:r>
+        <w:rPr/>
+        <w:t xml:space="preserve"> </w:t>
+      </w:r>
+    </w:p>
+    <w:p>
+      <w:pPr>
+        <w:pStyle w:val="Lneahorizontal"/>
+        <w:spacing w:lineRule="auto" w:line="276" w:before="0" w:after="140"/>
+        <w:rPr>
+          <w:rFonts w:ascii="Arial" w:hAnsi="Arial"/>
+          <w:sz w:val="22"/>
+          <w:szCs w:val="22"/>
+        </w:rPr>
+      </w:pPr>
+      <w:r>
+        <w:rPr>
+          <w:rFonts w:ascii="Arial" w:hAnsi="Arial"/>
+          <w:sz w:val="22"/>
+          <w:szCs w:val="22"/>
+        </w:rPr>
+      </w:r>
+    </w:p>
+    <w:p>
+      <w:pPr>
+        <w:pStyle w:val="BodyText"/>
+        <w:spacing w:lineRule="auto" w:line="276" w:before="0" w:after="140"/>
+        <w:rPr>
+          <w:rFonts w:ascii="Arial" w:hAnsi="Arial"/>
+          <w:sz w:val="22"/>
+          <w:szCs w:val="22"/>
+        </w:rPr>
+      </w:pPr>
+      <w:r>
+        <w:rPr>
+          <w:rFonts w:ascii="Arial" w:hAnsi="Arial"/>
+          <w:sz w:val="22"/>
+          <w:szCs w:val="22"/>
+        </w:rPr>
+      </w:r>
+    </w:p>
+    <w:p>
+      <w:pPr>
+        <w:pStyle w:val="BodyText"/>
+        <w:spacing w:lineRule="auto" w:line="276" w:before="0" w:after="140"/>
+        <w:rPr>
+          <w:rFonts w:ascii="Arial" w:hAnsi="Arial"/>
+          <w:sz w:val="22"/>
+          <w:szCs w:val="22"/>
+        </w:rPr>
+      </w:pPr>
+      <w:r>
+        <w:rPr>
+          <w:rFonts w:ascii="Arial" w:hAnsi="Arial"/>
+          <w:sz w:val="22"/>
+          <w:szCs w:val="22"/>
+        </w:rPr>
+      </w:r>
+    </w:p>
+    <w:p>
+      <w:pPr>
+        <w:pStyle w:val="BodyText"/>
+        <w:spacing w:lineRule="auto" w:line="276" w:before="0" w:after="140"/>
+        <w:rPr>
+          <w:rFonts w:ascii="Arial" w:hAnsi="Arial"/>
+          <w:sz w:val="22"/>
+          <w:szCs w:val="22"/>
+        </w:rPr>
+      </w:pPr>
+      <w:r>
+        <w:rPr>
+          <w:rFonts w:ascii="Arial" w:hAnsi="Arial"/>
+          <w:sz w:val="22"/>
+          <w:szCs w:val="22"/>
+        </w:rPr>
+      </w:r>
+    </w:p>
+    <w:p>
+      <w:pPr>
+        <w:pStyle w:val="Heading2"/>
+        <w:spacing w:lineRule="auto" w:line="276" w:before="0" w:after="140"/>
+        <w:ind w:hanging="0" w:left="0"/>
+        <w:rPr>
+          <w:rFonts w:ascii="Arial" w:hAnsi="Arial"/>
+          <w:sz w:val="22"/>
+          <w:szCs w:val="22"/>
+        </w:rPr>
+      </w:pPr>
+      <w:r>
+        <w:rPr>
+          <w:rFonts w:ascii="Arial" w:hAnsi="Arial"/>
+          <w:sz w:val="22"/>
+          <w:szCs w:val="22"/>
+        </w:rPr>
+        <w:t>12. Conclusión final (para cerrar el trabajo)</w:t>
+      </w:r>
+    </w:p>
+    <w:p>
+      <w:pPr>
+        <w:pStyle w:val="Citaenbloque"/>
+        <w:spacing w:lineRule="auto" w:line="276" w:before="0" w:after="140"/>
+        <w:rPr>
+          <w:rFonts w:ascii="Arial" w:hAnsi="Arial"/>
+          <w:sz w:val="22"/>
+          <w:szCs w:val="22"/>
+        </w:rPr>
+      </w:pPr>
+      <w:r>
+        <w:rPr>
+          <w:rFonts w:ascii="Arial" w:hAnsi="Arial"/>
+          <w:sz w:val="22"/>
+          <w:szCs w:val="22"/>
+        </w:rPr>
+        <w:t>“</w:t>
+      </w:r>
+      <w:r>
+        <w:rPr>
+          <w:rFonts w:ascii="Arial" w:hAnsi="Arial"/>
+          <w:sz w:val="22"/>
+          <w:szCs w:val="22"/>
+        </w:rPr>
+        <w:t>El análisis demuestra que los modelos ensemble son los más adecuados para este dataset, destacando Gradient Boosting y XGBoost por su alta precisión. No obstante, Random Forest ofrece un mejor equilibrio entre rendimiento y robustez, lo que lo convierte en una opción más fiable en escenarios reales. La correcta selección de variables y la validación cruzada han sido claves para obtener resultados realistas y evitar conclusiones erróneas.”</w:t>
+      </w:r>
+    </w:p>
+    <w:p>
+      <w:pPr>
+        <w:pStyle w:val="Lneahorizontal"/>
+        <w:spacing w:lineRule="auto" w:line="276" w:before="0" w:after="140"/>
+        <w:rPr>
+          <w:rFonts w:ascii="Arial" w:hAnsi="Arial"/>
+          <w:sz w:val="22"/>
+          <w:szCs w:val="22"/>
+          <w:highlight w:val="none"/>
+          <w:shd w:fill="auto" w:val="clear"/>
+        </w:rPr>
+      </w:pPr>
+      <w:r>
+        <w:rPr>
+          <w:rFonts w:ascii="Arial" w:hAnsi="Arial"/>
+          <w:sz w:val="22"/>
+          <w:szCs w:val="22"/>
+          <w:shd w:fill="auto" w:val="clear"/>
+        </w:rPr>
+      </w:r>
+    </w:p>
     <w:p>
       <w:pPr>
         <w:pStyle w:val="Heading2"/>
@@ -76,7 +1609,7 @@
           </w:tcPr>
           <w:p>
             <w:pPr>
-              <w:pStyle w:val="Ttulodelatablauser"/>
+              <w:pStyle w:val="Ttulodelatabla"/>
               <w:bidi w:val="0"/>
               <w:rPr>
                 <w:rFonts w:ascii="Arial" w:hAnsi="Arial"/>
@@ -102,7 +1635,7 @@
           </w:tcPr>
           <w:p>
             <w:pPr>
-              <w:pStyle w:val="Ttulodelatablauser"/>
+              <w:pStyle w:val="Ttulodelatabla"/>
               <w:bidi w:val="0"/>
               <w:rPr>
                 <w:rFonts w:ascii="Arial" w:hAnsi="Arial"/>
@@ -131,7 +1664,7 @@
           </w:tcPr>
           <w:p>
             <w:pPr>
-              <w:pStyle w:val="Contenidodelatablauser"/>
+              <w:pStyle w:val="Contenidodelatabla"/>
               <w:bidi w:val="0"/>
               <w:jc w:val="left"/>
               <w:rPr>
@@ -158,7 +1691,7 @@
           </w:tcPr>
           <w:p>
             <w:pPr>
-              <w:pStyle w:val="Contenidodelatablauser"/>
+              <w:pStyle w:val="Contenidodelatabla"/>
               <w:bidi w:val="0"/>
               <w:jc w:val="left"/>
               <w:rPr>
@@ -188,7 +1721,7 @@
           </w:tcPr>
           <w:p>
             <w:pPr>
-              <w:pStyle w:val="Contenidodelatablauser"/>
+              <w:pStyle w:val="Contenidodelatabla"/>
               <w:bidi w:val="0"/>
               <w:jc w:val="left"/>
               <w:rPr>
@@ -215,7 +1748,7 @@
           </w:tcPr>
           <w:p>
             <w:pPr>
-              <w:pStyle w:val="Contenidodelatablauser"/>
+              <w:pStyle w:val="Contenidodelatabla"/>
               <w:bidi w:val="0"/>
               <w:jc w:val="left"/>
               <w:rPr>
@@ -245,7 +1778,7 @@
           </w:tcPr>
           <w:p>
             <w:pPr>
-              <w:pStyle w:val="Contenidodelatablauser"/>
+              <w:pStyle w:val="Contenidodelatabla"/>
               <w:bidi w:val="0"/>
               <w:jc w:val="left"/>
               <w:rPr>
@@ -272,7 +1805,7 @@
           </w:tcPr>
           <w:p>
             <w:pPr>
-              <w:pStyle w:val="Contenidodelatablauser"/>
+              <w:pStyle w:val="Contenidodelatabla"/>
               <w:bidi w:val="0"/>
               <w:jc w:val="left"/>
               <w:rPr>
@@ -302,7 +1835,7 @@
           </w:tcPr>
           <w:p>
             <w:pPr>
-              <w:pStyle w:val="Contenidodelatablauser"/>
+              <w:pStyle w:val="Contenidodelatabla"/>
               <w:bidi w:val="0"/>
               <w:jc w:val="left"/>
               <w:rPr>
@@ -328,7 +1861,7 @@
           </w:tcPr>
           <w:p>
             <w:pPr>
-              <w:pStyle w:val="Contenidodelatablauser"/>
+              <w:pStyle w:val="Contenidodelatabla"/>
               <w:bidi w:val="0"/>
               <w:jc w:val="left"/>
               <w:rPr>
@@ -358,7 +1891,7 @@
           </w:tcPr>
           <w:p>
             <w:pPr>
-              <w:pStyle w:val="Contenidodelatablauser"/>
+              <w:pStyle w:val="Contenidodelatabla"/>
               <w:bidi w:val="0"/>
               <w:jc w:val="left"/>
               <w:rPr>
@@ -385,7 +1918,7 @@
           </w:tcPr>
           <w:p>
             <w:pPr>
-              <w:pStyle w:val="Contenidodelatablauser"/>
+              <w:pStyle w:val="Contenidodelatabla"/>
               <w:bidi w:val="0"/>
               <w:jc w:val="left"/>
               <w:rPr>
@@ -400,7 +1933,15 @@
                 <w:sz w:val="22"/>
                 <w:szCs w:val="22"/>
               </w:rPr>
-              <w:t>0.78</w:t>
+              <w:t>0.</w:t>
+            </w:r>
+            <w:r>
+              <w:rPr>
+                <w:rFonts w:ascii="Arial" w:hAnsi="Arial"/>
+                <w:sz w:val="22"/>
+                <w:szCs w:val="22"/>
+              </w:rPr>
+              <w:t>84</w:t>
             </w:r>
           </w:p>
         </w:tc>
@@ -415,7 +1956,7 @@
           </w:tcPr>
           <w:p>
             <w:pPr>
-              <w:pStyle w:val="Contenidodelatablauser"/>
+              <w:pStyle w:val="Contenidodelatabla"/>
               <w:bidi w:val="0"/>
               <w:jc w:val="left"/>
               <w:rPr>
@@ -442,7 +1983,7 @@
           </w:tcPr>
           <w:p>
             <w:pPr>
-              <w:pStyle w:val="Contenidodelatablauser"/>
+              <w:pStyle w:val="Contenidodelatabla"/>
               <w:bidi w:val="0"/>
               <w:jc w:val="left"/>
               <w:rPr>
@@ -472,7 +2013,7 @@
           </w:tcPr>
           <w:p>
             <w:pPr>
-              <w:pStyle w:val="Contenidodelatablauser"/>
+              <w:pStyle w:val="Contenidodelatabla"/>
               <w:bidi w:val="0"/>
               <w:jc w:val="left"/>
               <w:rPr>
@@ -499,7 +2040,7 @@
           </w:tcPr>
           <w:p>
             <w:pPr>
-              <w:pStyle w:val="Contenidodelatablauser"/>
+              <w:pStyle w:val="Contenidodelatabla"/>
               <w:bidi w:val="0"/>
               <w:jc w:val="left"/>
               <w:rPr>
@@ -529,7 +2070,7 @@
           </w:tcPr>
           <w:p>
             <w:pPr>
-              <w:pStyle w:val="Contenidodelatablauser"/>
+              <w:pStyle w:val="Contenidodelatabla"/>
               <w:bidi w:val="0"/>
               <w:jc w:val="left"/>
               <w:rPr>
@@ -556,7 +2097,7 @@
           </w:tcPr>
           <w:p>
             <w:pPr>
-              <w:pStyle w:val="Contenidodelatablauser"/>
+              <w:pStyle w:val="Contenidodelatabla"/>
               <w:bidi w:val="0"/>
               <w:jc w:val="left"/>
               <w:rPr>
@@ -586,7 +2127,7 @@
           </w:tcPr>
           <w:p>
             <w:pPr>
-              <w:pStyle w:val="Contenidodelatablauser"/>
+              <w:pStyle w:val="Contenidodelatabla"/>
               <w:bidi w:val="0"/>
               <w:jc w:val="left"/>
               <w:rPr>
@@ -613,7 +2154,7 @@
           </w:tcPr>
           <w:p>
             <w:pPr>
-              <w:pStyle w:val="Contenidodelatablauser"/>
+              <w:pStyle w:val="Contenidodelatabla"/>
               <w:bidi w:val="0"/>
               <w:jc w:val="left"/>
               <w:rPr>
@@ -643,7 +2184,7 @@
           </w:tcPr>
           <w:p>
             <w:pPr>
-              <w:pStyle w:val="Contenidodelatablauser"/>
+              <w:pStyle w:val="Contenidodelatabla"/>
               <w:bidi w:val="0"/>
               <w:jc w:val="left"/>
               <w:rPr>
@@ -670,7 +2211,7 @@
           </w:tcPr>
           <w:p>
             <w:pPr>
-              <w:pStyle w:val="Contenidodelatablauser"/>
+              <w:pStyle w:val="Contenidodelatabla"/>
               <w:bidi w:val="0"/>
               <w:jc w:val="left"/>
               <w:rPr>
@@ -700,7 +2241,7 @@
           </w:tcPr>
           <w:p>
             <w:pPr>
-              <w:pStyle w:val="Contenidodelatablauser"/>
+              <w:pStyle w:val="Contenidodelatabla"/>
               <w:bidi w:val="0"/>
               <w:jc w:val="left"/>
               <w:rPr>
@@ -727,7 +2268,7 @@
           </w:tcPr>
           <w:p>
             <w:pPr>
-              <w:pStyle w:val="Contenidodelatablauser"/>
+              <w:pStyle w:val="Contenidodelatabla"/>
               <w:bidi w:val="0"/>
               <w:jc w:val="left"/>
               <w:rPr>
@@ -757,7 +2298,7 @@
           </w:tcPr>
           <w:p>
             <w:pPr>
-              <w:pStyle w:val="Contenidodelatablauser"/>
+              <w:pStyle w:val="Contenidodelatabla"/>
               <w:bidi w:val="0"/>
               <w:jc w:val="left"/>
               <w:rPr>
@@ -784,7 +2325,7 @@
           </w:tcPr>
           <w:p>
             <w:pPr>
-              <w:pStyle w:val="Contenidodelatablauser"/>
+              <w:pStyle w:val="Contenidodelatabla"/>
               <w:bidi w:val="0"/>
               <w:jc w:val="left"/>
               <w:rPr>
@@ -844,7 +2385,7 @@
           <w:sz w:val="22"/>
           <w:szCs w:val="22"/>
         </w:rPr>
-        <w:t>Regresion lineal</w:t>
+        <w:t>Regresión lineal</w:t>
       </w:r>
     </w:p>
     <w:p>
@@ -871,7 +2412,7 @@
           <w:szCs w:val="22"/>
         </w:rPr>
         <w:tab/>
-        <w:t xml:space="preserve">- </w:t>
+        <w:t xml:space="preserve">- Modelo base, no adecuado para clasificación, sí para </w:t>
       </w:r>
       <w:r>
         <w:rPr>
@@ -880,8 +2421,9 @@
           <w:bCs w:val="false"/>
           <w:sz w:val="22"/>
           <w:szCs w:val="22"/>
-        </w:rPr>
-        <w:t>Modelo base, no adecuado para clasificación, sí para regresión</w:t>
+          <w:u w:val="single"/>
+        </w:rPr>
+        <w:t>regresión</w:t>
       </w:r>
     </w:p>
     <w:p>
@@ -908,9 +2450,79 @@
           <w:szCs w:val="22"/>
         </w:rPr>
         <w:tab/>
-        <w:t xml:space="preserve">- </w:t>
-      </w:r>
-      <w:r>
+        <w:t>- Daría valores como 1,3, 2,7, tendríamos que redondear. Problema: no respeta la naturaleza de clases. Resultados poco fiables. Interpretación incorrecta.</w:t>
+      </w:r>
+    </w:p>
+    <w:p>
+      <w:pPr>
+        <w:pStyle w:val="Lneahorizontal"/>
+        <w:bidi w:val="0"/>
+        <w:spacing w:lineRule="auto" w:line="276" w:before="0" w:after="140"/>
+        <w:jc w:val="left"/>
+        <w:rPr>
+          <w:rFonts w:ascii="Arial" w:hAnsi="Arial"/>
+          <w:sz w:val="22"/>
+          <w:szCs w:val="22"/>
+        </w:rPr>
+      </w:pPr>
+      <w:r>
+        <w:rPr>
+          <w:rFonts w:ascii="Arial" w:hAnsi="Arial"/>
+          <w:sz w:val="22"/>
+          <w:szCs w:val="22"/>
+        </w:rPr>
+      </w:r>
+    </w:p>
+    <w:p>
+      <w:pPr>
+        <w:pStyle w:val="BodyText"/>
+        <w:rPr>
+          <w:rFonts w:ascii="Arial" w:hAnsi="Arial"/>
+          <w:sz w:val="22"/>
+          <w:szCs w:val="22"/>
+        </w:rPr>
+      </w:pPr>
+      <w:r>
+        <w:rPr>
+          <w:rFonts w:ascii="Arial" w:hAnsi="Arial"/>
+          <w:sz w:val="22"/>
+          <w:szCs w:val="22"/>
+        </w:rPr>
+      </w:r>
+    </w:p>
+    <w:p>
+      <w:pPr>
+        <w:pStyle w:val="BodyText"/>
+        <w:bidi w:val="0"/>
+        <w:spacing w:lineRule="auto" w:line="276" w:before="0" w:after="140"/>
+        <w:ind w:hanging="0" w:left="0"/>
+        <w:jc w:val="left"/>
+        <w:rPr>
+          <w:rFonts w:ascii="Arial" w:hAnsi="Arial"/>
+          <w:b/>
+          <w:bCs/>
+          <w:sz w:val="22"/>
+          <w:szCs w:val="22"/>
+        </w:rPr>
+      </w:pPr>
+      <w:r>
+        <w:rPr>
+          <w:rFonts w:ascii="Arial" w:hAnsi="Arial"/>
+          <w:b/>
+          <w:bCs/>
+          <w:sz w:val="22"/>
+          <w:szCs w:val="22"/>
+        </w:rPr>
+        <w:t>Regresión polinómica</w:t>
+      </w:r>
+    </w:p>
+    <w:p>
+      <w:pPr>
+        <w:pStyle w:val="Heading3"/>
+        <w:bidi w:val="0"/>
+        <w:spacing w:lineRule="auto" w:line="276" w:before="0" w:after="140"/>
+        <w:ind w:hanging="0" w:left="0"/>
+        <w:jc w:val="left"/>
         <w:rPr>
           <w:rFonts w:ascii="Arial" w:hAnsi="Arial"/>
           <w:b w:val="false"/>
@@ -918,40 +2530,17 @@
           <w:sz w:val="22"/>
           <w:szCs w:val="22"/>
         </w:rPr>
-        <w:t>Daría valores como 1,3, 2,7, tendríamos que redondear. Problema: no respeta la naturaleza de clases. Resultados poco fiables. Interpretación incorrecta.</w:t>
-      </w:r>
-    </w:p>
-    <w:p>
-      <w:pPr>
-        <w:pStyle w:val="Lneahorizontaluser"/>
-        <w:bidi w:val="0"/>
-        <w:spacing w:lineRule="auto" w:line="276" w:before="0" w:after="140"/>
-        <w:jc w:val="left"/>
-        <w:rPr>
-          <w:rFonts w:ascii="Arial" w:hAnsi="Arial"/>
-          <w:sz w:val="22"/>
-          <w:szCs w:val="22"/>
-        </w:rPr>
-      </w:pPr>
-      <w:r>
-        <w:rPr>
-          <w:rFonts w:ascii="Arial" w:hAnsi="Arial"/>
-          <w:sz w:val="22"/>
-          <w:szCs w:val="22"/>
-        </w:rPr>
-      </w:r>
-    </w:p>
-    <w:p>
-      <w:pPr>
-        <w:pStyle w:val="BodyText"/>
-        <w:rPr>
-          <w:rFonts w:ascii="Arial" w:hAnsi="Arial"/>
-          <w:sz w:val="22"/>
-          <w:szCs w:val="22"/>
-        </w:rPr>
-      </w:pPr>
-      <w:r>
-        <w:rPr/>
+      </w:pPr>
+      <w:r>
+        <w:rPr>
+          <w:rFonts w:ascii="Arial" w:hAnsi="Arial"/>
+          <w:b w:val="false"/>
+          <w:bCs w:val="false"/>
+          <w:sz w:val="22"/>
+          <w:szCs w:val="22"/>
+        </w:rPr>
+        <w:tab/>
+        <w:t>- Capta relaciones no lineales</w:t>
       </w:r>
     </w:p>
     <w:p>
@@ -963,26 +2552,27 @@
         <w:jc w:val="left"/>
         <w:rPr>
           <w:rFonts w:ascii="Arial" w:hAnsi="Arial"/>
-          <w:b/>
-          <w:bCs/>
-          <w:sz w:val="22"/>
-          <w:szCs w:val="22"/>
-        </w:rPr>
-      </w:pPr>
-      <w:r>
-        <w:rPr>
-          <w:rFonts w:ascii="Arial" w:hAnsi="Arial"/>
-          <w:b/>
-          <w:bCs/>
-          <w:sz w:val="22"/>
-          <w:szCs w:val="22"/>
-        </w:rPr>
-        <w:t>Regresión polinómica</w:t>
-      </w:r>
-    </w:p>
-    <w:p>
-      <w:pPr>
-        <w:pStyle w:val="Heading3"/>
+          <w:b w:val="false"/>
+          <w:bCs w:val="false"/>
+          <w:sz w:val="22"/>
+          <w:szCs w:val="22"/>
+        </w:rPr>
+      </w:pPr>
+      <w:r>
+        <w:rPr>
+          <w:rFonts w:ascii="Arial" w:hAnsi="Arial"/>
+          <w:b w:val="false"/>
+          <w:bCs w:val="false"/>
+          <w:sz w:val="22"/>
+          <w:szCs w:val="22"/>
+        </w:rPr>
+        <w:tab/>
+        <w:t>- No vale para clasificación. Predice valores continuos. Difícil de interpretar. Overfit.</w:t>
+      </w:r>
+    </w:p>
+    <w:p>
+      <w:pPr>
+        <w:pStyle w:val="BodyText"/>
         <w:bidi w:val="0"/>
         <w:spacing w:lineRule="auto" w:line="276" w:before="0" w:after="140"/>
         <w:ind w:hanging="0" w:left="0"/>
@@ -1004,124 +2594,44 @@
           <w:szCs w:val="22"/>
         </w:rPr>
         <w:tab/>
-        <w:t xml:space="preserve">- </w:t>
-      </w:r>
-      <w:r>
-        <w:rPr>
-          <w:rFonts w:ascii="Arial" w:hAnsi="Arial"/>
-          <w:b w:val="false"/>
-          <w:bCs w:val="false"/>
-          <w:sz w:val="22"/>
-          <w:szCs w:val="22"/>
-        </w:rPr>
-        <w:t>Capta relaciones no lineales</w:t>
-      </w:r>
-    </w:p>
-    <w:p>
-      <w:pPr>
-        <w:pStyle w:val="BodyText"/>
+        <w:t>- Podría usarse para predecir la variable ‘SMA-Scale_value’</w:t>
+      </w:r>
+    </w:p>
+    <w:p>
+      <w:pPr>
+        <w:pStyle w:val="Lneahorizontal"/>
         <w:bidi w:val="0"/>
         <w:spacing w:lineRule="auto" w:line="276" w:before="0" w:after="140"/>
-        <w:ind w:hanging="0" w:left="0"/>
-        <w:jc w:val="left"/>
-        <w:rPr>
-          <w:rFonts w:ascii="Arial" w:hAnsi="Arial"/>
-          <w:b w:val="false"/>
-          <w:bCs w:val="false"/>
-          <w:sz w:val="22"/>
-          <w:szCs w:val="22"/>
-        </w:rPr>
-      </w:pPr>
-      <w:r>
-        <w:rPr>
-          <w:rFonts w:ascii="Arial" w:hAnsi="Arial"/>
-          <w:b w:val="false"/>
-          <w:bCs w:val="false"/>
-          <w:sz w:val="22"/>
-          <w:szCs w:val="22"/>
-        </w:rPr>
-        <w:tab/>
-        <w:t xml:space="preserve">- </w:t>
-      </w:r>
-      <w:r>
-        <w:rPr>
-          <w:rFonts w:ascii="Arial" w:hAnsi="Arial"/>
-          <w:b w:val="false"/>
-          <w:bCs w:val="false"/>
-          <w:sz w:val="22"/>
-          <w:szCs w:val="22"/>
-        </w:rPr>
-        <w:t>No vale para clasificación. Predice valores continuos. Difícil de interpretar. Overfit.</w:t>
-      </w:r>
-    </w:p>
-    <w:p>
-      <w:pPr>
-        <w:pStyle w:val="BodyText"/>
-        <w:bidi w:val="0"/>
-        <w:spacing w:lineRule="auto" w:line="276" w:before="0" w:after="140"/>
-        <w:ind w:hanging="0" w:left="0"/>
-        <w:jc w:val="left"/>
-        <w:rPr>
-          <w:rFonts w:ascii="Arial" w:hAnsi="Arial"/>
-          <w:b w:val="false"/>
-          <w:bCs w:val="false"/>
-          <w:sz w:val="22"/>
-          <w:szCs w:val="22"/>
-        </w:rPr>
-      </w:pPr>
-      <w:r>
-        <w:rPr>
-          <w:rFonts w:ascii="Arial" w:hAnsi="Arial"/>
-          <w:b w:val="false"/>
-          <w:bCs w:val="false"/>
-          <w:sz w:val="22"/>
-          <w:szCs w:val="22"/>
-        </w:rPr>
-        <w:tab/>
-        <w:t xml:space="preserve">- </w:t>
-      </w:r>
-      <w:r>
-        <w:rPr>
-          <w:rFonts w:ascii="Arial" w:hAnsi="Arial"/>
-          <w:b w:val="false"/>
-          <w:bCs w:val="false"/>
-          <w:sz w:val="22"/>
-          <w:szCs w:val="22"/>
-        </w:rPr>
-        <w:t>Podría usarse para predecir la variable ‘SMA-Scale_value’</w:t>
-      </w:r>
-    </w:p>
-    <w:p>
-      <w:pPr>
-        <w:pStyle w:val="Lneahorizontaluser"/>
-        <w:bidi w:val="0"/>
-        <w:spacing w:lineRule="auto" w:line="276" w:before="0" w:after="140"/>
-        <w:jc w:val="left"/>
-        <w:rPr>
-          <w:rFonts w:ascii="Arial" w:hAnsi="Arial"/>
-          <w:sz w:val="22"/>
-          <w:szCs w:val="22"/>
-        </w:rPr>
-      </w:pPr>
-      <w:r>
-        <w:rPr>
-          <w:rFonts w:ascii="Arial" w:hAnsi="Arial"/>
-          <w:sz w:val="22"/>
-          <w:szCs w:val="22"/>
-        </w:rPr>
-      </w:r>
-    </w:p>
-    <w:p>
-      <w:pPr>
-        <w:pStyle w:val="BodyText"/>
-        <w:rPr>
-          <w:rFonts w:ascii="Arial" w:hAnsi="Arial"/>
-          <w:sz w:val="22"/>
-          <w:szCs w:val="22"/>
-        </w:rPr>
-      </w:pPr>
-      <w:r>
-        <w:rPr/>
+        <w:jc w:val="left"/>
+        <w:rPr>
+          <w:rFonts w:ascii="Arial" w:hAnsi="Arial"/>
+          <w:sz w:val="22"/>
+          <w:szCs w:val="22"/>
+        </w:rPr>
+      </w:pPr>
+      <w:r>
+        <w:rPr>
+          <w:rFonts w:ascii="Arial" w:hAnsi="Arial"/>
+          <w:sz w:val="22"/>
+          <w:szCs w:val="22"/>
+        </w:rPr>
+      </w:r>
+    </w:p>
+    <w:p>
+      <w:pPr>
+        <w:pStyle w:val="BodyText"/>
+        <w:rPr>
+          <w:rFonts w:ascii="Arial" w:hAnsi="Arial"/>
+          <w:sz w:val="22"/>
+          <w:szCs w:val="22"/>
+        </w:rPr>
+      </w:pPr>
+      <w:r>
+        <w:rPr>
+          <w:rFonts w:ascii="Arial" w:hAnsi="Arial"/>
+          <w:sz w:val="22"/>
+          <w:szCs w:val="22"/>
+        </w:rPr>
       </w:r>
     </w:p>
     <w:p>
@@ -1367,7 +2877,7 @@
       </w:r>
       <w:r>
         <w:rPr>
-          <w:rStyle w:val="Textooriginaluser"/>
+          <w:rStyle w:val="Textooriginal"/>
           <w:rFonts w:ascii="Arial" w:hAnsi="Arial"/>
           <w:sz w:val="22"/>
           <w:szCs w:val="22"/>
@@ -1401,7 +2911,7 @@
       </w:pPr>
       <w:r>
         <w:rPr>
-          <w:rStyle w:val="Textooriginaluser"/>
+          <w:rStyle w:val="Textooriginal"/>
           <w:rFonts w:ascii="Arial" w:hAnsi="Arial"/>
           <w:sz w:val="22"/>
           <w:szCs w:val="22"/>
@@ -1434,7 +2944,7 @@
       </w:pPr>
       <w:r>
         <w:rPr>
-          <w:rStyle w:val="Textooriginaluser"/>
+          <w:rStyle w:val="Textooriginal"/>
           <w:rFonts w:ascii="Arial" w:hAnsi="Arial"/>
         </w:rPr>
         <w:t>C ↑</w:t>
@@ -1754,7 +3264,7 @@
     </w:p>
     <w:p>
       <w:pPr>
-        <w:pStyle w:val="Lneahorizontaluser"/>
+        <w:pStyle w:val="Lneahorizontal"/>
         <w:bidi w:val="0"/>
         <w:spacing w:lineRule="auto" w:line="276" w:before="0" w:after="140"/>
         <w:jc w:val="left"/>
@@ -1791,15 +3301,15 @@
           <w:sz w:val="22"/>
           <w:szCs w:val="22"/>
         </w:rPr>
-        <w:t xml:space="preserve">🔹 </w:t>
-      </w:r>
-      <w:r>
-        <w:rPr>
-          <w:rFonts w:ascii="Arial" w:hAnsi="Arial"/>
-          <w:sz w:val="22"/>
-          <w:szCs w:val="22"/>
-        </w:rPr>
-        <w:t>Decision Tree</w:t>
+        <w:t xml:space="preserve">Decision Tree </w:t>
+      </w:r>
+      <w:r>
+        <w:rPr>
+          <w:rFonts w:ascii="Arial" w:hAnsi="Arial"/>
+          <w:sz w:val="22"/>
+          <w:szCs w:val="22"/>
+        </w:rPr>
+        <w:t>(0,84)</w:t>
       </w:r>
     </w:p>
     <w:p>
@@ -1902,7 +3412,7 @@
     </w:p>
     <w:p>
       <w:pPr>
-        <w:pStyle w:val="Lneahorizontaluser"/>
+        <w:pStyle w:val="Lneahorizontal"/>
         <w:bidi w:val="0"/>
         <w:spacing w:lineRule="auto" w:line="276" w:before="0" w:after="140"/>
         <w:jc w:val="left"/>
@@ -1933,14 +3443,6 @@
           <w:szCs w:val="22"/>
         </w:rPr>
       </w:pPr>
-      <w:r>
-        <w:rPr>
-          <w:rFonts w:ascii="Arial" w:hAnsi="Arial"/>
-          <w:sz w:val="22"/>
-          <w:szCs w:val="22"/>
-        </w:rPr>
-        <w:t xml:space="preserve">🔹 </w:t>
-      </w:r>
       <w:r>
         <w:rPr>
           <w:rFonts w:ascii="Arial" w:hAnsi="Arial"/>
@@ -2061,7 +3563,71 @@
           <w:sz w:val="22"/>
           <w:szCs w:val="22"/>
         </w:rPr>
-        <w:t>Muy robusto y generaliza mejor</w:t>
+        <w:t xml:space="preserve">Muy robusto y generaliza mejor. </w:t>
+      </w:r>
+      <w:r>
+        <w:rPr>
+          <w:rFonts w:ascii="Arial" w:hAnsi="Arial"/>
+          <w:sz w:val="22"/>
+          <w:szCs w:val="22"/>
+        </w:rPr>
+        <w:t>Resultados estables</w:t>
+      </w:r>
+    </w:p>
+    <w:p>
+      <w:pPr>
+        <w:pStyle w:val="BodyText"/>
+        <w:numPr>
+          <w:ilvl w:val="0"/>
+          <w:numId w:val="1"/>
+        </w:numPr>
+        <w:tabs>
+          <w:tab w:val="left" w:pos="709" w:leader="none"/>
+        </w:tabs>
+        <w:bidi w:val="0"/>
+        <w:ind w:hanging="283" w:left="709"/>
+        <w:jc w:val="left"/>
+        <w:rPr>
+          <w:rFonts w:ascii="Arial" w:hAnsi="Arial"/>
+          <w:sz w:val="22"/>
+          <w:szCs w:val="22"/>
+        </w:rPr>
+      </w:pPr>
+      <w:r>
+        <w:rPr>
+          <w:rFonts w:ascii="Arial" w:hAnsi="Arial"/>
+          <w:sz w:val="22"/>
+          <w:szCs w:val="22"/>
+        </w:rPr>
+        <w:t>Validación cruzada → modelo estables</w:t>
+      </w:r>
+    </w:p>
+    <w:p>
+      <w:pPr>
+        <w:pStyle w:val="BodyText"/>
+        <w:numPr>
+          <w:ilvl w:val="0"/>
+          <w:numId w:val="1"/>
+        </w:numPr>
+        <w:tabs>
+          <w:tab w:val="left" w:pos="709" w:leader="none"/>
+        </w:tabs>
+        <w:bidi w:val="0"/>
+        <w:ind w:hanging="283" w:left="709"/>
+        <w:jc w:val="left"/>
+        <w:rPr>
+          <w:rFonts w:ascii="Arial" w:hAnsi="Arial"/>
+          <w:sz w:val="22"/>
+          <w:szCs w:val="22"/>
+        </w:rPr>
+      </w:pPr>
+      <w:r>
+        <w:rPr>
+          <w:rFonts w:ascii="Arial" w:hAnsi="Arial"/>
+          <w:sz w:val="22"/>
+          <w:szCs w:val="22"/>
+        </w:rPr>
+        <w:t>Matriz de confusión → pocos errores de clasificación</w:t>
       </w:r>
     </w:p>
     <w:p>
@@ -2260,7 +3826,7 @@
     </w:p>
     <w:p>
       <w:pPr>
-        <w:pStyle w:val="Lneahorizontaluser"/>
+        <w:pStyle w:val="Lneahorizontal"/>
         <w:bidi w:val="0"/>
         <w:spacing w:lineRule="auto" w:line="276" w:before="0" w:after="140"/>
         <w:jc w:val="left"/>
@@ -2382,34 +3948,6 @@
     <w:p>
       <w:pPr>
         <w:pStyle w:val="BodyText"/>
-        <w:bidi w:val="0"/>
-        <w:jc w:val="left"/>
-        <w:rPr>
-          <w:rFonts w:ascii="Arial" w:hAnsi="Arial"/>
-          <w:sz w:val="22"/>
-          <w:szCs w:val="22"/>
-        </w:rPr>
-      </w:pPr>
-      <w:r>
-        <w:rPr>
-          <w:rFonts w:ascii="Arial" w:hAnsi="Arial"/>
-          <w:sz w:val="22"/>
-          <w:szCs w:val="22"/>
-        </w:rPr>
-        <w:t xml:space="preserve">👉 </w:t>
-      </w:r>
-      <w:r>
-        <w:rPr>
-          <w:rFonts w:ascii="Arial" w:hAnsi="Arial"/>
-          <w:sz w:val="22"/>
-          <w:szCs w:val="22"/>
-        </w:rPr>
-        <w:t>Mejor precisión, pero:</w:t>
-      </w:r>
-    </w:p>
-    <w:p>
-      <w:pPr>
-        <w:pStyle w:val="BodyText"/>
         <w:numPr>
           <w:ilvl w:val="0"/>
           <w:numId w:val="12"/>
@@ -2461,20 +3999,12 @@
           <w:sz w:val="22"/>
           <w:szCs w:val="22"/>
         </w:rPr>
-        <w:t xml:space="preserve">Más sensible a ruido </w:t>
-      </w:r>
-      <w:r>
-        <w:rPr>
-          <w:rFonts w:ascii="Arial" w:hAnsi="Arial"/>
-          <w:sz w:val="22"/>
-          <w:szCs w:val="22"/>
-        </w:rPr>
-        <w:t>e hiperparámetros</w:t>
-      </w:r>
-    </w:p>
-    <w:p>
-      <w:pPr>
-        <w:pStyle w:val="Lneahorizontaluser"/>
+        <w:t>Más sensible a ruido e hiperparámetros</w:t>
+      </w:r>
+    </w:p>
+    <w:p>
+      <w:pPr>
+        <w:pStyle w:val="Lneahorizontal"/>
         <w:bidi w:val="0"/>
         <w:spacing w:lineRule="auto" w:line="276" w:before="0" w:after="140"/>
         <w:jc w:val="left"/>
@@ -2743,7 +4273,7 @@
     </w:p>
     <w:p>
       <w:pPr>
-        <w:pStyle w:val="Lneahorizontaluser"/>
+        <w:pStyle w:val="Lneahorizontal"/>
         <w:numPr>
           <w:ilvl w:val="0"/>
           <w:numId w:val="0"/>
@@ -2816,23 +4346,7 @@
           <w:szCs w:val="22"/>
         </w:rPr>
         <w:tab/>
-        <w:t xml:space="preserve">- </w:t>
-      </w:r>
-      <w:r>
-        <w:rPr>
-          <w:rFonts w:ascii="Arial" w:hAnsi="Arial"/>
-          <w:sz w:val="22"/>
-          <w:szCs w:val="22"/>
-        </w:rPr>
-        <w:t xml:space="preserve">Es un </w:t>
-      </w:r>
-      <w:r>
-        <w:rPr>
-          <w:rFonts w:ascii="Arial" w:hAnsi="Arial"/>
-          <w:sz w:val="22"/>
-          <w:szCs w:val="22"/>
-        </w:rPr>
-        <w:t>Gradient Boosting optimizado con regularización</w:t>
+        <w:t>- Es un Gradient Boosting optimizado con regularización</w:t>
       </w:r>
     </w:p>
     <w:p>
@@ -2857,20 +4371,12 @@
           <w:szCs w:val="22"/>
         </w:rPr>
         <w:tab/>
-        <w:t xml:space="preserve">- </w:t>
-      </w:r>
-      <w:r>
-        <w:rPr>
-          <w:rFonts w:ascii="Arial" w:hAnsi="Arial"/>
-          <w:sz w:val="22"/>
-          <w:szCs w:val="22"/>
-        </w:rPr>
-        <w:t>Robusto, alta precisión y generalización, maneja overfit</w:t>
-      </w:r>
-    </w:p>
-    <w:p>
-      <w:pPr>
-        <w:pStyle w:val="Lneahorizontaluser"/>
+        <w:t>- Robusto, alta precisión y generalización, maneja overfit</w:t>
+      </w:r>
+    </w:p>
+    <w:p>
+      <w:pPr>
+        <w:pStyle w:val="Lneahorizontal"/>
         <w:bidi w:val="0"/>
         <w:spacing w:lineRule="auto" w:line="276" w:before="0" w:after="140"/>
         <w:ind w:hanging="0" w:left="0"/>
@@ -2952,9 +4458,16 @@
           <w:sz w:val="22"/>
           <w:szCs w:val="22"/>
         </w:rPr>
-        <w:t xml:space="preserve">- </w:t>
-      </w:r>
-      <w:r>
+        <w:t>- Es un Boosting optimizado basado en histogramas y crecimiento leaf-wise</w:t>
+      </w:r>
+    </w:p>
+    <w:p>
+      <w:pPr>
+        <w:pStyle w:val="BodyText"/>
+        <w:bidi w:val="0"/>
+        <w:spacing w:lineRule="auto" w:line="276" w:before="0" w:after="140"/>
+        <w:ind w:hanging="0" w:left="0"/>
+        <w:jc w:val="left"/>
         <w:rPr>
           <w:rFonts w:ascii="Arial" w:hAnsi="Arial"/>
           <w:b w:val="false"/>
@@ -2962,8 +4475,7 @@
           <w:sz w:val="22"/>
           <w:szCs w:val="22"/>
         </w:rPr>
-        <w:t xml:space="preserve">Es un </w:t>
-      </w:r>
+      </w:pPr>
       <w:r>
         <w:rPr>
           <w:rFonts w:ascii="Arial" w:hAnsi="Arial"/>
@@ -2972,7 +4484,8 @@
           <w:sz w:val="22"/>
           <w:szCs w:val="22"/>
         </w:rPr>
-        <w:t>Boosting optimizado basado en histogramas y crecimiento leaf-wise</w:t>
+        <w:tab/>
+        <w:t>- Muy rápido, menor memoria, excelente en datos tabulares</w:t>
       </w:r>
     </w:p>
     <w:p>
@@ -2999,125 +4512,104 @@
           <w:szCs w:val="22"/>
         </w:rPr>
         <w:tab/>
-        <w:t>- Muy rápido, menor memoria, excelente en datos tabulares</w:t>
-      </w:r>
-    </w:p>
-    <w:p>
-      <w:pPr>
-        <w:pStyle w:val="BodyText"/>
+        <w:t>- Sensible con datasets pequeños. Puede overfit</w:t>
+      </w:r>
+    </w:p>
+    <w:p>
+      <w:pPr>
+        <w:pStyle w:val="Lneahorizontal"/>
+        <w:bidi w:val="0"/>
+        <w:spacing w:lineRule="auto" w:line="276" w:before="0" w:after="140"/>
+        <w:jc w:val="left"/>
+        <w:rPr>
+          <w:rFonts w:ascii="Arial" w:hAnsi="Arial"/>
+          <w:sz w:val="22"/>
+          <w:szCs w:val="22"/>
+        </w:rPr>
+      </w:pPr>
+      <w:r>
+        <w:rPr>
+          <w:rFonts w:ascii="Arial" w:hAnsi="Arial"/>
+          <w:sz w:val="22"/>
+          <w:szCs w:val="22"/>
+        </w:rPr>
+      </w:r>
+    </w:p>
+    <w:p>
+      <w:pPr>
+        <w:pStyle w:val="BodyText"/>
+        <w:rPr>
+          <w:rFonts w:ascii="Arial" w:hAnsi="Arial"/>
+          <w:sz w:val="22"/>
+          <w:szCs w:val="22"/>
+        </w:rPr>
+      </w:pPr>
+      <w:r>
+        <w:rPr>
+          <w:shd w:fill="auto" w:val="clear"/>
+        </w:rPr>
+        <w:t xml:space="preserve">Se ha aplicado </w:t>
+      </w:r>
+      <w:r>
+        <w:rPr>
+          <w:shd w:fill="FFFF6D" w:val="clear"/>
+        </w:rPr>
+        <w:t>validación cruzada con 5 particiones (Stratified K-Fold)</w:t>
+      </w:r>
+      <w:r>
+        <w:rPr/>
+        <w:t xml:space="preserve"> para evaluar la estabilidad de los modelos. Los resultados muestran que Gradient Boosting obtiene la mayor precisión media (~0.94), mientras que Random Forest presenta un rendimiento ligeramente inferior (~0.93) pero con menor variabilidad entre particiones, lo que indica una mejor capacidad de generalización. Por otro lado, AdaBoost (~0.90) muestra un rendimiento significativamente inferior y mayor inestabilidad.</w:t>
+      </w:r>
+    </w:p>
+    <w:p>
+      <w:pPr>
+        <w:pStyle w:val="BodyText"/>
+        <w:bidi w:val="0"/>
+        <w:spacing w:lineRule="auto" w:line="276" w:before="0" w:after="140"/>
+        <w:jc w:val="left"/>
+        <w:rPr>
+          <w:rFonts w:ascii="Arial" w:hAnsi="Arial"/>
+          <w:sz w:val="22"/>
+          <w:szCs w:val="22"/>
+        </w:rPr>
+      </w:pPr>
+      <w:r>
+        <w:rPr>
+          <w:rFonts w:ascii="Arial" w:hAnsi="Arial"/>
+          <w:sz w:val="22"/>
+          <w:szCs w:val="22"/>
+        </w:rPr>
+      </w:r>
+    </w:p>
+    <w:p>
+      <w:pPr>
+        <w:pStyle w:val="Lneahorizontal"/>
+        <w:bidi w:val="0"/>
+        <w:spacing w:lineRule="auto" w:line="276" w:before="0" w:after="140"/>
+        <w:jc w:val="left"/>
+        <w:rPr>
+          <w:rFonts w:ascii="Arial" w:hAnsi="Arial"/>
+          <w:sz w:val="22"/>
+          <w:szCs w:val="22"/>
+        </w:rPr>
+      </w:pPr>
+      <w:r>
+        <w:rPr>
+          <w:rFonts w:ascii="Arial" w:hAnsi="Arial"/>
+          <w:sz w:val="22"/>
+          <w:szCs w:val="22"/>
+        </w:rPr>
+      </w:r>
+    </w:p>
+    <w:p>
+      <w:pPr>
+        <w:pStyle w:val="Heading3"/>
         <w:bidi w:val="0"/>
         <w:spacing w:lineRule="auto" w:line="276" w:before="0" w:after="140"/>
         <w:ind w:hanging="0" w:left="0"/>
         <w:jc w:val="left"/>
         <w:rPr>
           <w:rFonts w:ascii="Arial" w:hAnsi="Arial"/>
-          <w:b w:val="false"/>
-          <w:bCs w:val="false"/>
-          <w:sz w:val="22"/>
-          <w:szCs w:val="22"/>
-        </w:rPr>
-      </w:pPr>
-      <w:r>
-        <w:rPr>
-          <w:rFonts w:ascii="Arial" w:hAnsi="Arial"/>
-          <w:b w:val="false"/>
-          <w:bCs w:val="false"/>
-          <w:sz w:val="22"/>
-          <w:szCs w:val="22"/>
-        </w:rPr>
-        <w:tab/>
-        <w:t>- Sensible con datasets pequeños. Puede overfit</w:t>
-      </w:r>
-    </w:p>
-    <w:p>
-      <w:pPr>
-        <w:pStyle w:val="Lneahorizontaluser"/>
-        <w:bidi w:val="0"/>
-        <w:spacing w:lineRule="auto" w:line="276" w:before="0" w:after="140"/>
-        <w:jc w:val="left"/>
-        <w:rPr>
-          <w:rFonts w:ascii="Arial" w:hAnsi="Arial"/>
-          <w:sz w:val="22"/>
-          <w:szCs w:val="22"/>
-        </w:rPr>
-      </w:pPr>
-      <w:r>
-        <w:rPr>
-          <w:rFonts w:ascii="Arial" w:hAnsi="Arial"/>
-          <w:sz w:val="22"/>
-          <w:szCs w:val="22"/>
-        </w:rPr>
-      </w:r>
-    </w:p>
-    <w:p>
-      <w:pPr>
-        <w:pStyle w:val="BodyText"/>
-        <w:rPr>
-          <w:rFonts w:ascii="Arial" w:hAnsi="Arial"/>
-          <w:sz w:val="22"/>
-          <w:szCs w:val="22"/>
-        </w:rPr>
-      </w:pPr>
-      <w:r>
-        <w:rPr>
-          <w:shd w:fill="FFFF6D" w:val="clear"/>
-        </w:rPr>
-        <w:t>validación cruzada con 5 particiones (Stratified K-Fold)</w:t>
-      </w:r>
-      <w:r>
-        <w:rPr/>
-        <w:t xml:space="preserve"> para evaluar la estabilidad de los modelos. Los resultados muestran que Gradient Boosting obtiene la mayor precisión media (~0.94), mientras que Random Forest presenta un rendimiento ligeramente inferior (~0.93) pero con menor variabilidad entre particiones, lo que indica una mejor capacidad de generalización. Por otro lado, AdaBoost (~0.90) muestra un rendimiento significativamente inferior y mayor inestabilidad.</w:t>
-      </w:r>
-    </w:p>
-    <w:p>
-      <w:pPr>
-        <w:pStyle w:val="BodyText"/>
-        <w:bidi w:val="0"/>
-        <w:spacing w:lineRule="auto" w:line="276" w:before="0" w:after="140"/>
-        <w:jc w:val="left"/>
-        <w:rPr>
-          <w:rFonts w:ascii="Arial" w:hAnsi="Arial"/>
-          <w:sz w:val="22"/>
-          <w:szCs w:val="22"/>
-        </w:rPr>
-      </w:pPr>
-      <w:r>
-        <w:rPr>
-          <w:rFonts w:ascii="Arial" w:hAnsi="Arial"/>
-          <w:sz w:val="22"/>
-          <w:szCs w:val="22"/>
-        </w:rPr>
-      </w:r>
-    </w:p>
-    <w:p>
-      <w:pPr>
-        <w:pStyle w:val="Lneahorizontaluser"/>
-        <w:bidi w:val="0"/>
-        <w:spacing w:lineRule="auto" w:line="276" w:before="0" w:after="140"/>
-        <w:jc w:val="left"/>
-        <w:rPr>
-          <w:rFonts w:ascii="Arial" w:hAnsi="Arial"/>
-          <w:sz w:val="22"/>
-          <w:szCs w:val="22"/>
-        </w:rPr>
-      </w:pPr>
-      <w:r>
-        <w:rPr>
-          <w:rFonts w:ascii="Arial" w:hAnsi="Arial"/>
-          <w:sz w:val="22"/>
-          <w:szCs w:val="22"/>
-        </w:rPr>
-      </w:r>
-    </w:p>
-    <w:p>
-      <w:pPr>
-        <w:pStyle w:val="Heading3"/>
-        <w:bidi w:val="0"/>
-        <w:spacing w:lineRule="auto" w:line="276" w:before="0" w:after="140"/>
-        <w:ind w:hanging="0" w:left="0"/>
-        <w:jc w:val="left"/>
-        <w:rPr>
-          <w:rFonts w:ascii="Arial" w:hAnsi="Arial"/>
           <w:sz w:val="22"/>
           <w:szCs w:val="22"/>
         </w:rPr>
@@ -3136,15 +4628,7 @@
           <w:sz w:val="22"/>
           <w:szCs w:val="22"/>
         </w:rPr>
-        <w:t xml:space="preserve">KNN </w:t>
-      </w:r>
-      <w:r>
-        <w:rPr>
-          <w:rFonts w:ascii="Arial" w:hAnsi="Arial"/>
-          <w:sz w:val="22"/>
-          <w:szCs w:val="22"/>
-        </w:rPr>
-        <w:t>(0,91)</w:t>
+        <w:t>KNN (0,91)</w:t>
       </w:r>
     </w:p>
     <w:p>
@@ -3389,7 +4873,7 @@
     </w:p>
     <w:p>
       <w:pPr>
-        <w:pStyle w:val="Lneahorizontaluser"/>
+        <w:pStyle w:val="Lneahorizontal"/>
         <w:bidi w:val="0"/>
         <w:spacing w:lineRule="auto" w:line="276" w:before="0" w:after="140"/>
         <w:jc w:val="left"/>
@@ -3436,15 +4920,7 @@
           <w:sz w:val="22"/>
           <w:szCs w:val="22"/>
         </w:rPr>
-        <w:t xml:space="preserve">SVM </w:t>
-      </w:r>
-      <w:r>
-        <w:rPr>
-          <w:rFonts w:ascii="Arial" w:hAnsi="Arial"/>
-          <w:sz w:val="22"/>
-          <w:szCs w:val="22"/>
-        </w:rPr>
-        <w:t xml:space="preserve">(0,99 Lineal, 0,97 RBF) : </w:t>
+        <w:t xml:space="preserve">SVM (0,99 Lineal, 0,97 RBF) : </w:t>
       </w:r>
       <w:r>
         <w:rPr>
@@ -3669,7 +5145,7 @@
     </w:p>
     <w:p>
       <w:pPr>
-        <w:pStyle w:val="Lneahorizontaluser"/>
+        <w:pStyle w:val="Lneahorizontal"/>
         <w:bidi w:val="0"/>
         <w:spacing w:lineRule="auto" w:line="276" w:before="0" w:after="140"/>
         <w:jc w:val="left"/>
@@ -3689,22 +5165,174 @@
     </w:p>
     <w:p>
       <w:pPr>
-        <w:pStyle w:val="BodyText"/>
-        <w:bidi w:val="0"/>
-        <w:spacing w:lineRule="auto" w:line="276" w:before="0" w:after="140"/>
-        <w:jc w:val="left"/>
-        <w:rPr>
-          <w:rFonts w:ascii="Arial" w:hAnsi="Arial"/>
-          <w:sz w:val="22"/>
-          <w:szCs w:val="22"/>
-        </w:rPr>
-      </w:pPr>
-      <w:r>
-        <w:rPr>
-          <w:rFonts w:ascii="Arial" w:hAnsi="Arial"/>
-          <w:sz w:val="22"/>
-          <w:szCs w:val="22"/>
-        </w:rPr>
+        <w:pStyle w:val="Heading3"/>
+        <w:bidi w:val="0"/>
+        <w:spacing w:before="0" w:after="140"/>
+        <w:ind w:hanging="0" w:left="0"/>
+        <w:jc w:val="left"/>
+        <w:rPr>
+          <w:rFonts w:ascii="Arial" w:hAnsi="Arial"/>
+          <w:sz w:val="22"/>
+          <w:szCs w:val="22"/>
+        </w:rPr>
+      </w:pPr>
+      <w:r>
+        <w:rPr>
+          <w:rFonts w:ascii="Arial" w:hAnsi="Arial"/>
+          <w:sz w:val="22"/>
+          <w:szCs w:val="22"/>
+        </w:rPr>
+        <w:t>conclusiones</w:t>
+      </w:r>
+    </w:p>
+    <w:p>
+      <w:pPr>
+        <w:pStyle w:val="BodyText"/>
+        <w:numPr>
+          <w:ilvl w:val="0"/>
+          <w:numId w:val="5"/>
+        </w:numPr>
+        <w:tabs>
+          <w:tab w:val="clear" w:pos="709"/>
+          <w:tab w:val="left" w:pos="0" w:leader="none"/>
+        </w:tabs>
+        <w:spacing w:before="0" w:after="0"/>
+        <w:ind w:hanging="283" w:left="709"/>
+        <w:rPr>
+          <w:rFonts w:ascii="Arial" w:hAnsi="Arial"/>
+          <w:sz w:val="22"/>
+          <w:szCs w:val="22"/>
+        </w:rPr>
+      </w:pPr>
+      <w:r>
+        <w:rPr>
+          <w:rFonts w:ascii="Arial" w:hAnsi="Arial"/>
+          <w:sz w:val="22"/>
+          <w:szCs w:val="22"/>
+        </w:rPr>
+        <w:t xml:space="preserve">Random Forest obtiene mejor rendimiento porque maneja bien datos no lineales </w:t>
+      </w:r>
+    </w:p>
+    <w:p>
+      <w:pPr>
+        <w:pStyle w:val="BodyText"/>
+        <w:numPr>
+          <w:ilvl w:val="0"/>
+          <w:numId w:val="5"/>
+        </w:numPr>
+        <w:tabs>
+          <w:tab w:val="clear" w:pos="709"/>
+          <w:tab w:val="left" w:pos="0" w:leader="none"/>
+        </w:tabs>
+        <w:spacing w:before="0" w:after="0"/>
+        <w:ind w:hanging="283" w:left="709"/>
+        <w:rPr>
+          <w:rFonts w:ascii="Arial" w:hAnsi="Arial"/>
+          <w:sz w:val="22"/>
+          <w:szCs w:val="22"/>
+        </w:rPr>
+      </w:pPr>
+      <w:r>
+        <w:rPr>
+          <w:rFonts w:ascii="Arial" w:hAnsi="Arial"/>
+          <w:sz w:val="22"/>
+          <w:szCs w:val="22"/>
+        </w:rPr>
+        <w:t xml:space="preserve">Logistic Regression funciona peor porque asume relaciones lineales </w:t>
+      </w:r>
+    </w:p>
+    <w:p>
+      <w:pPr>
+        <w:pStyle w:val="BodyText"/>
+        <w:numPr>
+          <w:ilvl w:val="0"/>
+          <w:numId w:val="5"/>
+        </w:numPr>
+        <w:tabs>
+          <w:tab w:val="clear" w:pos="709"/>
+          <w:tab w:val="left" w:pos="0" w:leader="none"/>
+        </w:tabs>
+        <w:spacing w:before="0" w:after="0"/>
+        <w:ind w:hanging="283" w:left="709"/>
+        <w:rPr>
+          <w:rFonts w:ascii="Arial" w:hAnsi="Arial"/>
+          <w:sz w:val="22"/>
+          <w:szCs w:val="22"/>
+        </w:rPr>
+      </w:pPr>
+      <w:r>
+        <w:rPr>
+          <w:rFonts w:ascii="Arial" w:hAnsi="Arial"/>
+          <w:sz w:val="22"/>
+          <w:szCs w:val="22"/>
+        </w:rPr>
+        <w:t xml:space="preserve">SVM puede mejorar pero depende del kernel </w:t>
+      </w:r>
+    </w:p>
+    <w:p>
+      <w:pPr>
+        <w:pStyle w:val="BodyText"/>
+        <w:numPr>
+          <w:ilvl w:val="0"/>
+          <w:numId w:val="5"/>
+        </w:numPr>
+        <w:tabs>
+          <w:tab w:val="clear" w:pos="709"/>
+          <w:tab w:val="left" w:pos="0" w:leader="none"/>
+        </w:tabs>
+        <w:spacing w:before="0" w:after="0"/>
+        <w:ind w:hanging="283" w:left="709"/>
+        <w:rPr>
+          <w:rFonts w:ascii="Arial" w:hAnsi="Arial"/>
+          <w:sz w:val="22"/>
+          <w:szCs w:val="22"/>
+        </w:rPr>
+      </w:pPr>
+      <w:r>
+        <w:rPr>
+          <w:rFonts w:ascii="Arial" w:hAnsi="Arial"/>
+          <w:sz w:val="22"/>
+          <w:szCs w:val="22"/>
+        </w:rPr>
+        <w:t xml:space="preserve">Decision Tree tiende a overfitting </w:t>
+      </w:r>
+    </w:p>
+    <w:p>
+      <w:pPr>
+        <w:pStyle w:val="BodyText"/>
+        <w:widowControl/>
+        <w:numPr>
+          <w:ilvl w:val="0"/>
+          <w:numId w:val="5"/>
+        </w:numPr>
+        <w:tabs>
+          <w:tab w:val="clear" w:pos="709"/>
+          <w:tab w:val="left" w:pos="0" w:leader="none"/>
+        </w:tabs>
+        <w:suppressAutoHyphens w:val="true"/>
+        <w:bidi w:val="0"/>
+        <w:spacing w:before="0" w:after="0"/>
+        <w:ind w:hanging="283" w:left="709"/>
+        <w:jc w:val="left"/>
+        <w:rPr>
+          <w:rFonts w:ascii="Arial" w:hAnsi="Arial" w:eastAsia="NSimSun" w:cs="Lucida Sans"/>
+          <w:color w:val="auto"/>
+          <w:kern w:val="2"/>
+          <w:sz w:val="22"/>
+          <w:szCs w:val="22"/>
+          <w:lang w:val="es-ES" w:eastAsia="zh-CN" w:bidi="hi-IN"/>
+        </w:rPr>
+      </w:pPr>
+      <w:r>
+        <w:rPr>
+          <w:rFonts w:eastAsia="NSimSun" w:cs="Lucida Sans" w:ascii="Arial" w:hAnsi="Arial"/>
+          <w:color w:val="auto"/>
+          <w:kern w:val="2"/>
+          <w:sz w:val="22"/>
+          <w:szCs w:val="22"/>
+          <w:lang w:val="es-ES" w:eastAsia="zh-CN" w:bidi="hi-IN"/>
+        </w:rPr>
+        <w:t>KNN depende mucho de la escala de los datos</w:t>
       </w:r>
     </w:p>
     <w:p>
@@ -4245,7 +5873,7 @@
       </w:r>
       <w:r>
         <w:rPr>
-          <w:rStyle w:val="Textooriginaluser"/>
+          <w:rStyle w:val="Textooriginal"/>
           <w:rFonts w:ascii="Arial" w:hAnsi="Arial"/>
           <w:sz w:val="22"/>
           <w:szCs w:val="22"/>
@@ -4435,15 +6063,7 @@
           <w:sz w:val="22"/>
           <w:szCs w:val="22"/>
         </w:rPr>
-        <w:t xml:space="preserve">Mucho más creíble que el 100% </w:t>
-      </w:r>
-      <w:r>
-        <w:rPr>
-          <w:rFonts w:ascii="Arial" w:hAnsi="Arial"/>
-          <w:sz w:val="22"/>
-          <w:szCs w:val="22"/>
-        </w:rPr>
-        <w:t>inicial.</w:t>
+        <w:t>Mucho más creíble que el 100% inicial.</w:t>
       </w:r>
     </w:p>
     <w:p>
@@ -4511,7 +6131,7 @@
       </w:r>
       <w:r>
         <w:rPr>
-          <w:rStyle w:val="Textooriginaluser"/>
+          <w:rStyle w:val="Textooriginal"/>
           <w:rFonts w:ascii="Arial" w:hAnsi="Arial"/>
           <w:sz w:val="22"/>
           <w:szCs w:val="22"/>
@@ -4647,7 +6267,7 @@
     </w:p>
     <w:p>
       <w:pPr>
-        <w:pStyle w:val="Lneahorizontaluser"/>
+        <w:pStyle w:val="Lneahorizontal"/>
         <w:bidi w:val="0"/>
         <w:spacing w:lineRule="auto" w:line="276" w:before="0" w:after="140"/>
         <w:jc w:val="left"/>
@@ -4810,7 +6430,7 @@
     </w:p>
     <w:p>
       <w:pPr>
-        <w:pStyle w:val="Lneahorizontaluser"/>
+        <w:pStyle w:val="Lneahorizontal"/>
         <w:bidi w:val="0"/>
         <w:spacing w:lineRule="auto" w:line="276" w:before="0" w:after="140"/>
         <w:jc w:val="left"/>
@@ -4830,120 +6450,120 @@
     </w:p>
     <w:p>
       <w:pPr>
-        <w:pStyle w:val="BodyText"/>
+        <w:pStyle w:val="Heading1"/>
         <w:bidi w:val="0"/>
         <w:spacing w:before="0" w:after="140"/>
-        <w:jc w:val="left"/>
-        <w:rPr>
-          <w:rFonts w:ascii="Arial" w:hAnsi="Arial"/>
-          <w:sz w:val="22"/>
-          <w:szCs w:val="22"/>
-        </w:rPr>
-      </w:pPr>
-      <w:r>
-        <w:rPr>
-          <w:rFonts w:ascii="Arial" w:hAnsi="Arial"/>
-          <w:sz w:val="22"/>
-          <w:szCs w:val="22"/>
-        </w:rPr>
-      </w:r>
-    </w:p>
-    <w:p>
-      <w:pPr>
-        <w:pStyle w:val="BodyText"/>
-        <w:bidi w:val="0"/>
-        <w:jc w:val="left"/>
-        <w:rPr>
-          <w:rFonts w:ascii="Arial" w:hAnsi="Arial"/>
-          <w:sz w:val="22"/>
-          <w:szCs w:val="22"/>
-        </w:rPr>
-      </w:pPr>
-      <w:r>
-        <w:rPr>
-          <w:rFonts w:ascii="Arial" w:hAnsi="Arial"/>
-          <w:sz w:val="22"/>
-          <w:szCs w:val="22"/>
-        </w:rPr>
-      </w:r>
-    </w:p>
-    <w:p>
-      <w:pPr>
-        <w:pStyle w:val="BodyText"/>
-        <w:bidi w:val="0"/>
-        <w:jc w:val="left"/>
-        <w:rPr>
-          <w:rFonts w:ascii="Arial" w:hAnsi="Arial"/>
-          <w:sz w:val="22"/>
-          <w:szCs w:val="22"/>
-        </w:rPr>
-      </w:pPr>
-      <w:r>
-        <w:rPr>
-          <w:rFonts w:ascii="Arial" w:hAnsi="Arial"/>
-          <w:sz w:val="22"/>
-          <w:szCs w:val="22"/>
-        </w:rPr>
-      </w:r>
-    </w:p>
-    <w:p>
-      <w:pPr>
-        <w:pStyle w:val="BodyText"/>
-        <w:bidi w:val="0"/>
+        <w:ind w:hanging="0" w:left="0"/>
+        <w:jc w:val="left"/>
+        <w:rPr>
+          <w:rFonts w:ascii="Arial" w:hAnsi="Arial"/>
+          <w:sz w:val="22"/>
+          <w:szCs w:val="22"/>
+        </w:rPr>
+      </w:pPr>
+      <w:r>
+        <w:rPr>
+          <w:rFonts w:ascii="Arial" w:hAnsi="Arial"/>
+          <w:sz w:val="22"/>
+          <w:szCs w:val="22"/>
+        </w:rPr>
+        <w:t>La regularización</w:t>
+      </w:r>
+    </w:p>
+    <w:p>
+      <w:pPr>
+        <w:pStyle w:val="BodyText"/>
+        <w:rPr>
+          <w:rFonts w:ascii="Arial" w:hAnsi="Arial"/>
+          <w:sz w:val="22"/>
+          <w:szCs w:val="22"/>
+        </w:rPr>
+      </w:pPr>
+      <w:r>
+        <w:rPr>
+          <w:rFonts w:ascii="Arial" w:hAnsi="Arial"/>
+          <w:sz w:val="22"/>
+          <w:szCs w:val="22"/>
+        </w:rPr>
+        <w:t>La regularización se usa para:</w:t>
+      </w:r>
+    </w:p>
+    <w:p>
+      <w:pPr>
+        <w:pStyle w:val="BodyText"/>
+        <w:rPr/>
+      </w:pPr>
+      <w:r>
+        <w:rPr>
+          <w:rFonts w:ascii="Arial" w:hAnsi="Arial"/>
+          <w:sz w:val="22"/>
+          <w:szCs w:val="22"/>
+        </w:rPr>
+        <w:t xml:space="preserve">👉 </w:t>
+      </w:r>
+      <w:r>
+        <w:rPr>
+          <w:rStyle w:val="Strong"/>
+          <w:rFonts w:ascii="Arial" w:hAnsi="Arial"/>
+          <w:sz w:val="22"/>
+          <w:szCs w:val="22"/>
+        </w:rPr>
+        <w:t>evitar overfitting (sobreajuste)</w:t>
+      </w:r>
+      <w:r>
+        <w:rPr>
+          <w:rFonts w:ascii="Arial" w:hAnsi="Arial"/>
+          <w:sz w:val="22"/>
+          <w:szCs w:val="22"/>
+        </w:rPr>
+        <w:br/>
+        <w:t xml:space="preserve">👉 </w:t>
+      </w:r>
+      <w:r>
+        <w:rPr>
+          <w:rStyle w:val="Strong"/>
+          <w:rFonts w:ascii="Arial" w:hAnsi="Arial"/>
+          <w:sz w:val="22"/>
+          <w:szCs w:val="22"/>
+        </w:rPr>
+        <w:t>simplificar el modelo</w:t>
+      </w:r>
+      <w:r>
+        <w:rPr>
+          <w:rFonts w:ascii="Arial" w:hAnsi="Arial"/>
+          <w:sz w:val="22"/>
+          <w:szCs w:val="22"/>
+        </w:rPr>
+        <w:br/>
+        <w:t xml:space="preserve">👉 </w:t>
+      </w:r>
+      <w:r>
+        <w:rPr>
+          <w:rStyle w:val="Strong"/>
+          <w:rFonts w:ascii="Arial" w:hAnsi="Arial"/>
+          <w:sz w:val="22"/>
+          <w:szCs w:val="22"/>
+        </w:rPr>
+        <w:t>reducir la importancia de variables irrelevantes</w:t>
+      </w:r>
+    </w:p>
+    <w:p>
+      <w:pPr>
+        <w:pStyle w:val="BodyText"/>
         <w:spacing w:before="0" w:after="140"/>
-        <w:jc w:val="left"/>
-        <w:rPr>
-          <w:rFonts w:ascii="Arial" w:hAnsi="Arial"/>
-          <w:sz w:val="22"/>
-          <w:szCs w:val="22"/>
-        </w:rPr>
-      </w:pPr>
-      <w:r>
-        <w:rPr>
-          <w:rFonts w:ascii="Arial" w:hAnsi="Arial"/>
-          <w:sz w:val="22"/>
-          <w:szCs w:val="22"/>
-        </w:rPr>
-      </w:r>
-    </w:p>
-    <w:p>
-      <w:pPr>
-        <w:pStyle w:val="BodyText"/>
-        <w:bidi w:val="0"/>
-        <w:spacing w:before="0" w:after="140"/>
-        <w:jc w:val="left"/>
-        <w:rPr>
-          <w:rFonts w:ascii="Arial" w:hAnsi="Arial"/>
-          <w:sz w:val="22"/>
-          <w:szCs w:val="22"/>
-        </w:rPr>
-      </w:pPr>
-      <w:r>
-        <w:rPr>
-          <w:rFonts w:ascii="Arial" w:hAnsi="Arial"/>
-          <w:sz w:val="22"/>
-          <w:szCs w:val="22"/>
-        </w:rPr>
-      </w:r>
-    </w:p>
-    <w:p>
-      <w:pPr>
-        <w:pStyle w:val="BodyText"/>
-        <w:bidi w:val="0"/>
-        <w:spacing w:before="0" w:after="140"/>
-        <w:jc w:val="left"/>
-        <w:rPr>
-          <w:rFonts w:ascii="Arial" w:hAnsi="Arial"/>
-          <w:sz w:val="22"/>
-          <w:szCs w:val="22"/>
-        </w:rPr>
-      </w:pPr>
-      <w:r>
-        <w:rPr>
-          <w:rFonts w:ascii="Arial" w:hAnsi="Arial"/>
-          <w:sz w:val="22"/>
-          <w:szCs w:val="22"/>
-        </w:rPr>
+        <w:rPr>
+          <w:rFonts w:ascii="Arial" w:hAnsi="Arial"/>
+          <w:sz w:val="22"/>
+          <w:szCs w:val="22"/>
+        </w:rPr>
+      </w:pPr>
+      <w:r>
+        <w:rPr>
+          <w:rFonts w:ascii="Arial" w:hAnsi="Arial"/>
+          <w:sz w:val="22"/>
+          <w:szCs w:val="22"/>
+        </w:rPr>
+        <w:t>Penaliza coeficientes grandes en el modelo.</w:t>
       </w:r>
     </w:p>
     <w:sectPr>
@@ -7428,6 +9048,691 @@
     </w:lvl>
   </w:abstractNum>
   <w:abstractNum w:abstractNumId="19">
+    <w:lvl w:ilvl="0">
+      <w:start w:val="1"/>
+      <w:numFmt w:val="bullet"/>
+      <w:lvlText w:val=""/>
+      <w:lvlJc w:val="left"/>
+      <w:pPr>
+        <w:tabs>
+          <w:tab w:val="num" w:pos="709"/>
+        </w:tabs>
+        <w:ind w:left="709" w:hanging="283"/>
+      </w:pPr>
+      <w:rPr>
+        <w:rFonts w:ascii="Symbol" w:hAnsi="Symbol" w:cs="Symbol" w:hint="default"/>
+      </w:rPr>
+    </w:lvl>
+    <w:lvl w:ilvl="1">
+      <w:start w:val="1"/>
+      <w:numFmt w:val="bullet"/>
+      <w:lvlText w:val=""/>
+      <w:lvlJc w:val="left"/>
+      <w:pPr>
+        <w:tabs>
+          <w:tab w:val="num" w:pos="1418"/>
+        </w:tabs>
+        <w:ind w:left="1418" w:hanging="283"/>
+      </w:pPr>
+      <w:rPr>
+        <w:rFonts w:ascii="Symbol" w:hAnsi="Symbol" w:cs="Symbol" w:hint="default"/>
+      </w:rPr>
+    </w:lvl>
+    <w:lvl w:ilvl="2">
+      <w:start w:val="1"/>
+      <w:numFmt w:val="bullet"/>
+      <w:lvlText w:val=""/>
+      <w:lvlJc w:val="left"/>
+      <w:pPr>
+        <w:tabs>
+          <w:tab w:val="num" w:pos="2127"/>
+        </w:tabs>
+        <w:ind w:left="2127" w:hanging="283"/>
+      </w:pPr>
+      <w:rPr>
+        <w:rFonts w:ascii="Symbol" w:hAnsi="Symbol" w:cs="Symbol" w:hint="default"/>
+      </w:rPr>
+    </w:lvl>
+    <w:lvl w:ilvl="3">
+      <w:start w:val="1"/>
+      <w:numFmt w:val="bullet"/>
+      <w:lvlText w:val=""/>
+      <w:lvlJc w:val="left"/>
+      <w:pPr>
+        <w:tabs>
+          <w:tab w:val="num" w:pos="2836"/>
+        </w:tabs>
+        <w:ind w:left="2836" w:hanging="283"/>
+      </w:pPr>
+      <w:rPr>
+        <w:rFonts w:ascii="Symbol" w:hAnsi="Symbol" w:cs="Symbol" w:hint="default"/>
+      </w:rPr>
+    </w:lvl>
+    <w:lvl w:ilvl="4">
+      <w:start w:val="1"/>
+      <w:numFmt w:val="bullet"/>
+      <w:lvlText w:val=""/>
+      <w:lvlJc w:val="left"/>
+      <w:pPr>
+        <w:tabs>
+          <w:tab w:val="num" w:pos="3545"/>
+        </w:tabs>
+        <w:ind w:left="3545" w:hanging="283"/>
+      </w:pPr>
+      <w:rPr>
+        <w:rFonts w:ascii="Symbol" w:hAnsi="Symbol" w:cs="Symbol" w:hint="default"/>
+      </w:rPr>
+    </w:lvl>
+    <w:lvl w:ilvl="5">
+      <w:start w:val="1"/>
+      <w:numFmt w:val="bullet"/>
+      <w:lvlText w:val=""/>
+      <w:lvlJc w:val="left"/>
+      <w:pPr>
+        <w:tabs>
+          <w:tab w:val="num" w:pos="4254"/>
+        </w:tabs>
+        <w:ind w:left="4254" w:hanging="283"/>
+      </w:pPr>
+      <w:rPr>
+        <w:rFonts w:ascii="Symbol" w:hAnsi="Symbol" w:cs="Symbol" w:hint="default"/>
+      </w:rPr>
+    </w:lvl>
+    <w:lvl w:ilvl="6">
+      <w:start w:val="1"/>
+      <w:numFmt w:val="bullet"/>
+      <w:lvlText w:val=""/>
+      <w:lvlJc w:val="left"/>
+      <w:pPr>
+        <w:tabs>
+          <w:tab w:val="num" w:pos="4963"/>
+        </w:tabs>
+        <w:ind w:left="4963" w:hanging="283"/>
+      </w:pPr>
+      <w:rPr>
+        <w:rFonts w:ascii="Symbol" w:hAnsi="Symbol" w:cs="Symbol" w:hint="default"/>
+      </w:rPr>
+    </w:lvl>
+    <w:lvl w:ilvl="7">
+      <w:start w:val="1"/>
+      <w:numFmt w:val="bullet"/>
+      <w:lvlText w:val=""/>
+      <w:lvlJc w:val="left"/>
+      <w:pPr>
+        <w:tabs>
+          <w:tab w:val="num" w:pos="5672"/>
+        </w:tabs>
+        <w:ind w:left="5672" w:hanging="283"/>
+      </w:pPr>
+      <w:rPr>
+        <w:rFonts w:ascii="Symbol" w:hAnsi="Symbol" w:cs="Symbol" w:hint="default"/>
+      </w:rPr>
+    </w:lvl>
+    <w:lvl w:ilvl="8">
+      <w:start w:val="1"/>
+      <w:numFmt w:val="bullet"/>
+      <w:lvlText w:val=""/>
+      <w:lvlJc w:val="left"/>
+      <w:pPr>
+        <w:tabs>
+          <w:tab w:val="num" w:pos="6381"/>
+        </w:tabs>
+        <w:ind w:left="6381" w:hanging="283"/>
+      </w:pPr>
+      <w:rPr>
+        <w:rFonts w:ascii="Symbol" w:hAnsi="Symbol" w:cs="Symbol" w:hint="default"/>
+      </w:rPr>
+    </w:lvl>
+  </w:abstractNum>
+  <w:abstractNum w:abstractNumId="20">
+    <w:lvl w:ilvl="0">
+      <w:start w:val="1"/>
+      <w:numFmt w:val="bullet"/>
+      <w:lvlText w:val=""/>
+      <w:lvlJc w:val="left"/>
+      <w:pPr>
+        <w:tabs>
+          <w:tab w:val="num" w:pos="709"/>
+        </w:tabs>
+        <w:ind w:left="709" w:hanging="283"/>
+      </w:pPr>
+      <w:rPr>
+        <w:rFonts w:ascii="Symbol" w:hAnsi="Symbol" w:cs="Symbol" w:hint="default"/>
+      </w:rPr>
+    </w:lvl>
+    <w:lvl w:ilvl="1">
+      <w:start w:val="1"/>
+      <w:numFmt w:val="bullet"/>
+      <w:lvlText w:val=""/>
+      <w:lvlJc w:val="left"/>
+      <w:pPr>
+        <w:tabs>
+          <w:tab w:val="num" w:pos="1418"/>
+        </w:tabs>
+        <w:ind w:left="1418" w:hanging="283"/>
+      </w:pPr>
+      <w:rPr>
+        <w:rFonts w:ascii="Symbol" w:hAnsi="Symbol" w:cs="Symbol" w:hint="default"/>
+      </w:rPr>
+    </w:lvl>
+    <w:lvl w:ilvl="2">
+      <w:start w:val="1"/>
+      <w:numFmt w:val="bullet"/>
+      <w:lvlText w:val=""/>
+      <w:lvlJc w:val="left"/>
+      <w:pPr>
+        <w:tabs>
+          <w:tab w:val="num" w:pos="2127"/>
+        </w:tabs>
+        <w:ind w:left="2127" w:hanging="283"/>
+      </w:pPr>
+      <w:rPr>
+        <w:rFonts w:ascii="Symbol" w:hAnsi="Symbol" w:cs="Symbol" w:hint="default"/>
+      </w:rPr>
+    </w:lvl>
+    <w:lvl w:ilvl="3">
+      <w:start w:val="1"/>
+      <w:numFmt w:val="bullet"/>
+      <w:lvlText w:val=""/>
+      <w:lvlJc w:val="left"/>
+      <w:pPr>
+        <w:tabs>
+          <w:tab w:val="num" w:pos="2836"/>
+        </w:tabs>
+        <w:ind w:left="2836" w:hanging="283"/>
+      </w:pPr>
+      <w:rPr>
+        <w:rFonts w:ascii="Symbol" w:hAnsi="Symbol" w:cs="Symbol" w:hint="default"/>
+      </w:rPr>
+    </w:lvl>
+    <w:lvl w:ilvl="4">
+      <w:start w:val="1"/>
+      <w:numFmt w:val="bullet"/>
+      <w:lvlText w:val=""/>
+      <w:lvlJc w:val="left"/>
+      <w:pPr>
+        <w:tabs>
+          <w:tab w:val="num" w:pos="3545"/>
+        </w:tabs>
+        <w:ind w:left="3545" w:hanging="283"/>
+      </w:pPr>
+      <w:rPr>
+        <w:rFonts w:ascii="Symbol" w:hAnsi="Symbol" w:cs="Symbol" w:hint="default"/>
+      </w:rPr>
+    </w:lvl>
+    <w:lvl w:ilvl="5">
+      <w:start w:val="1"/>
+      <w:numFmt w:val="bullet"/>
+      <w:lvlText w:val=""/>
+      <w:lvlJc w:val="left"/>
+      <w:pPr>
+        <w:tabs>
+          <w:tab w:val="num" w:pos="4254"/>
+        </w:tabs>
+        <w:ind w:left="4254" w:hanging="283"/>
+      </w:pPr>
+      <w:rPr>
+        <w:rFonts w:ascii="Symbol" w:hAnsi="Symbol" w:cs="Symbol" w:hint="default"/>
+      </w:rPr>
+    </w:lvl>
+    <w:lvl w:ilvl="6">
+      <w:start w:val="1"/>
+      <w:numFmt w:val="bullet"/>
+      <w:lvlText w:val=""/>
+      <w:lvlJc w:val="left"/>
+      <w:pPr>
+        <w:tabs>
+          <w:tab w:val="num" w:pos="4963"/>
+        </w:tabs>
+        <w:ind w:left="4963" w:hanging="283"/>
+      </w:pPr>
+      <w:rPr>
+        <w:rFonts w:ascii="Symbol" w:hAnsi="Symbol" w:cs="Symbol" w:hint="default"/>
+      </w:rPr>
+    </w:lvl>
+    <w:lvl w:ilvl="7">
+      <w:start w:val="1"/>
+      <w:numFmt w:val="bullet"/>
+      <w:lvlText w:val=""/>
+      <w:lvlJc w:val="left"/>
+      <w:pPr>
+        <w:tabs>
+          <w:tab w:val="num" w:pos="5672"/>
+        </w:tabs>
+        <w:ind w:left="5672" w:hanging="283"/>
+      </w:pPr>
+      <w:rPr>
+        <w:rFonts w:ascii="Symbol" w:hAnsi="Symbol" w:cs="Symbol" w:hint="default"/>
+      </w:rPr>
+    </w:lvl>
+    <w:lvl w:ilvl="8">
+      <w:start w:val="1"/>
+      <w:numFmt w:val="bullet"/>
+      <w:lvlText w:val=""/>
+      <w:lvlJc w:val="left"/>
+      <w:pPr>
+        <w:tabs>
+          <w:tab w:val="num" w:pos="6381"/>
+        </w:tabs>
+        <w:ind w:left="6381" w:hanging="283"/>
+      </w:pPr>
+      <w:rPr>
+        <w:rFonts w:ascii="Symbol" w:hAnsi="Symbol" w:cs="Symbol" w:hint="default"/>
+      </w:rPr>
+    </w:lvl>
+  </w:abstractNum>
+  <w:abstractNum w:abstractNumId="21">
+    <w:lvl w:ilvl="0">
+      <w:start w:val="1"/>
+      <w:numFmt w:val="bullet"/>
+      <w:lvlText w:val=""/>
+      <w:lvlJc w:val="left"/>
+      <w:pPr>
+        <w:tabs>
+          <w:tab w:val="num" w:pos="709"/>
+        </w:tabs>
+        <w:ind w:left="709" w:hanging="283"/>
+      </w:pPr>
+      <w:rPr>
+        <w:rFonts w:ascii="Symbol" w:hAnsi="Symbol" w:cs="Symbol" w:hint="default"/>
+      </w:rPr>
+    </w:lvl>
+    <w:lvl w:ilvl="1">
+      <w:start w:val="1"/>
+      <w:numFmt w:val="bullet"/>
+      <w:lvlText w:val=""/>
+      <w:lvlJc w:val="left"/>
+      <w:pPr>
+        <w:tabs>
+          <w:tab w:val="num" w:pos="1418"/>
+        </w:tabs>
+        <w:ind w:left="1418" w:hanging="283"/>
+      </w:pPr>
+      <w:rPr>
+        <w:rFonts w:ascii="Symbol" w:hAnsi="Symbol" w:cs="Symbol" w:hint="default"/>
+      </w:rPr>
+    </w:lvl>
+    <w:lvl w:ilvl="2">
+      <w:start w:val="1"/>
+      <w:numFmt w:val="bullet"/>
+      <w:lvlText w:val=""/>
+      <w:lvlJc w:val="left"/>
+      <w:pPr>
+        <w:tabs>
+          <w:tab w:val="num" w:pos="2127"/>
+        </w:tabs>
+        <w:ind w:left="2127" w:hanging="283"/>
+      </w:pPr>
+      <w:rPr>
+        <w:rFonts w:ascii="Symbol" w:hAnsi="Symbol" w:cs="Symbol" w:hint="default"/>
+      </w:rPr>
+    </w:lvl>
+    <w:lvl w:ilvl="3">
+      <w:start w:val="1"/>
+      <w:numFmt w:val="bullet"/>
+      <w:lvlText w:val=""/>
+      <w:lvlJc w:val="left"/>
+      <w:pPr>
+        <w:tabs>
+          <w:tab w:val="num" w:pos="2836"/>
+        </w:tabs>
+        <w:ind w:left="2836" w:hanging="283"/>
+      </w:pPr>
+      <w:rPr>
+        <w:rFonts w:ascii="Symbol" w:hAnsi="Symbol" w:cs="Symbol" w:hint="default"/>
+      </w:rPr>
+    </w:lvl>
+    <w:lvl w:ilvl="4">
+      <w:start w:val="1"/>
+      <w:numFmt w:val="bullet"/>
+      <w:lvlText w:val=""/>
+      <w:lvlJc w:val="left"/>
+      <w:pPr>
+        <w:tabs>
+          <w:tab w:val="num" w:pos="3545"/>
+        </w:tabs>
+        <w:ind w:left="3545" w:hanging="283"/>
+      </w:pPr>
+      <w:rPr>
+        <w:rFonts w:ascii="Symbol" w:hAnsi="Symbol" w:cs="Symbol" w:hint="default"/>
+      </w:rPr>
+    </w:lvl>
+    <w:lvl w:ilvl="5">
+      <w:start w:val="1"/>
+      <w:numFmt w:val="bullet"/>
+      <w:lvlText w:val=""/>
+      <w:lvlJc w:val="left"/>
+      <w:pPr>
+        <w:tabs>
+          <w:tab w:val="num" w:pos="4254"/>
+        </w:tabs>
+        <w:ind w:left="4254" w:hanging="283"/>
+      </w:pPr>
+      <w:rPr>
+        <w:rFonts w:ascii="Symbol" w:hAnsi="Symbol" w:cs="Symbol" w:hint="default"/>
+      </w:rPr>
+    </w:lvl>
+    <w:lvl w:ilvl="6">
+      <w:start w:val="1"/>
+      <w:numFmt w:val="bullet"/>
+      <w:lvlText w:val=""/>
+      <w:lvlJc w:val="left"/>
+      <w:pPr>
+        <w:tabs>
+          <w:tab w:val="num" w:pos="4963"/>
+        </w:tabs>
+        <w:ind w:left="4963" w:hanging="283"/>
+      </w:pPr>
+      <w:rPr>
+        <w:rFonts w:ascii="Symbol" w:hAnsi="Symbol" w:cs="Symbol" w:hint="default"/>
+      </w:rPr>
+    </w:lvl>
+    <w:lvl w:ilvl="7">
+      <w:start w:val="1"/>
+      <w:numFmt w:val="bullet"/>
+      <w:lvlText w:val=""/>
+      <w:lvlJc w:val="left"/>
+      <w:pPr>
+        <w:tabs>
+          <w:tab w:val="num" w:pos="5672"/>
+        </w:tabs>
+        <w:ind w:left="5672" w:hanging="283"/>
+      </w:pPr>
+      <w:rPr>
+        <w:rFonts w:ascii="Symbol" w:hAnsi="Symbol" w:cs="Symbol" w:hint="default"/>
+      </w:rPr>
+    </w:lvl>
+    <w:lvl w:ilvl="8">
+      <w:start w:val="1"/>
+      <w:numFmt w:val="bullet"/>
+      <w:lvlText w:val=""/>
+      <w:lvlJc w:val="left"/>
+      <w:pPr>
+        <w:tabs>
+          <w:tab w:val="num" w:pos="6381"/>
+        </w:tabs>
+        <w:ind w:left="6381" w:hanging="283"/>
+      </w:pPr>
+      <w:rPr>
+        <w:rFonts w:ascii="Symbol" w:hAnsi="Symbol" w:cs="Symbol" w:hint="default"/>
+      </w:rPr>
+    </w:lvl>
+  </w:abstractNum>
+  <w:abstractNum w:abstractNumId="22">
+    <w:lvl w:ilvl="0">
+      <w:start w:val="1"/>
+      <w:numFmt w:val="bullet"/>
+      <w:lvlText w:val=""/>
+      <w:lvlJc w:val="left"/>
+      <w:pPr>
+        <w:tabs>
+          <w:tab w:val="num" w:pos="709"/>
+        </w:tabs>
+        <w:ind w:left="709" w:hanging="283"/>
+      </w:pPr>
+      <w:rPr>
+        <w:rFonts w:ascii="Symbol" w:hAnsi="Symbol" w:cs="Symbol" w:hint="default"/>
+      </w:rPr>
+    </w:lvl>
+    <w:lvl w:ilvl="1">
+      <w:start w:val="1"/>
+      <w:numFmt w:val="bullet"/>
+      <w:lvlText w:val=""/>
+      <w:lvlJc w:val="left"/>
+      <w:pPr>
+        <w:tabs>
+          <w:tab w:val="num" w:pos="1418"/>
+        </w:tabs>
+        <w:ind w:left="1418" w:hanging="283"/>
+      </w:pPr>
+      <w:rPr>
+        <w:rFonts w:ascii="Symbol" w:hAnsi="Symbol" w:cs="Symbol" w:hint="default"/>
+      </w:rPr>
+    </w:lvl>
+    <w:lvl w:ilvl="2">
+      <w:start w:val="1"/>
+      <w:numFmt w:val="bullet"/>
+      <w:lvlText w:val=""/>
+      <w:lvlJc w:val="left"/>
+      <w:pPr>
+        <w:tabs>
+          <w:tab w:val="num" w:pos="2127"/>
+        </w:tabs>
+        <w:ind w:left="2127" w:hanging="283"/>
+      </w:pPr>
+      <w:rPr>
+        <w:rFonts w:ascii="Symbol" w:hAnsi="Symbol" w:cs="Symbol" w:hint="default"/>
+      </w:rPr>
+    </w:lvl>
+    <w:lvl w:ilvl="3">
+      <w:start w:val="1"/>
+      <w:numFmt w:val="bullet"/>
+      <w:lvlText w:val=""/>
+      <w:lvlJc w:val="left"/>
+      <w:pPr>
+        <w:tabs>
+          <w:tab w:val="num" w:pos="2836"/>
+        </w:tabs>
+        <w:ind w:left="2836" w:hanging="283"/>
+      </w:pPr>
+      <w:rPr>
+        <w:rFonts w:ascii="Symbol" w:hAnsi="Symbol" w:cs="Symbol" w:hint="default"/>
+      </w:rPr>
+    </w:lvl>
+    <w:lvl w:ilvl="4">
+      <w:start w:val="1"/>
+      <w:numFmt w:val="bullet"/>
+      <w:lvlText w:val=""/>
+      <w:lvlJc w:val="left"/>
+      <w:pPr>
+        <w:tabs>
+          <w:tab w:val="num" w:pos="3545"/>
+        </w:tabs>
+        <w:ind w:left="3545" w:hanging="283"/>
+      </w:pPr>
+      <w:rPr>
+        <w:rFonts w:ascii="Symbol" w:hAnsi="Symbol" w:cs="Symbol" w:hint="default"/>
+      </w:rPr>
+    </w:lvl>
+    <w:lvl w:ilvl="5">
+      <w:start w:val="1"/>
+      <w:numFmt w:val="bullet"/>
+      <w:lvlText w:val=""/>
+      <w:lvlJc w:val="left"/>
+      <w:pPr>
+        <w:tabs>
+          <w:tab w:val="num" w:pos="4254"/>
+        </w:tabs>
+        <w:ind w:left="4254" w:hanging="283"/>
+      </w:pPr>
+      <w:rPr>
+        <w:rFonts w:ascii="Symbol" w:hAnsi="Symbol" w:cs="Symbol" w:hint="default"/>
+      </w:rPr>
+    </w:lvl>
+    <w:lvl w:ilvl="6">
+      <w:start w:val="1"/>
+      <w:numFmt w:val="bullet"/>
+      <w:lvlText w:val=""/>
+      <w:lvlJc w:val="left"/>
+      <w:pPr>
+        <w:tabs>
+          <w:tab w:val="num" w:pos="4963"/>
+        </w:tabs>
+        <w:ind w:left="4963" w:hanging="283"/>
+      </w:pPr>
+      <w:rPr>
+        <w:rFonts w:ascii="Symbol" w:hAnsi="Symbol" w:cs="Symbol" w:hint="default"/>
+      </w:rPr>
+    </w:lvl>
+    <w:lvl w:ilvl="7">
+      <w:start w:val="1"/>
+      <w:numFmt w:val="bullet"/>
+      <w:lvlText w:val=""/>
+      <w:lvlJc w:val="left"/>
+      <w:pPr>
+        <w:tabs>
+          <w:tab w:val="num" w:pos="5672"/>
+        </w:tabs>
+        <w:ind w:left="5672" w:hanging="283"/>
+      </w:pPr>
+      <w:rPr>
+        <w:rFonts w:ascii="Symbol" w:hAnsi="Symbol" w:cs="Symbol" w:hint="default"/>
+      </w:rPr>
+    </w:lvl>
+    <w:lvl w:ilvl="8">
+      <w:start w:val="1"/>
+      <w:numFmt w:val="bullet"/>
+      <w:lvlText w:val=""/>
+      <w:lvlJc w:val="left"/>
+      <w:pPr>
+        <w:tabs>
+          <w:tab w:val="num" w:pos="6381"/>
+        </w:tabs>
+        <w:ind w:left="6381" w:hanging="283"/>
+      </w:pPr>
+      <w:rPr>
+        <w:rFonts w:ascii="Symbol" w:hAnsi="Symbol" w:cs="Symbol" w:hint="default"/>
+      </w:rPr>
+    </w:lvl>
+  </w:abstractNum>
+  <w:abstractNum w:abstractNumId="23">
+    <w:lvl w:ilvl="0">
+      <w:start w:val="1"/>
+      <w:numFmt w:val="bullet"/>
+      <w:lvlText w:val=""/>
+      <w:lvlJc w:val="left"/>
+      <w:pPr>
+        <w:tabs>
+          <w:tab w:val="num" w:pos="720"/>
+        </w:tabs>
+        <w:ind w:left="720" w:hanging="360"/>
+      </w:pPr>
+      <w:rPr>
+        <w:rFonts w:ascii="Symbol" w:hAnsi="Symbol" w:cs="Symbol" w:hint="default"/>
+      </w:rPr>
+    </w:lvl>
+    <w:lvl w:ilvl="1">
+      <w:start w:val="1"/>
+      <w:numFmt w:val="bullet"/>
+      <w:lvlText w:val="◦"/>
+      <w:lvlJc w:val="left"/>
+      <w:pPr>
+        <w:tabs>
+          <w:tab w:val="num" w:pos="1080"/>
+        </w:tabs>
+        <w:ind w:left="1080" w:hanging="360"/>
+      </w:pPr>
+      <w:rPr>
+        <w:rFonts w:ascii="OpenSymbol" w:hAnsi="OpenSymbol" w:cs="OpenSymbol" w:hint="default"/>
+      </w:rPr>
+    </w:lvl>
+    <w:lvl w:ilvl="2">
+      <w:start w:val="1"/>
+      <w:numFmt w:val="bullet"/>
+      <w:lvlText w:val="▪"/>
+      <w:lvlJc w:val="left"/>
+      <w:pPr>
+        <w:tabs>
+          <w:tab w:val="num" w:pos="1440"/>
+        </w:tabs>
+        <w:ind w:left="1440" w:hanging="360"/>
+      </w:pPr>
+      <w:rPr>
+        <w:rFonts w:ascii="OpenSymbol" w:hAnsi="OpenSymbol" w:cs="OpenSymbol" w:hint="default"/>
+      </w:rPr>
+    </w:lvl>
+    <w:lvl w:ilvl="3">
+      <w:start w:val="1"/>
+      <w:numFmt w:val="bullet"/>
+      <w:lvlText w:val=""/>
+      <w:lvlJc w:val="left"/>
+      <w:pPr>
+        <w:tabs>
+          <w:tab w:val="num" w:pos="1800"/>
+        </w:tabs>
+        <w:ind w:left="1800" w:hanging="360"/>
+      </w:pPr>
+      <w:rPr>
+        <w:rFonts w:ascii="Symbol" w:hAnsi="Symbol" w:cs="Symbol" w:hint="default"/>
+      </w:rPr>
+    </w:lvl>
+    <w:lvl w:ilvl="4">
+      <w:start w:val="1"/>
+      <w:numFmt w:val="bullet"/>
+      <w:lvlText w:val="◦"/>
+      <w:lvlJc w:val="left"/>
+      <w:pPr>
+        <w:tabs>
+          <w:tab w:val="num" w:pos="2160"/>
+        </w:tabs>
+        <w:ind w:left="2160" w:hanging="360"/>
+      </w:pPr>
+      <w:rPr>
+        <w:rFonts w:ascii="OpenSymbol" w:hAnsi="OpenSymbol" w:cs="OpenSymbol" w:hint="default"/>
+      </w:rPr>
+    </w:lvl>
+    <w:lvl w:ilvl="5">
+      <w:start w:val="1"/>
+      <w:numFmt w:val="bullet"/>
+      <w:lvlText w:val="▪"/>
+      <w:lvlJc w:val="left"/>
+      <w:pPr>
+        <w:tabs>
+          <w:tab w:val="num" w:pos="2520"/>
+        </w:tabs>
+        <w:ind w:left="2520" w:hanging="360"/>
+      </w:pPr>
+      <w:rPr>
+        <w:rFonts w:ascii="OpenSymbol" w:hAnsi="OpenSymbol" w:cs="OpenSymbol" w:hint="default"/>
+      </w:rPr>
+    </w:lvl>
+    <w:lvl w:ilvl="6">
+      <w:start w:val="1"/>
+      <w:numFmt w:val="bullet"/>
+      <w:lvlText w:val=""/>
+      <w:lvlJc w:val="left"/>
+      <w:pPr>
+        <w:tabs>
+          <w:tab w:val="num" w:pos="2880"/>
+        </w:tabs>
+        <w:ind w:left="2880" w:hanging="360"/>
+      </w:pPr>
+      <w:rPr>
+        <w:rFonts w:ascii="Symbol" w:hAnsi="Symbol" w:cs="Symbol" w:hint="default"/>
+      </w:rPr>
+    </w:lvl>
+    <w:lvl w:ilvl="7">
+      <w:start w:val="1"/>
+      <w:numFmt w:val="bullet"/>
+      <w:lvlText w:val="◦"/>
+      <w:lvlJc w:val="left"/>
+      <w:pPr>
+        <w:tabs>
+          <w:tab w:val="num" w:pos="3240"/>
+        </w:tabs>
+        <w:ind w:left="3240" w:hanging="360"/>
+      </w:pPr>
+      <w:rPr>
+        <w:rFonts w:ascii="OpenSymbol" w:hAnsi="OpenSymbol" w:cs="OpenSymbol" w:hint="default"/>
+      </w:rPr>
+    </w:lvl>
+    <w:lvl w:ilvl="8">
+      <w:start w:val="1"/>
+      <w:numFmt w:val="bullet"/>
+      <w:lvlText w:val="▪"/>
+      <w:lvlJc w:val="left"/>
+      <w:pPr>
+        <w:tabs>
+          <w:tab w:val="num" w:pos="3600"/>
+        </w:tabs>
+        <w:ind w:left="3600" w:hanging="360"/>
+      </w:pPr>
+      <w:rPr>
+        <w:rFonts w:ascii="OpenSymbol" w:hAnsi="OpenSymbol" w:cs="OpenSymbol" w:hint="default"/>
+      </w:rPr>
+    </w:lvl>
+  </w:abstractNum>
+  <w:abstractNum w:abstractNumId="24">
     <w:lvl w:ilvl="0">
       <w:start w:val="1"/>
       <w:numFmt w:val="none"/>
@@ -7603,6 +9908,21 @@
   <w:num w:numId="19">
     <w:abstractNumId w:val="19"/>
   </w:num>
+  <w:num w:numId="20">
+    <w:abstractNumId w:val="20"/>
+  </w:num>
+  <w:num w:numId="21">
+    <w:abstractNumId w:val="21"/>
+  </w:num>
+  <w:num w:numId="22">
+    <w:abstractNumId w:val="22"/>
+  </w:num>
+  <w:num w:numId="23">
+    <w:abstractNumId w:val="23"/>
+  </w:num>
+  <w:num w:numId="24">
+    <w:abstractNumId w:val="24"/>
+  </w:num>
 </w:numbering>
 </file>
 
@@ -7645,7 +9965,7 @@
   </w:style>
   <w:style w:type="paragraph" w:styleId="Heading1">
     <w:name w:val="heading 1"/>
-    <w:basedOn w:val="Ttulo"/>
+    <w:basedOn w:val="Ttulouser"/>
     <w:next w:val="BodyText"/>
     <w:qFormat/>
     <w:pPr>
@@ -7666,7 +9986,7 @@
   </w:style>
   <w:style w:type="paragraph" w:styleId="Heading2">
     <w:name w:val="heading 2"/>
-    <w:basedOn w:val="Ttulo"/>
+    <w:basedOn w:val="Ttulouser"/>
     <w:next w:val="BodyText"/>
     <w:qFormat/>
     <w:pPr>
@@ -7687,7 +10007,7 @@
   </w:style>
   <w:style w:type="paragraph" w:styleId="Heading3">
     <w:name w:val="heading 3"/>
-    <w:basedOn w:val="Ttulo"/>
+    <w:basedOn w:val="Ttulouser"/>
     <w:next w:val="BodyText"/>
     <w:qFormat/>
     <w:pPr>
@@ -7714,11 +10034,25 @@
       <w:bCs/>
     </w:rPr>
   </w:style>
+  <w:style w:type="character" w:styleId="Textooriginal">
+    <w:name w:val="Texto original"/>
+    <w:qFormat/>
+    <w:rPr>
+      <w:rFonts w:ascii="Liberation Mono" w:hAnsi="Liberation Mono" w:eastAsia="NSimSun" w:cs="Liberation Mono"/>
+    </w:rPr>
+  </w:style>
   <w:style w:type="character" w:styleId="Textooriginaluser">
     <w:name w:val="Texto original (user)"/>
     <w:qFormat/>
     <w:rPr>
       <w:rFonts w:ascii="Liberation Mono" w:hAnsi="Liberation Mono" w:eastAsia="NSimSun" w:cs="Liberation Mono"/>
+    </w:rPr>
+  </w:style>
+  <w:style w:type="character" w:styleId="Bolos">
+    <w:name w:val="Bolos"/>
+    <w:qFormat/>
+    <w:rPr>
+      <w:rFonts w:ascii="OpenSymbol" w:hAnsi="OpenSymbol" w:eastAsia="OpenSymbol" w:cs="OpenSymbol"/>
     </w:rPr>
   </w:style>
   <w:style w:type="paragraph" w:styleId="Ttulo">
@@ -7805,8 +10139,8 @@
       <w:rFonts w:cs="Lucida Sans"/>
     </w:rPr>
   </w:style>
-  <w:style w:type="paragraph" w:styleId="Lneahorizontaluser">
-    <w:name w:val="Línea horizontal (user)"/>
+  <w:style w:type="paragraph" w:styleId="Lneahorizontal">
+    <w:name w:val="Línea horizontal"/>
     <w:basedOn w:val="Normal"/>
     <w:next w:val="BodyText"/>
     <w:qFormat/>
@@ -7820,6 +10154,29 @@
     <w:rPr>
       <w:sz w:val="12"/>
       <w:szCs w:val="12"/>
+    </w:rPr>
+  </w:style>
+  <w:style w:type="paragraph" w:styleId="Contenidodelatabla">
+    <w:name w:val="Contenido de la tabla"/>
+    <w:basedOn w:val="Normal"/>
+    <w:qFormat/>
+    <w:pPr>
+      <w:widowControl w:val="false"/>
+      <w:suppressLineNumbers/>
+    </w:pPr>
+    <w:rPr/>
+  </w:style>
+  <w:style w:type="paragraph" w:styleId="Ttulodelatabla">
+    <w:name w:val="Título de la tabla"/>
+    <w:basedOn w:val="Contenidodelatabla"/>
+    <w:qFormat/>
+    <w:pPr>
+      <w:suppressLineNumbers/>
+      <w:jc w:val="center"/>
+    </w:pPr>
+    <w:rPr>
+      <w:b/>
+      <w:bCs/>
     </w:rPr>
   </w:style>
   <w:style w:type="paragraph" w:styleId="Contenidodelatablauser">
@@ -7845,28 +10202,15 @@
       <w:bCs/>
     </w:rPr>
   </w:style>
-  <w:style w:type="paragraph" w:styleId="Contenidodelatabla">
-    <w:name w:val="Contenido de la tabla"/>
+  <w:style w:type="paragraph" w:styleId="Citaenbloque">
+    <w:name w:val="Cita en bloque"/>
     <w:basedOn w:val="Normal"/>
     <w:qFormat/>
     <w:pPr>
-      <w:widowControl w:val="false"/>
-      <w:suppressLineNumbers/>
+      <w:spacing w:before="0" w:after="283"/>
+      <w:ind w:hanging="0" w:left="567" w:right="567"/>
     </w:pPr>
     <w:rPr/>
-  </w:style>
-  <w:style w:type="paragraph" w:styleId="Ttulodelatabla">
-    <w:name w:val="Título de la tabla"/>
-    <w:basedOn w:val="Contenidodelatabla"/>
-    <w:qFormat/>
-    <w:pPr>
-      <w:suppressLineNumbers/>
-      <w:jc w:val="center"/>
-    </w:pPr>
-    <w:rPr>
-      <w:b/>
-      <w:bCs/>
-    </w:rPr>
   </w:style>
 </w:styles>
 </file>

--- a/3-Machine_Learning/ML_project/Guion trabajo ML.docx
+++ b/3-Machine_Learning/ML_project/Guion trabajo ML.docx
@@ -92,7 +92,7 @@
       </w:r>
       <w:r>
         <w:rPr>
-          <w:rStyle w:val="Textooriginal"/>
+          <w:rStyle w:val="Textooriginaluser"/>
           <w:rFonts w:ascii="Arial" w:hAnsi="Arial"/>
           <w:sz w:val="22"/>
           <w:szCs w:val="22"/>
@@ -247,16 +247,7 @@
           <w:szCs w:val="22"/>
           <w:shd w:fill="auto" w:val="clear"/>
         </w:rPr>
-        <w:t>2</w:t>
-      </w:r>
-      <w:r>
-        <w:rPr>
-          <w:rFonts w:ascii="Arial" w:hAnsi="Arial"/>
-          <w:sz w:val="22"/>
-          <w:szCs w:val="22"/>
-          <w:shd w:fill="auto" w:val="clear"/>
-        </w:rPr>
-        <w:t>. Preprocesamiento</w:t>
+        <w:t>2. Preprocesamiento</w:t>
       </w:r>
     </w:p>
     <w:p>
@@ -294,33 +285,13 @@
       </w:r>
       <w:r>
         <w:rPr>
-          <w:rStyle w:val="Textooriginal"/>
+          <w:rStyle w:val="Textooriginaluser"/>
           <w:rFonts w:ascii="Arial" w:hAnsi="Arial"/>
           <w:sz w:val="22"/>
           <w:szCs w:val="22"/>
           <w:shd w:fill="auto" w:val="clear"/>
         </w:rPr>
-        <w:t xml:space="preserve">SMA_Scale_value </w:t>
-      </w:r>
-      <w:r>
-        <w:rPr>
-          <w:rStyle w:val="Textooriginal"/>
-          <w:rFonts w:ascii="Arial" w:hAnsi="Arial"/>
-          <w:sz w:val="22"/>
-          <w:szCs w:val="22"/>
-          <w:shd w:fill="auto" w:val="clear"/>
-        </w:rPr>
-        <w:t>y</w:t>
-      </w:r>
-      <w:r>
-        <w:rPr>
-          <w:rStyle w:val="Textooriginal"/>
-          <w:rFonts w:ascii="Arial" w:hAnsi="Arial"/>
-          <w:sz w:val="22"/>
-          <w:szCs w:val="22"/>
-          <w:shd w:fill="auto" w:val="clear"/>
-        </w:rPr>
-        <w:t xml:space="preserve"> SMA_Scale_Classs level</w:t>
+        <w:t>SMA_Scale_value y SMA_Scale_Classs level</w:t>
       </w:r>
       <w:r>
         <w:rPr>
@@ -349,16 +320,7 @@
           <w:szCs w:val="22"/>
           <w:shd w:fill="auto" w:val="clear"/>
         </w:rPr>
-        <w:t xml:space="preserve"> : </w:t>
-      </w:r>
-      <w:r>
-        <w:rPr>
-          <w:rFonts w:ascii="Arial" w:hAnsi="Arial"/>
-          <w:sz w:val="22"/>
-          <w:szCs w:val="22"/>
-          <w:shd w:fill="auto" w:val="clear"/>
-        </w:rPr>
-        <w:t>data leakage</w:t>
+        <w:t xml:space="preserve"> : data leakage</w:t>
       </w:r>
     </w:p>
     <w:p>
@@ -406,7 +368,7 @@
       </w:pPr>
       <w:r>
         <w:rPr>
-          <w:rStyle w:val="Textooriginal"/>
+          <w:rStyle w:val="Textooriginaluser"/>
           <w:rFonts w:ascii="Arial" w:hAnsi="Arial"/>
           <w:sz w:val="22"/>
           <w:szCs w:val="22"/>
@@ -421,16 +383,7 @@
           <w:szCs w:val="22"/>
           <w:shd w:fill="auto" w:val="clear"/>
         </w:rPr>
-        <w:t xml:space="preserve"> → variables predictoras , </w:t>
-      </w:r>
-      <w:r>
-        <w:rPr>
-          <w:rFonts w:ascii="Arial" w:hAnsi="Arial"/>
-          <w:sz w:val="22"/>
-          <w:szCs w:val="22"/>
-          <w:shd w:fill="auto" w:val="clear"/>
-        </w:rPr>
-        <w:t>20%</w:t>
+        <w:t xml:space="preserve"> → variables predictoras , 20%</w:t>
       </w:r>
     </w:p>
     <w:p>
@@ -450,7 +403,7 @@
       </w:pPr>
       <w:r>
         <w:rPr>
-          <w:rStyle w:val="Textooriginal"/>
+          <w:rStyle w:val="Textooriginaluser"/>
           <w:rFonts w:ascii="Arial" w:hAnsi="Arial"/>
           <w:sz w:val="22"/>
           <w:szCs w:val="22"/>
@@ -465,16 +418,7 @@
           <w:szCs w:val="22"/>
           <w:shd w:fill="auto" w:val="clear"/>
         </w:rPr>
-        <w:t xml:space="preserve"> → variable objetivo , </w:t>
-      </w:r>
-      <w:r>
-        <w:rPr>
-          <w:rFonts w:ascii="Arial" w:hAnsi="Arial"/>
-          <w:sz w:val="22"/>
-          <w:szCs w:val="22"/>
-          <w:shd w:fill="auto" w:val="clear"/>
-        </w:rPr>
-        <w:t>80%</w:t>
+        <w:t xml:space="preserve"> → variable objetivo , 80%</w:t>
       </w:r>
     </w:p>
     <w:p>
@@ -520,16 +464,26 @@
         </w:rPr>
         <w:t xml:space="preserve"> en: </w:t>
         <w:tab/>
-        <w:t xml:space="preserve">// </w:t>
-      </w:r>
-      <w:r>
-        <w:rPr>
-          <w:rFonts w:ascii="Arial" w:hAnsi="Arial"/>
+      </w:r>
+      <w:r>
+        <w:rPr>
+          <w:rFonts w:ascii="Arial" w:hAnsi="Arial"/>
+          <w:i/>
+          <w:iCs/>
           <w:sz w:val="22"/>
           <w:szCs w:val="22"/>
           <w:shd w:fill="auto" w:val="clear"/>
         </w:rPr>
-        <w:t>ej. edad/ sueldo, no equiparables //</w:t>
+        <w:t>// ej. edad/ sueldo, no equiparables</w:t>
+      </w:r>
+      <w:r>
+        <w:rPr>
+          <w:rFonts w:ascii="Arial" w:hAnsi="Arial"/>
+          <w:sz w:val="22"/>
+          <w:szCs w:val="22"/>
+          <w:shd w:fill="auto" w:val="clear"/>
+        </w:rPr>
+        <w:t xml:space="preserve"> //</w:t>
       </w:r>
     </w:p>
     <w:p>
@@ -661,16 +615,7 @@
           <w:szCs w:val="22"/>
           <w:shd w:fill="auto" w:val="clear"/>
         </w:rPr>
-        <w:t>3</w:t>
-      </w:r>
-      <w:r>
-        <w:rPr>
-          <w:rFonts w:ascii="Arial" w:hAnsi="Arial"/>
-          <w:sz w:val="22"/>
-          <w:szCs w:val="22"/>
-          <w:shd w:fill="auto" w:val="clear"/>
-        </w:rPr>
-        <w:t>. Metodología</w:t>
+        <w:t>3. Metodología</w:t>
       </w:r>
     </w:p>
     <w:p>
@@ -759,7 +704,7 @@
     </w:p>
     <w:p>
       <w:pPr>
-        <w:pStyle w:val="Lneahorizontal"/>
+        <w:pStyle w:val="Lneahorizontaluser"/>
         <w:spacing w:lineRule="auto" w:line="276" w:before="0" w:after="140"/>
         <w:rPr>
           <w:rFonts w:ascii="Arial" w:hAnsi="Arial"/>
@@ -839,7 +784,7 @@
       </w:pPr>
       <w:r>
         <w:rPr>
-          <w:rStyle w:val="Textooriginal"/>
+          <w:rStyle w:val="Textooriginaluser"/>
           <w:rFonts w:ascii="Arial" w:hAnsi="Arial"/>
           <w:sz w:val="22"/>
           <w:szCs w:val="22"/>
@@ -983,17 +928,7 @@
           <w:sz w:val="22"/>
           <w:szCs w:val="22"/>
         </w:rPr>
-        <w:t>11</w:t>
-      </w:r>
-      <w:r>
-        <w:rPr>
-          <w:rFonts w:ascii="Arial" w:hAnsi="Arial"/>
-          <w:b/>
-          <w:bCs/>
-          <w:sz w:val="22"/>
-          <w:szCs w:val="22"/>
-        </w:rPr>
-        <w:t>. Conclusiones</w:t>
+        <w:t>11. Conclusiones</w:t>
       </w:r>
     </w:p>
     <w:p>
@@ -1200,8 +1135,9 @@
       </w:pPr>
       <w:r>
         <w:rPr>
-          <w:b/>
-          <w:bCs/>
+          <w:rFonts w:ascii="Arial" w:hAnsi="Arial"/>
+          <w:sz w:val="22"/>
+          <w:szCs w:val="22"/>
         </w:rPr>
       </w:r>
     </w:p>
@@ -1397,61 +1333,7 @@
     </w:p>
     <w:p>
       <w:pPr>
-        <w:pStyle w:val="Lneahorizontal"/>
-        <w:spacing w:lineRule="auto" w:line="276" w:before="0" w:after="140"/>
-        <w:rPr>
-          <w:rFonts w:ascii="Arial" w:hAnsi="Arial"/>
-          <w:sz w:val="22"/>
-          <w:szCs w:val="22"/>
-        </w:rPr>
-      </w:pPr>
-      <w:r>
-        <w:rPr>
-          <w:rFonts w:ascii="Arial" w:hAnsi="Arial"/>
-          <w:sz w:val="22"/>
-          <w:szCs w:val="22"/>
-        </w:rPr>
-      </w:r>
-    </w:p>
-    <w:p>
-      <w:pPr>
-        <w:pStyle w:val="BodyText"/>
-        <w:spacing w:lineRule="auto" w:line="276" w:before="0" w:after="140"/>
-        <w:rPr>
-          <w:rFonts w:ascii="Arial" w:hAnsi="Arial"/>
-          <w:sz w:val="22"/>
-          <w:szCs w:val="22"/>
-        </w:rPr>
-      </w:pPr>
-      <w:r>
-        <w:rPr>
-          <w:rFonts w:ascii="Arial" w:hAnsi="Arial"/>
-          <w:sz w:val="22"/>
-          <w:szCs w:val="22"/>
-        </w:rPr>
-      </w:r>
-    </w:p>
-    <w:p>
-      <w:pPr>
-        <w:pStyle w:val="BodyText"/>
-        <w:spacing w:lineRule="auto" w:line="276" w:before="0" w:after="140"/>
-        <w:rPr>
-          <w:rFonts w:ascii="Arial" w:hAnsi="Arial"/>
-          <w:sz w:val="22"/>
-          <w:szCs w:val="22"/>
-        </w:rPr>
-      </w:pPr>
-      <w:r>
-        <w:rPr>
-          <w:rFonts w:ascii="Arial" w:hAnsi="Arial"/>
-          <w:sz w:val="22"/>
-          <w:szCs w:val="22"/>
-        </w:rPr>
-      </w:r>
-    </w:p>
-    <w:p>
-      <w:pPr>
-        <w:pStyle w:val="BodyText"/>
+        <w:pStyle w:val="Lneahorizontaluser"/>
         <w:spacing w:lineRule="auto" w:line="276" w:before="0" w:after="140"/>
         <w:rPr>
           <w:rFonts w:ascii="Arial" w:hAnsi="Arial"/>
@@ -1484,12 +1366,12 @@
           <w:sz w:val="22"/>
           <w:szCs w:val="22"/>
         </w:rPr>
-        <w:t>12. Conclusión final (para cerrar el trabajo)</w:t>
-      </w:r>
-    </w:p>
-    <w:p>
-      <w:pPr>
-        <w:pStyle w:val="Citaenbloque"/>
+        <w:t>12. Conclusión final</w:t>
+      </w:r>
+    </w:p>
+    <w:p>
+      <w:pPr>
+        <w:pStyle w:val="Citaenbloqueuser"/>
         <w:spacing w:lineRule="auto" w:line="276" w:before="0" w:after="140"/>
         <w:rPr>
           <w:rFonts w:ascii="Arial" w:hAnsi="Arial"/>
@@ -1511,12 +1393,30 @@
           <w:sz w:val="22"/>
           <w:szCs w:val="22"/>
         </w:rPr>
-        <w:t>El análisis demuestra que los modelos ensemble son los más adecuados para este dataset, destacando Gradient Boosting y XGBoost por su alta precisión. No obstante, Random Forest ofrece un mejor equilibrio entre rendimiento y robustez, lo que lo convierte en una opción más fiable en escenarios reales. La correcta selección de variables y la validación cruzada han sido claves para obtener resultados realistas y evitar conclusiones erróneas.”</w:t>
-      </w:r>
-    </w:p>
-    <w:p>
-      <w:pPr>
-        <w:pStyle w:val="Lneahorizontal"/>
+        <w:t xml:space="preserve">El análisis demuestra que los modelos ensemble son los más adecuados para este dataset, destacando Gradient Boosting y XGBoost por su alta precisión. No obstante, Random Forest ofrece un mejor </w:t>
+      </w:r>
+      <w:r>
+        <w:rPr>
+          <w:rFonts w:ascii="Arial" w:hAnsi="Arial"/>
+          <w:b/>
+          <w:bCs/>
+          <w:sz w:val="22"/>
+          <w:szCs w:val="22"/>
+        </w:rPr>
+        <w:t>equilibrio entre rendimiento y robustez</w:t>
+      </w:r>
+      <w:r>
+        <w:rPr>
+          <w:rFonts w:ascii="Arial" w:hAnsi="Arial"/>
+          <w:sz w:val="22"/>
+          <w:szCs w:val="22"/>
+        </w:rPr>
+        <w:t>, lo que lo convierte en una opción más fiable en escenarios reales. La correcta selección de variables y la validación cruzada han sido claves para obtener resultados realistas y evitar conclusiones erróneas.”</w:t>
+      </w:r>
+    </w:p>
+    <w:p>
+      <w:pPr>
+        <w:pStyle w:val="Lneahorizontaluser"/>
         <w:spacing w:lineRule="auto" w:line="276" w:before="0" w:after="140"/>
         <w:rPr>
           <w:rFonts w:ascii="Arial" w:hAnsi="Arial"/>
@@ -1609,7 +1509,7 @@
           </w:tcPr>
           <w:p>
             <w:pPr>
-              <w:pStyle w:val="Ttulodelatabla"/>
+              <w:pStyle w:val="Ttulodelatablauser"/>
               <w:bidi w:val="0"/>
               <w:rPr>
                 <w:rFonts w:ascii="Arial" w:hAnsi="Arial"/>
@@ -1635,7 +1535,7 @@
           </w:tcPr>
           <w:p>
             <w:pPr>
-              <w:pStyle w:val="Ttulodelatabla"/>
+              <w:pStyle w:val="Ttulodelatablauser"/>
               <w:bidi w:val="0"/>
               <w:rPr>
                 <w:rFonts w:ascii="Arial" w:hAnsi="Arial"/>
@@ -1664,7 +1564,7 @@
           </w:tcPr>
           <w:p>
             <w:pPr>
-              <w:pStyle w:val="Contenidodelatabla"/>
+              <w:pStyle w:val="Contenidodelatablauser"/>
               <w:bidi w:val="0"/>
               <w:jc w:val="left"/>
               <w:rPr>
@@ -1691,7 +1591,7 @@
           </w:tcPr>
           <w:p>
             <w:pPr>
-              <w:pStyle w:val="Contenidodelatabla"/>
+              <w:pStyle w:val="Contenidodelatablauser"/>
               <w:bidi w:val="0"/>
               <w:jc w:val="left"/>
               <w:rPr>
@@ -1721,7 +1621,7 @@
           </w:tcPr>
           <w:p>
             <w:pPr>
-              <w:pStyle w:val="Contenidodelatabla"/>
+              <w:pStyle w:val="Contenidodelatablauser"/>
               <w:bidi w:val="0"/>
               <w:jc w:val="left"/>
               <w:rPr>
@@ -1748,7 +1648,7 @@
           </w:tcPr>
           <w:p>
             <w:pPr>
-              <w:pStyle w:val="Contenidodelatabla"/>
+              <w:pStyle w:val="Contenidodelatablauser"/>
               <w:bidi w:val="0"/>
               <w:jc w:val="left"/>
               <w:rPr>
@@ -1778,7 +1678,7 @@
           </w:tcPr>
           <w:p>
             <w:pPr>
-              <w:pStyle w:val="Contenidodelatabla"/>
+              <w:pStyle w:val="Contenidodelatablauser"/>
               <w:bidi w:val="0"/>
               <w:jc w:val="left"/>
               <w:rPr>
@@ -1805,7 +1705,7 @@
           </w:tcPr>
           <w:p>
             <w:pPr>
-              <w:pStyle w:val="Contenidodelatabla"/>
+              <w:pStyle w:val="Contenidodelatablauser"/>
               <w:bidi w:val="0"/>
               <w:jc w:val="left"/>
               <w:rPr>
@@ -1835,7 +1735,7 @@
           </w:tcPr>
           <w:p>
             <w:pPr>
-              <w:pStyle w:val="Contenidodelatabla"/>
+              <w:pStyle w:val="Contenidodelatablauser"/>
               <w:bidi w:val="0"/>
               <w:jc w:val="left"/>
               <w:rPr>
@@ -1861,7 +1761,7 @@
           </w:tcPr>
           <w:p>
             <w:pPr>
-              <w:pStyle w:val="Contenidodelatabla"/>
+              <w:pStyle w:val="Contenidodelatablauser"/>
               <w:bidi w:val="0"/>
               <w:jc w:val="left"/>
               <w:rPr>
@@ -1891,7 +1791,7 @@
           </w:tcPr>
           <w:p>
             <w:pPr>
-              <w:pStyle w:val="Contenidodelatabla"/>
+              <w:pStyle w:val="Contenidodelatablauser"/>
               <w:bidi w:val="0"/>
               <w:jc w:val="left"/>
               <w:rPr>
@@ -1918,7 +1818,7 @@
           </w:tcPr>
           <w:p>
             <w:pPr>
-              <w:pStyle w:val="Contenidodelatabla"/>
+              <w:pStyle w:val="Contenidodelatablauser"/>
               <w:bidi w:val="0"/>
               <w:jc w:val="left"/>
               <w:rPr>
@@ -1933,15 +1833,7 @@
                 <w:sz w:val="22"/>
                 <w:szCs w:val="22"/>
               </w:rPr>
-              <w:t>0.</w:t>
-            </w:r>
-            <w:r>
-              <w:rPr>
-                <w:rFonts w:ascii="Arial" w:hAnsi="Arial"/>
-                <w:sz w:val="22"/>
-                <w:szCs w:val="22"/>
-              </w:rPr>
-              <w:t>84</w:t>
+              <w:t>0.84</w:t>
             </w:r>
           </w:p>
         </w:tc>
@@ -1956,7 +1848,7 @@
           </w:tcPr>
           <w:p>
             <w:pPr>
-              <w:pStyle w:val="Contenidodelatabla"/>
+              <w:pStyle w:val="Contenidodelatablauser"/>
               <w:bidi w:val="0"/>
               <w:jc w:val="left"/>
               <w:rPr>
@@ -1983,7 +1875,7 @@
           </w:tcPr>
           <w:p>
             <w:pPr>
-              <w:pStyle w:val="Contenidodelatabla"/>
+              <w:pStyle w:val="Contenidodelatablauser"/>
               <w:bidi w:val="0"/>
               <w:jc w:val="left"/>
               <w:rPr>
@@ -2013,7 +1905,7 @@
           </w:tcPr>
           <w:p>
             <w:pPr>
-              <w:pStyle w:val="Contenidodelatabla"/>
+              <w:pStyle w:val="Contenidodelatablauser"/>
               <w:bidi w:val="0"/>
               <w:jc w:val="left"/>
               <w:rPr>
@@ -2040,7 +1932,7 @@
           </w:tcPr>
           <w:p>
             <w:pPr>
-              <w:pStyle w:val="Contenidodelatabla"/>
+              <w:pStyle w:val="Contenidodelatablauser"/>
               <w:bidi w:val="0"/>
               <w:jc w:val="left"/>
               <w:rPr>
@@ -2070,7 +1962,7 @@
           </w:tcPr>
           <w:p>
             <w:pPr>
-              <w:pStyle w:val="Contenidodelatabla"/>
+              <w:pStyle w:val="Contenidodelatablauser"/>
               <w:bidi w:val="0"/>
               <w:jc w:val="left"/>
               <w:rPr>
@@ -2097,7 +1989,7 @@
           </w:tcPr>
           <w:p>
             <w:pPr>
-              <w:pStyle w:val="Contenidodelatabla"/>
+              <w:pStyle w:val="Contenidodelatablauser"/>
               <w:bidi w:val="0"/>
               <w:jc w:val="left"/>
               <w:rPr>
@@ -2127,7 +2019,7 @@
           </w:tcPr>
           <w:p>
             <w:pPr>
-              <w:pStyle w:val="Contenidodelatabla"/>
+              <w:pStyle w:val="Contenidodelatablauser"/>
               <w:bidi w:val="0"/>
               <w:jc w:val="left"/>
               <w:rPr>
@@ -2154,7 +2046,7 @@
           </w:tcPr>
           <w:p>
             <w:pPr>
-              <w:pStyle w:val="Contenidodelatabla"/>
+              <w:pStyle w:val="Contenidodelatablauser"/>
               <w:bidi w:val="0"/>
               <w:jc w:val="left"/>
               <w:rPr>
@@ -2184,7 +2076,7 @@
           </w:tcPr>
           <w:p>
             <w:pPr>
-              <w:pStyle w:val="Contenidodelatabla"/>
+              <w:pStyle w:val="Contenidodelatablauser"/>
               <w:bidi w:val="0"/>
               <w:jc w:val="left"/>
               <w:rPr>
@@ -2211,7 +2103,7 @@
           </w:tcPr>
           <w:p>
             <w:pPr>
-              <w:pStyle w:val="Contenidodelatabla"/>
+              <w:pStyle w:val="Contenidodelatablauser"/>
               <w:bidi w:val="0"/>
               <w:jc w:val="left"/>
               <w:rPr>
@@ -2241,7 +2133,7 @@
           </w:tcPr>
           <w:p>
             <w:pPr>
-              <w:pStyle w:val="Contenidodelatabla"/>
+              <w:pStyle w:val="Contenidodelatablauser"/>
               <w:bidi w:val="0"/>
               <w:jc w:val="left"/>
               <w:rPr>
@@ -2268,7 +2160,7 @@
           </w:tcPr>
           <w:p>
             <w:pPr>
-              <w:pStyle w:val="Contenidodelatabla"/>
+              <w:pStyle w:val="Contenidodelatablauser"/>
               <w:bidi w:val="0"/>
               <w:jc w:val="left"/>
               <w:rPr>
@@ -2298,7 +2190,7 @@
           </w:tcPr>
           <w:p>
             <w:pPr>
-              <w:pStyle w:val="Contenidodelatabla"/>
+              <w:pStyle w:val="Contenidodelatablauser"/>
               <w:bidi w:val="0"/>
               <w:jc w:val="left"/>
               <w:rPr>
@@ -2325,7 +2217,7 @@
           </w:tcPr>
           <w:p>
             <w:pPr>
-              <w:pStyle w:val="Contenidodelatabla"/>
+              <w:pStyle w:val="Contenidodelatablauser"/>
               <w:bidi w:val="0"/>
               <w:jc w:val="left"/>
               <w:rPr>
@@ -2455,7 +2347,7 @@
     </w:p>
     <w:p>
       <w:pPr>
-        <w:pStyle w:val="Lneahorizontal"/>
+        <w:pStyle w:val="Lneahorizontaluser"/>
         <w:bidi w:val="0"/>
         <w:spacing w:lineRule="auto" w:line="276" w:before="0" w:after="140"/>
         <w:jc w:val="left"/>
@@ -2599,7 +2491,7 @@
     </w:p>
     <w:p>
       <w:pPr>
-        <w:pStyle w:val="Lneahorizontal"/>
+        <w:pStyle w:val="Lneahorizontaluser"/>
         <w:bidi w:val="0"/>
         <w:spacing w:lineRule="auto" w:line="276" w:before="0" w:after="140"/>
         <w:jc w:val="left"/>
@@ -2877,7 +2769,7 @@
       </w:r>
       <w:r>
         <w:rPr>
-          <w:rStyle w:val="Textooriginal"/>
+          <w:rStyle w:val="Textooriginaluser"/>
           <w:rFonts w:ascii="Arial" w:hAnsi="Arial"/>
           <w:sz w:val="22"/>
           <w:szCs w:val="22"/>
@@ -2911,7 +2803,7 @@
       </w:pPr>
       <w:r>
         <w:rPr>
-          <w:rStyle w:val="Textooriginal"/>
+          <w:rStyle w:val="Textooriginaluser"/>
           <w:rFonts w:ascii="Arial" w:hAnsi="Arial"/>
           <w:sz w:val="22"/>
           <w:szCs w:val="22"/>
@@ -2944,7 +2836,7 @@
       </w:pPr>
       <w:r>
         <w:rPr>
-          <w:rStyle w:val="Textooriginal"/>
+          <w:rStyle w:val="Textooriginaluser"/>
           <w:rFonts w:ascii="Arial" w:hAnsi="Arial"/>
         </w:rPr>
         <w:t>C ↑</w:t>
@@ -3123,7 +3015,15 @@
           <w:sz w:val="22"/>
           <w:szCs w:val="22"/>
         </w:rPr>
-        <w:t>Ideal para analizar qué SMAQ son importantes</w:t>
+        <w:t xml:space="preserve">Ideal para analizar qué SMAQ son importantes → </w:t>
+      </w:r>
+      <w:r>
+        <w:rPr>
+          <w:rFonts w:ascii="Arial" w:hAnsi="Arial"/>
+          <w:sz w:val="22"/>
+          <w:szCs w:val="22"/>
+        </w:rPr>
+        <w:t xml:space="preserve">aporta interpretabilidad </w:t>
       </w:r>
     </w:p>
     <w:p>
@@ -3264,7 +3164,7 @@
     </w:p>
     <w:p>
       <w:pPr>
-        <w:pStyle w:val="Lneahorizontal"/>
+        <w:pStyle w:val="Lneahorizontaluser"/>
         <w:bidi w:val="0"/>
         <w:spacing w:lineRule="auto" w:line="276" w:before="0" w:after="140"/>
         <w:jc w:val="left"/>
@@ -3301,15 +3201,7 @@
           <w:sz w:val="22"/>
           <w:szCs w:val="22"/>
         </w:rPr>
-        <w:t xml:space="preserve">Decision Tree </w:t>
-      </w:r>
-      <w:r>
-        <w:rPr>
-          <w:rFonts w:ascii="Arial" w:hAnsi="Arial"/>
-          <w:sz w:val="22"/>
-          <w:szCs w:val="22"/>
-        </w:rPr>
-        <w:t>(0,84)</w:t>
+        <w:t>Decision Tree (0,84)</w:t>
       </w:r>
     </w:p>
     <w:p>
@@ -3412,7 +3304,7 @@
     </w:p>
     <w:p>
       <w:pPr>
-        <w:pStyle w:val="Lneahorizontal"/>
+        <w:pStyle w:val="Lneahorizontaluser"/>
         <w:bidi w:val="0"/>
         <w:spacing w:lineRule="auto" w:line="276" w:before="0" w:after="140"/>
         <w:jc w:val="left"/>
@@ -3563,15 +3455,7 @@
           <w:sz w:val="22"/>
           <w:szCs w:val="22"/>
         </w:rPr>
-        <w:t xml:space="preserve">Muy robusto y generaliza mejor. </w:t>
-      </w:r>
-      <w:r>
-        <w:rPr>
-          <w:rFonts w:ascii="Arial" w:hAnsi="Arial"/>
-          <w:sz w:val="22"/>
-          <w:szCs w:val="22"/>
-        </w:rPr>
-        <w:t>Resultados estables</w:t>
+        <w:t>Muy robusto y generaliza mejor. Resultados estables</w:t>
       </w:r>
     </w:p>
     <w:p>
@@ -3599,7 +3483,15 @@
           <w:sz w:val="22"/>
           <w:szCs w:val="22"/>
         </w:rPr>
-        <w:t>Validación cruzada → modelo estables</w:t>
+        <w:t xml:space="preserve">Validación cruzada → modelo estable: </w:t>
+      </w:r>
+      <w:r>
+        <w:rPr>
+          <w:rFonts w:ascii="Arial" w:hAnsi="Arial"/>
+          <w:sz w:val="22"/>
+          <w:szCs w:val="22"/>
+        </w:rPr>
+        <w:t>los resultados no dependen de una división especifica de los datos</w:t>
       </w:r>
     </w:p>
     <w:p>
@@ -3826,7 +3718,7 @@
     </w:p>
     <w:p>
       <w:pPr>
-        <w:pStyle w:val="Lneahorizontal"/>
+        <w:pStyle w:val="Lneahorizontaluser"/>
         <w:bidi w:val="0"/>
         <w:spacing w:lineRule="auto" w:line="276" w:before="0" w:after="140"/>
         <w:jc w:val="left"/>
@@ -3853,17 +3745,29 @@
         <w:jc w:val="left"/>
         <w:rPr>
           <w:rFonts w:ascii="Arial" w:hAnsi="Arial"/>
-          <w:sz w:val="22"/>
-          <w:szCs w:val="22"/>
-        </w:rPr>
-      </w:pPr>
-      <w:r>
-        <w:rPr>
-          <w:rFonts w:ascii="Arial" w:hAnsi="Arial"/>
-          <w:sz w:val="22"/>
-          <w:szCs w:val="22"/>
-        </w:rPr>
-        <w:t>ENSEMBLES</w:t>
+          <w:b w:val="false"/>
+          <w:bCs w:val="false"/>
+          <w:sz w:val="22"/>
+          <w:szCs w:val="22"/>
+        </w:rPr>
+      </w:pPr>
+      <w:r>
+        <w:rPr>
+          <w:rFonts w:ascii="Arial" w:hAnsi="Arial"/>
+          <w:sz w:val="22"/>
+          <w:szCs w:val="22"/>
+        </w:rPr>
+        <w:t xml:space="preserve">ENSEMBLES → </w:t>
+      </w:r>
+      <w:r>
+        <w:rPr>
+          <w:rFonts w:ascii="Arial" w:hAnsi="Arial"/>
+          <w:b w:val="false"/>
+          <w:bCs w:val="false"/>
+          <w:sz w:val="22"/>
+          <w:szCs w:val="22"/>
+        </w:rPr>
+        <w:t>más difíciles de interpretar, mayor coste computacional, overfit si no se controlan</w:t>
       </w:r>
     </w:p>
     <w:p>
@@ -4004,7 +3908,7 @@
     </w:p>
     <w:p>
       <w:pPr>
-        <w:pStyle w:val="Lneahorizontal"/>
+        <w:pStyle w:val="Lneahorizontaluser"/>
         <w:bidi w:val="0"/>
         <w:spacing w:lineRule="auto" w:line="276" w:before="0" w:after="140"/>
         <w:jc w:val="left"/>
@@ -4273,7 +4177,7 @@
     </w:p>
     <w:p>
       <w:pPr>
-        <w:pStyle w:val="Lneahorizontal"/>
+        <w:pStyle w:val="Lneahorizontaluser"/>
         <w:numPr>
           <w:ilvl w:val="0"/>
           <w:numId w:val="0"/>
@@ -4376,7 +4280,7 @@
     </w:p>
     <w:p>
       <w:pPr>
-        <w:pStyle w:val="Lneahorizontal"/>
+        <w:pStyle w:val="Lneahorizontaluser"/>
         <w:bidi w:val="0"/>
         <w:spacing w:lineRule="auto" w:line="276" w:before="0" w:after="140"/>
         <w:ind w:hanging="0" w:left="0"/>
@@ -4517,7 +4421,7 @@
     </w:p>
     <w:p>
       <w:pPr>
-        <w:pStyle w:val="Lneahorizontal"/>
+        <w:pStyle w:val="Lneahorizontaluser"/>
         <w:bidi w:val="0"/>
         <w:spacing w:lineRule="auto" w:line="276" w:before="0" w:after="140"/>
         <w:jc w:val="left"/>
@@ -4583,7 +4487,7 @@
     </w:p>
     <w:p>
       <w:pPr>
-        <w:pStyle w:val="Lneahorizontal"/>
+        <w:pStyle w:val="Lneahorizontaluser"/>
         <w:bidi w:val="0"/>
         <w:spacing w:lineRule="auto" w:line="276" w:before="0" w:after="140"/>
         <w:jc w:val="left"/>
@@ -4737,6 +4641,57 @@
     <w:p>
       <w:pPr>
         <w:pStyle w:val="BodyText"/>
+        <w:numPr>
+          <w:ilvl w:val="0"/>
+          <w:numId w:val="5"/>
+        </w:numPr>
+        <w:tabs>
+          <w:tab w:val="clear" w:pos="709"/>
+          <w:tab w:val="left" w:pos="0" w:leader="none"/>
+        </w:tabs>
+        <w:spacing w:before="0" w:after="0"/>
+        <w:ind w:hanging="283" w:left="709"/>
+        <w:rPr>
+          <w:rFonts w:ascii="Arial" w:hAnsi="Arial"/>
+          <w:sz w:val="22"/>
+          <w:szCs w:val="22"/>
+        </w:rPr>
+      </w:pPr>
+      <w:r>
+        <w:rPr>
+          <w:rFonts w:ascii="Arial" w:hAnsi="Arial"/>
+          <w:sz w:val="22"/>
+          <w:szCs w:val="22"/>
+        </w:rPr>
+        <w:t xml:space="preserve">presencia de relaciones complejas entre variables, </w:t>
+      </w:r>
+    </w:p>
+    <w:p>
+      <w:pPr>
+        <w:pStyle w:val="BodyText"/>
+        <w:numPr>
+          <w:ilvl w:val="0"/>
+          <w:numId w:val="5"/>
+        </w:numPr>
+        <w:tabs>
+          <w:tab w:val="clear" w:pos="709"/>
+          <w:tab w:val="left" w:pos="0" w:leader="none"/>
+        </w:tabs>
+        <w:ind w:hanging="283" w:left="709"/>
+        <w:rPr>
+          <w:rFonts w:ascii="Arial" w:hAnsi="Arial"/>
+          <w:sz w:val="22"/>
+          <w:szCs w:val="22"/>
+        </w:rPr>
+      </w:pPr>
+      <w:r>
+        <w:rPr/>
+        <w:t>dificultad de representar correctamente las distancias en datasets multidimensionales.</w:t>
+      </w:r>
+    </w:p>
+    <w:p>
+      <w:pPr>
+        <w:pStyle w:val="BodyText"/>
         <w:bidi w:val="0"/>
         <w:jc w:val="left"/>
         <w:rPr>
@@ -4873,7 +4828,7 @@
     </w:p>
     <w:p>
       <w:pPr>
-        <w:pStyle w:val="Lneahorizontal"/>
+        <w:pStyle w:val="Lneahorizontaluser"/>
         <w:bidi w:val="0"/>
         <w:spacing w:lineRule="auto" w:line="276" w:before="0" w:after="140"/>
         <w:jc w:val="left"/>
@@ -5145,7 +5100,7 @@
     </w:p>
     <w:p>
       <w:pPr>
-        <w:pStyle w:val="Lneahorizontal"/>
+        <w:pStyle w:val="Lneahorizontaluser"/>
         <w:bidi w:val="0"/>
         <w:spacing w:lineRule="auto" w:line="276" w:before="0" w:after="140"/>
         <w:jc w:val="left"/>
@@ -5873,7 +5828,7 @@
       </w:r>
       <w:r>
         <w:rPr>
-          <w:rStyle w:val="Textooriginal"/>
+          <w:rStyle w:val="Textooriginaluser"/>
           <w:rFonts w:ascii="Arial" w:hAnsi="Arial"/>
           <w:sz w:val="22"/>
           <w:szCs w:val="22"/>
@@ -6131,7 +6086,7 @@
       </w:r>
       <w:r>
         <w:rPr>
-          <w:rStyle w:val="Textooriginal"/>
+          <w:rStyle w:val="Textooriginaluser"/>
           <w:rFonts w:ascii="Arial" w:hAnsi="Arial"/>
           <w:sz w:val="22"/>
           <w:szCs w:val="22"/>
@@ -6267,7 +6222,7 @@
     </w:p>
     <w:p>
       <w:pPr>
-        <w:pStyle w:val="Lneahorizontal"/>
+        <w:pStyle w:val="Lneahorizontaluser"/>
         <w:bidi w:val="0"/>
         <w:spacing w:lineRule="auto" w:line="276" w:before="0" w:after="140"/>
         <w:jc w:val="left"/>
@@ -6430,7 +6385,7 @@
     </w:p>
     <w:p>
       <w:pPr>
-        <w:pStyle w:val="Lneahorizontal"/>
+        <w:pStyle w:val="Lneahorizontaluser"/>
         <w:bidi w:val="0"/>
         <w:spacing w:lineRule="auto" w:line="276" w:before="0" w:after="140"/>
         <w:jc w:val="left"/>
@@ -9965,7 +9920,7 @@
   </w:style>
   <w:style w:type="paragraph" w:styleId="Heading1">
     <w:name w:val="heading 1"/>
-    <w:basedOn w:val="Ttulouser"/>
+    <w:basedOn w:val="Ttulo"/>
     <w:next w:val="BodyText"/>
     <w:qFormat/>
     <w:pPr>
@@ -9986,7 +9941,7 @@
   </w:style>
   <w:style w:type="paragraph" w:styleId="Heading2">
     <w:name w:val="heading 2"/>
-    <w:basedOn w:val="Ttulouser"/>
+    <w:basedOn w:val="Ttulo"/>
     <w:next w:val="BodyText"/>
     <w:qFormat/>
     <w:pPr>
@@ -10007,7 +9962,7 @@
   </w:style>
   <w:style w:type="paragraph" w:styleId="Heading3">
     <w:name w:val="heading 3"/>
-    <w:basedOn w:val="Ttulouser"/>
+    <w:basedOn w:val="Ttulo"/>
     <w:next w:val="BodyText"/>
     <w:qFormat/>
     <w:pPr>
@@ -10034,6 +9989,13 @@
       <w:bCs/>
     </w:rPr>
   </w:style>
+  <w:style w:type="character" w:styleId="Textooriginaluser">
+    <w:name w:val="Texto original (user)"/>
+    <w:qFormat/>
+    <w:rPr>
+      <w:rFonts w:ascii="Liberation Mono" w:hAnsi="Liberation Mono" w:eastAsia="NSimSun" w:cs="Liberation Mono"/>
+    </w:rPr>
+  </w:style>
   <w:style w:type="character" w:styleId="Textooriginal">
     <w:name w:val="Texto original"/>
     <w:qFormat/>
@@ -10041,15 +10003,8 @@
       <w:rFonts w:ascii="Liberation Mono" w:hAnsi="Liberation Mono" w:eastAsia="NSimSun" w:cs="Liberation Mono"/>
     </w:rPr>
   </w:style>
-  <w:style w:type="character" w:styleId="Textooriginaluser">
-    <w:name w:val="Texto original (user)"/>
-    <w:qFormat/>
-    <w:rPr>
-      <w:rFonts w:ascii="Liberation Mono" w:hAnsi="Liberation Mono" w:eastAsia="NSimSun" w:cs="Liberation Mono"/>
-    </w:rPr>
-  </w:style>
-  <w:style w:type="character" w:styleId="Bolos">
-    <w:name w:val="Bolos"/>
+  <w:style w:type="character" w:styleId="Bolosuser">
+    <w:name w:val="Bolos (user)"/>
     <w:qFormat/>
     <w:rPr>
       <w:rFonts w:ascii="OpenSymbol" w:hAnsi="OpenSymbol" w:eastAsia="OpenSymbol" w:cs="OpenSymbol"/>
@@ -10139,8 +10094,8 @@
       <w:rFonts w:cs="Lucida Sans"/>
     </w:rPr>
   </w:style>
-  <w:style w:type="paragraph" w:styleId="Lneahorizontal">
-    <w:name w:val="Línea horizontal"/>
+  <w:style w:type="paragraph" w:styleId="Lneahorizontaluser">
+    <w:name w:val="Línea horizontal (user)"/>
     <w:basedOn w:val="Normal"/>
     <w:next w:val="BodyText"/>
     <w:qFormat/>
@@ -10154,6 +10109,29 @@
     <w:rPr>
       <w:sz w:val="12"/>
       <w:szCs w:val="12"/>
+    </w:rPr>
+  </w:style>
+  <w:style w:type="paragraph" w:styleId="Contenidodelatablauser">
+    <w:name w:val="Contenido de la tabla (user)"/>
+    <w:basedOn w:val="Normal"/>
+    <w:qFormat/>
+    <w:pPr>
+      <w:widowControl w:val="false"/>
+      <w:suppressLineNumbers/>
+    </w:pPr>
+    <w:rPr/>
+  </w:style>
+  <w:style w:type="paragraph" w:styleId="Ttulodelatablauser">
+    <w:name w:val="Título de la tabla (user)"/>
+    <w:basedOn w:val="Contenidodelatablauser"/>
+    <w:qFormat/>
+    <w:pPr>
+      <w:suppressLineNumbers/>
+      <w:jc w:val="center"/>
+    </w:pPr>
+    <w:rPr>
+      <w:b/>
+      <w:bCs/>
     </w:rPr>
   </w:style>
   <w:style w:type="paragraph" w:styleId="Contenidodelatabla">
@@ -10179,31 +10157,8 @@
       <w:bCs/>
     </w:rPr>
   </w:style>
-  <w:style w:type="paragraph" w:styleId="Contenidodelatablauser">
-    <w:name w:val="Contenido de la tabla (user)"/>
-    <w:basedOn w:val="Normal"/>
-    <w:qFormat/>
-    <w:pPr>
-      <w:widowControl w:val="false"/>
-      <w:suppressLineNumbers/>
-    </w:pPr>
-    <w:rPr/>
-  </w:style>
-  <w:style w:type="paragraph" w:styleId="Ttulodelatablauser">
-    <w:name w:val="Título de la tabla (user)"/>
-    <w:basedOn w:val="Contenidodelatablauser"/>
-    <w:qFormat/>
-    <w:pPr>
-      <w:suppressLineNumbers/>
-      <w:jc w:val="center"/>
-    </w:pPr>
-    <w:rPr>
-      <w:b/>
-      <w:bCs/>
-    </w:rPr>
-  </w:style>
-  <w:style w:type="paragraph" w:styleId="Citaenbloque">
-    <w:name w:val="Cita en bloque"/>
+  <w:style w:type="paragraph" w:styleId="Citaenbloqueuser">
+    <w:name w:val="Cita en bloque (user)"/>
     <w:basedOn w:val="Normal"/>
     <w:qFormat/>
     <w:pPr>
